--- a/bases/Wim_Fo/projects/IMDEV-9529 Отправку поручений/Документация/IMDEV-9529 Постановка и план исследования отправки.docx
+++ b/bases/Wim_Fo/projects/IMDEV-9529 Отправку поручений/Документация/IMDEV-9529 Постановка и план исследования отправки.docx
@@ -539,7 +539,7 @@
                 <w:sz w:val="19"/>
                 <w:szCs w:val="19"/>
               </w:rPr>
-              <w:t xml:space="preserve">1, 05.10.2026</w:t>
+              <w:t xml:space="preserve">2, 12.10.2026: собрано и проверено тестовое расширение (раздел 5)</w:t>
             </w:r>
           </w:p>
         </w:tc>
@@ -5675,8 +5675,340 @@
         <w:pStyle w:val="Heading2"/>
       </w:pPr>
       <w:r>
-        <w:t xml:space="preserve">5.2. Принцип</w:t>
-      </w:r>
+        <w:t xml:space="preserve">5.2. Принцип и состав</w:t>
+      </w:r>
+    </w:p>
+    <w:tbl>
+      <w:tblPr>
+        <w:tblW w:type="dxa" w:w="9638"/>
+        <w:tblBorders>
+          <w:top w:val="single" w:color="auto" w:sz="4"/>
+          <w:left w:val="single" w:color="auto" w:sz="4"/>
+          <w:bottom w:val="single" w:color="auto" w:sz="4"/>
+          <w:right w:val="single" w:color="auto" w:sz="4"/>
+          <w:insideH w:val="single" w:color="auto" w:sz="4"/>
+          <w:insideV w:val="single" w:color="auto" w:sz="4"/>
+        </w:tblBorders>
+        <w:tblLayout w:type="fixed"/>
+      </w:tblPr>
+      <w:tblGrid>
+        <w:gridCol w:w="2600"/>
+        <w:gridCol w:w="7038"/>
+      </w:tblGrid>
+      <w:tr>
+        <w:trPr>
+          <w:tblHeader/>
+        </w:trPr>
+        <w:tc>
+          <w:tcPr>
+            <w:tcW w:type="dxa" w:w="2600"/>
+            <w:tcBorders>
+              <w:top w:val="single" w:color="BFC5CC" w:sz="4"/>
+              <w:left w:val="single" w:color="BFC5CC" w:sz="4"/>
+              <w:bottom w:val="single" w:color="BFC5CC" w:sz="4"/>
+              <w:right w:val="single" w:color="BFC5CC" w:sz="4"/>
+            </w:tcBorders>
+            <w:shd w:fill="DCE6F0" w:color="auto" w:val="clear"/>
+            <w:tcMar>
+              <w:top w:type="dxa" w:w="60"/>
+              <w:left w:type="dxa" w:w="100"/>
+              <w:bottom w:type="dxa" w:w="60"/>
+              <w:right w:type="dxa" w:w="100"/>
+            </w:tcMar>
+          </w:tcPr>
+          <w:p>
+            <w:pPr>
+              <w:jc w:val="left"/>
+            </w:pPr>
+            <w:r>
+              <w:rPr>
+                <w:b/>
+                <w:bCs/>
+                <w:sz w:val="19"/>
+                <w:szCs w:val="19"/>
+              </w:rPr>
+              <w:t xml:space="preserve">Параметр</w:t>
+            </w:r>
+          </w:p>
+        </w:tc>
+        <w:tc>
+          <w:tcPr>
+            <w:tcW w:type="dxa" w:w="7038"/>
+            <w:tcBorders>
+              <w:top w:val="single" w:color="BFC5CC" w:sz="4"/>
+              <w:left w:val="single" w:color="BFC5CC" w:sz="4"/>
+              <w:bottom w:val="single" w:color="BFC5CC" w:sz="4"/>
+              <w:right w:val="single" w:color="BFC5CC" w:sz="4"/>
+            </w:tcBorders>
+            <w:shd w:fill="DCE6F0" w:color="auto" w:val="clear"/>
+            <w:tcMar>
+              <w:top w:type="dxa" w:w="60"/>
+              <w:left w:type="dxa" w:w="100"/>
+              <w:bottom w:type="dxa" w:w="60"/>
+              <w:right w:type="dxa" w:w="100"/>
+            </w:tcMar>
+          </w:tcPr>
+          <w:p>
+            <w:pPr>
+              <w:jc w:val="left"/>
+            </w:pPr>
+            <w:r>
+              <w:rPr>
+                <w:b/>
+                <w:bCs/>
+                <w:sz w:val="19"/>
+                <w:szCs w:val="19"/>
+              </w:rPr>
+              <w:t xml:space="preserve">Значение</w:t>
+            </w:r>
+          </w:p>
+        </w:tc>
+      </w:tr>
+      <w:tr>
+        <w:tc>
+          <w:tcPr>
+            <w:tcW w:type="dxa" w:w="2600"/>
+            <w:tcBorders>
+              <w:top w:val="single" w:color="BFC5CC" w:sz="4"/>
+              <w:left w:val="single" w:color="BFC5CC" w:sz="4"/>
+              <w:bottom w:val="single" w:color="BFC5CC" w:sz="4"/>
+              <w:right w:val="single" w:color="BFC5CC" w:sz="4"/>
+            </w:tcBorders>
+            <w:tcMar>
+              <w:top w:type="dxa" w:w="60"/>
+              <w:left w:type="dxa" w:w="100"/>
+              <w:bottom w:type="dxa" w:w="60"/>
+              <w:right w:type="dxa" w:w="100"/>
+            </w:tcMar>
+          </w:tcPr>
+          <w:p>
+            <w:pPr>
+              <w:jc w:val="left"/>
+            </w:pPr>
+            <w:r>
+              <w:rPr>
+                <w:sz w:val="19"/>
+                <w:szCs w:val="19"/>
+              </w:rPr>
+              <w:t xml:space="preserve">Расширение</w:t>
+            </w:r>
+          </w:p>
+        </w:tc>
+        <w:tc>
+          <w:tcPr>
+            <w:tcW w:type="dxa" w:w="7038"/>
+            <w:tcBorders>
+              <w:top w:val="single" w:color="BFC5CC" w:sz="4"/>
+              <w:left w:val="single" w:color="BFC5CC" w:sz="4"/>
+              <w:bottom w:val="single" w:color="BFC5CC" w:sz="4"/>
+              <w:right w:val="single" w:color="BFC5CC" w:sz="4"/>
+            </w:tcBorders>
+            <w:tcMar>
+              <w:top w:type="dxa" w:w="60"/>
+              <w:left w:type="dxa" w:w="100"/>
+              <w:bottom w:type="dxa" w:w="60"/>
+              <w:right w:type="dxa" w:w="100"/>
+            </w:tcMar>
+          </w:tcPr>
+          <w:p>
+            <w:pPr>
+              <w:jc w:val="left"/>
+            </w:pPr>
+            <w:r>
+              <w:rPr>
+                <w:sz w:val="19"/>
+                <w:szCs w:val="19"/>
+              </w:rPr>
+              <w:t xml:space="preserve">FO_SendFixStub, версия 1.0.0.1, назначение "Адаптация", префикс FO_SendFixStub_</w:t>
+            </w:r>
+          </w:p>
+        </w:tc>
+      </w:tr>
+      <w:tr>
+        <w:tc>
+          <w:tcPr>
+            <w:tcW w:type="dxa" w:w="2600"/>
+            <w:tcBorders>
+              <w:top w:val="single" w:color="BFC5CC" w:sz="4"/>
+              <w:left w:val="single" w:color="BFC5CC" w:sz="4"/>
+              <w:bottom w:val="single" w:color="BFC5CC" w:sz="4"/>
+              <w:right w:val="single" w:color="BFC5CC" w:sz="4"/>
+            </w:tcBorders>
+            <w:tcMar>
+              <w:top w:type="dxa" w:w="60"/>
+              <w:left w:type="dxa" w:w="100"/>
+              <w:bottom w:type="dxa" w:w="60"/>
+              <w:right w:type="dxa" w:w="100"/>
+            </w:tcMar>
+          </w:tcPr>
+          <w:p>
+            <w:pPr>
+              <w:jc w:val="left"/>
+            </w:pPr>
+            <w:r>
+              <w:rPr>
+                <w:sz w:val="19"/>
+                <w:szCs w:val="19"/>
+              </w:rPr>
+              <w:t xml:space="preserve">Собрано на</w:t>
+            </w:r>
+          </w:p>
+        </w:tc>
+        <w:tc>
+          <w:tcPr>
+            <w:tcW w:type="dxa" w:w="7038"/>
+            <w:tcBorders>
+              <w:top w:val="single" w:color="BFC5CC" w:sz="4"/>
+              <w:left w:val="single" w:color="BFC5CC" w:sz="4"/>
+              <w:bottom w:val="single" w:color="BFC5CC" w:sz="4"/>
+              <w:right w:val="single" w:color="BFC5CC" w:sz="4"/>
+            </w:tcBorders>
+            <w:tcMar>
+              <w:top w:type="dxa" w:w="60"/>
+              <w:left w:type="dxa" w:w="100"/>
+              <w:bottom w:type="dxa" w:w="60"/>
+              <w:right w:type="dxa" w:w="100"/>
+            </w:tcMar>
+          </w:tcPr>
+          <w:p>
+            <w:pPr>
+              <w:jc w:val="left"/>
+            </w:pPr>
+            <w:r>
+              <w:rPr>
+                <w:sz w:val="19"/>
+                <w:szCs w:val="19"/>
+              </w:rPr>
+              <w:t xml:space="preserve">конфигурации Аванкор: Фронт-офис 1.4.9.5 (та же версия, что на PROD с 21.09.2026)</w:t>
+            </w:r>
+          </w:p>
+        </w:tc>
+      </w:tr>
+      <w:tr>
+        <w:tc>
+          <w:tcPr>
+            <w:tcW w:type="dxa" w:w="2600"/>
+            <w:tcBorders>
+              <w:top w:val="single" w:color="BFC5CC" w:sz="4"/>
+              <w:left w:val="single" w:color="BFC5CC" w:sz="4"/>
+              <w:bottom w:val="single" w:color="BFC5CC" w:sz="4"/>
+              <w:right w:val="single" w:color="BFC5CC" w:sz="4"/>
+            </w:tcBorders>
+            <w:tcMar>
+              <w:top w:type="dxa" w:w="60"/>
+              <w:left w:type="dxa" w:w="100"/>
+              <w:bottom w:type="dxa" w:w="60"/>
+              <w:right w:type="dxa" w:w="100"/>
+            </w:tcMar>
+          </w:tcPr>
+          <w:p>
+            <w:pPr>
+              <w:jc w:val="left"/>
+            </w:pPr>
+            <w:r>
+              <w:rPr>
+                <w:sz w:val="19"/>
+                <w:szCs w:val="19"/>
+              </w:rPr>
+              <w:t xml:space="preserve">Установка</w:t>
+            </w:r>
+          </w:p>
+        </w:tc>
+        <w:tc>
+          <w:tcPr>
+            <w:tcW w:type="dxa" w:w="7038"/>
+            <w:tcBorders>
+              <w:top w:val="single" w:color="BFC5CC" w:sz="4"/>
+              <w:left w:val="single" w:color="BFC5CC" w:sz="4"/>
+              <w:bottom w:val="single" w:color="BFC5CC" w:sz="4"/>
+              <w:right w:val="single" w:color="BFC5CC" w:sz="4"/>
+            </w:tcBorders>
+            <w:tcMar>
+              <w:top w:type="dxa" w:w="60"/>
+              <w:left w:type="dxa" w:w="100"/>
+              <w:bottom w:type="dxa" w:w="60"/>
+              <w:right w:type="dxa" w:w="100"/>
+            </w:tcMar>
+          </w:tcPr>
+          <w:p>
+            <w:pPr>
+              <w:jc w:val="left"/>
+            </w:pPr>
+            <w:r>
+              <w:rPr>
+                <w:sz w:val="19"/>
+                <w:szCs w:val="19"/>
+              </w:rPr>
+              <w:t xml:space="preserve">только тестовые базы; без безопасного режима (в безопасном режиме запись файлов недоступна)</w:t>
+            </w:r>
+          </w:p>
+        </w:tc>
+      </w:tr>
+      <w:tr>
+        <w:tc>
+          <w:tcPr>
+            <w:tcW w:type="dxa" w:w="2600"/>
+            <w:tcBorders>
+              <w:top w:val="single" w:color="BFC5CC" w:sz="4"/>
+              <w:left w:val="single" w:color="BFC5CC" w:sz="4"/>
+              <w:bottom w:val="single" w:color="BFC5CC" w:sz="4"/>
+              <w:right w:val="single" w:color="BFC5CC" w:sz="4"/>
+            </w:tcBorders>
+            <w:tcMar>
+              <w:top w:type="dxa" w:w="60"/>
+              <w:left w:type="dxa" w:w="100"/>
+              <w:bottom w:type="dxa" w:w="60"/>
+              <w:right w:type="dxa" w:w="100"/>
+            </w:tcMar>
+          </w:tcPr>
+          <w:p>
+            <w:pPr>
+              <w:jc w:val="left"/>
+            </w:pPr>
+            <w:r>
+              <w:rPr>
+                <w:sz w:val="19"/>
+                <w:szCs w:val="19"/>
+              </w:rPr>
+              <w:t xml:space="preserve">Заимствованные объекты</w:t>
+            </w:r>
+          </w:p>
+        </w:tc>
+        <w:tc>
+          <w:tcPr>
+            <w:tcW w:type="dxa" w:w="7038"/>
+            <w:tcBorders>
+              <w:top w:val="single" w:color="BFC5CC" w:sz="4"/>
+              <w:left w:val="single" w:color="BFC5CC" w:sz="4"/>
+              <w:bottom w:val="single" w:color="BFC5CC" w:sz="4"/>
+              <w:right w:val="single" w:color="BFC5CC" w:sz="4"/>
+            </w:tcBorders>
+            <w:tcMar>
+              <w:top w:type="dxa" w:w="60"/>
+              <w:left w:type="dxa" w:w="100"/>
+              <w:bottom w:type="dxa" w:w="60"/>
+              <w:right w:type="dxa" w:w="100"/>
+            </w:tcMar>
+          </w:tcPr>
+          <w:p>
+            <w:pPr>
+              <w:jc w:val="left"/>
+            </w:pPr>
+            <w:r>
+              <w:rPr>
+                <w:sz w:val="19"/>
+                <w:szCs w:val="19"/>
+              </w:rPr>
+              <w:t xml:space="preserve">ОбщийМодуль.​Адаптеры, Обработка.​АдаптерFIX (модуль менеджера). Новых объектов метаданных нет</w:t>
+            </w:r>
+          </w:p>
+        </w:tc>
+      </w:tr>
+    </w:tbl>
+    <w:p>
+      <w:pPr>
+        <w:spacing w:after="80"/>
+      </w:pPr>
     </w:p>
     <w:p>
       <w:pPr>
@@ -5688,18 +6020,7 @@
         <w:spacing w:after="60"/>
       </w:pPr>
       <w:r>
-        <w:t xml:space="preserve">Новое расширение только для тестирования, рабочее имя </w:t>
-      </w:r>
-      <w:r>
-        <w:rPr>
-          <w:rFonts w:ascii="Consolas" w:cs="Consolas" w:eastAsia="Consolas" w:hAnsi="Consolas"/>
-          <w:sz w:val="19"/>
-          <w:szCs w:val="19"/>
-        </w:rPr>
-        <w:t xml:space="preserve">FO_SendFixStub</w:t>
-      </w:r>
-      <w:r>
-        <w:t xml:space="preserve">. В PROD не устанавливается.</w:t>
+        <w:t xml:space="preserve">Весь код отправки выполняется без изменений: распорядитель, фоновое задание, сборка пакета FIX, запись статусов, событий и счетчика номеров.</w:t>
       </w:r>
     </w:p>
     <w:p>
@@ -5712,7 +6033,95 @@
         <w:spacing w:after="60"/>
       </w:pPr>
       <w:r>
-        <w:t xml:space="preserve">Весь код отправки выполняется без изменений: распорядитель, фоновое задание, сборка пакета FIX, запись статусов, событий и счетчика номеров.</w:t>
+        <w:t xml:space="preserve">Заменяется только сетевой уровень адаптера FIX. Команды отправки (</w:t>
+      </w:r>
+      <w:r>
+        <w:rPr>
+          <w:rFonts w:ascii="Consolas" w:cs="Consolas" w:eastAsia="Consolas" w:hAnsi="Consolas"/>
+          <w:sz w:val="19"/>
+          <w:szCs w:val="19"/>
+        </w:rPr>
+        <w:t xml:space="preserve">/send</w:t>
+      </w:r>
+      <w:r>
+        <w:t xml:space="preserve">, </w:t>
+      </w:r>
+      <w:r>
+        <w:rPr>
+          <w:rFonts w:ascii="Consolas" w:cs="Consolas" w:eastAsia="Consolas" w:hAnsi="Consolas"/>
+          <w:sz w:val="19"/>
+          <w:szCs w:val="19"/>
+        </w:rPr>
+        <w:t xml:space="preserve">send?params=</w:t>
+      </w:r>
+      <w:r>
+        <w:t xml:space="preserve">) вместо HTTP-запроса записывают тело запроса в JSON-файл во временный каталог сервера и возвращают успешный ответ. Остальные команды шлюза (</w:t>
+      </w:r>
+      <w:r>
+        <w:rPr>
+          <w:rFonts w:ascii="Consolas" w:cs="Consolas" w:eastAsia="Consolas" w:hAnsi="Consolas"/>
+          <w:sz w:val="19"/>
+          <w:szCs w:val="19"/>
+        </w:rPr>
+        <w:t xml:space="preserve">connect</w:t>
+      </w:r>
+      <w:r>
+        <w:t xml:space="preserve">, </w:t>
+      </w:r>
+      <w:r>
+        <w:rPr>
+          <w:rFonts w:ascii="Consolas" w:cs="Consolas" w:eastAsia="Consolas" w:hAnsi="Consolas"/>
+          <w:sz w:val="19"/>
+          <w:szCs w:val="19"/>
+        </w:rPr>
+        <w:t xml:space="preserve">disconnect</w:t>
+      </w:r>
+      <w:r>
+        <w:t xml:space="preserve">, </w:t>
+      </w:r>
+      <w:r>
+        <w:rPr>
+          <w:rFonts w:ascii="Consolas" w:cs="Consolas" w:eastAsia="Consolas" w:hAnsi="Consolas"/>
+          <w:sz w:val="19"/>
+          <w:szCs w:val="19"/>
+        </w:rPr>
+        <w:t xml:space="preserve">get</w:t>
+      </w:r>
+      <w:r>
+        <w:t xml:space="preserve">, </w:t>
+      </w:r>
+      <w:r>
+        <w:rPr>
+          <w:rFonts w:ascii="Consolas" w:cs="Consolas" w:eastAsia="Consolas" w:hAnsi="Consolas"/>
+          <w:sz w:val="19"/>
+          <w:szCs w:val="19"/>
+        </w:rPr>
+        <w:t xml:space="preserve">getinfo</w:t>
+      </w:r>
+      <w:r>
+        <w:t xml:space="preserve">, </w:t>
+      </w:r>
+      <w:r>
+        <w:rPr>
+          <w:rFonts w:ascii="Consolas" w:cs="Consolas" w:eastAsia="Consolas" w:hAnsi="Consolas"/>
+          <w:sz w:val="19"/>
+          <w:szCs w:val="19"/>
+        </w:rPr>
+        <w:t xml:space="preserve">getstatus</w:t>
+      </w:r>
+      <w:r>
+        <w:t xml:space="preserve">, </w:t>
+      </w:r>
+      <w:r>
+        <w:rPr>
+          <w:rFonts w:ascii="Consolas" w:cs="Consolas" w:eastAsia="Consolas" w:hAnsi="Consolas"/>
+          <w:sz w:val="19"/>
+          <w:szCs w:val="19"/>
+        </w:rPr>
+        <w:t xml:space="preserve">confirm</w:t>
+      </w:r>
+      <w:r>
+        <w:t xml:space="preserve">) в тестовой базе не выполняются и возвращают отказ.</w:t>
       </w:r>
     </w:p>
     <w:p>
@@ -5725,31 +6134,7 @@
         <w:spacing w:after="60"/>
       </w:pPr>
       <w:r>
-        <w:t xml:space="preserve">Заменяется только сетевой уровень адаптера FIX. Вызов </w:t>
-      </w:r>
-      <w:r>
-        <w:rPr>
-          <w:rFonts w:ascii="Consolas" w:cs="Consolas" w:eastAsia="Consolas" w:hAnsi="Consolas"/>
-          <w:sz w:val="19"/>
-          <w:szCs w:val="19"/>
-        </w:rPr>
-        <w:t xml:space="preserve">/send</w:t>
-      </w:r>
-      <w:r>
-        <w:t xml:space="preserve"> вместо HTTP-запроса записывает тело запроса в JSON-файл во временный каталог сервера и возвращает успешный ответ. Остальные команды шлюза (подключение, получение и подтверждение сообщений) в тестовой базе не выполняются.</w:t>
-      </w:r>
-    </w:p>
-    <w:p>
-      <w:pPr>
-        <w:pStyle w:val="ListParagraph"/>
-        <w:numPr>
-          <w:ilvl w:val="0"/>
-          <w:numId w:val="2"/>
-        </w:numPr>
-        <w:spacing w:after="60"/>
-      </w:pPr>
-      <w:r>
-        <w:t xml:space="preserve">Адаптер FIX считается готовым к работе, хотя соединения с прокси на Т-1 нет.</w:t>
+        <w:t xml:space="preserve">Адаптеры вида FIX считаются готовыми к работе, хотя соединения с прокси на Т-1 нет.</w:t>
       </w:r>
     </w:p>
     <w:p>
@@ -5757,7 +6142,7 @@
         <w:pStyle w:val="Heading2"/>
       </w:pPr>
       <w:r>
-        <w:t xml:space="preserve">5.3. Точки перехвата</w:t>
+        <w:t xml:space="preserve">5.3. Точки перехвата и новые методы</w:t>
       </w:r>
     </w:p>
     <w:tbl>
@@ -5875,7 +6260,7 @@
                 <w:sz w:val="19"/>
                 <w:szCs w:val="19"/>
               </w:rPr>
-              <w:t xml:space="preserve">Перехват</w:t>
+              <w:t xml:space="preserve">Вид</w:t>
             </w:r>
           </w:p>
         </w:tc>
@@ -5907,7 +6292,7 @@
                 <w:sz w:val="19"/>
                 <w:szCs w:val="19"/>
               </w:rPr>
-              <w:t xml:space="preserve">Поведение заглушки</w:t>
+              <w:t xml:space="preserve">Поведение</w:t>
             </w:r>
           </w:p>
         </w:tc>
@@ -5967,7 +6352,7 @@
                 <w:sz w:val="19"/>
                 <w:szCs w:val="19"/>
               </w:rPr>
-              <w:t xml:space="preserve">ОтправитьФизически (не экспортный, все сетевые вызовы адаптера FIX)</w:t>
+              <w:t xml:space="preserve">ОтправитьФизически (все сетевые вызовы адаптера FIX)</w:t>
             </w:r>
           </w:p>
         </w:tc>
@@ -6025,7 +6410,7 @@
                 <w:sz w:val="19"/>
                 <w:szCs w:val="19"/>
               </w:rPr>
-              <w:t xml:space="preserve">Команды send и /send: запись JSON-файла, возврат "{}" без ошибки. Прочие команды (connect, get, confirm, disconnect, status): Доклад.​Отказ = Истина, описание "вызов прокси отключен заглушкой".</w:t>
+              <w:t xml:space="preserve">Команды отправки: запись JSON-файла, возврат "{}" без ошибки. Прочие команды: Доклад.​Отказ = Истина, описание "вызов прокси отключен заглушкой". Вне тестовых баз - ПродолжитьВызов.</w:t>
             </w:r>
           </w:p>
         </w:tc>
@@ -6085,7 +6470,7 @@
                 <w:sz w:val="19"/>
                 <w:szCs w:val="19"/>
               </w:rPr>
-              <w:t xml:space="preserve">АдаптерыПорученийГотовыеКРаботе (экспортный)</w:t>
+              <w:t xml:space="preserve">АдаптерыПорученийГотовыеКРаботе</w:t>
             </w:r>
           </w:p>
         </w:tc>
@@ -6143,7 +6528,7 @@
                 <w:sz w:val="19"/>
                 <w:szCs w:val="19"/>
               </w:rPr>
-              <w:t xml:space="preserve">К результату типового метода добавляются идентификаторы из регистра ИспользуемыеАдаптеры для адаптеров вида FIX.</w:t>
+              <w:t xml:space="preserve">К результату типового метода добавляются идентификаторы адаптеров вида FIX из регистра ИспользуемыеАдаптеры.</w:t>
             </w:r>
           </w:p>
         </w:tc>
@@ -6174,7 +6559,7 @@
                 <w:sz w:val="19"/>
                 <w:szCs w:val="19"/>
               </w:rPr>
-              <w:t xml:space="preserve">ОбщийМодуль.​ЗаглушкаОтправкиFIX (новый, сервер)</w:t>
+              <w:t xml:space="preserve">ОбщийМодуль.​Адаптеры</w:t>
             </w:r>
           </w:p>
         </w:tc>
@@ -6203,7 +6588,7 @@
                 <w:sz w:val="19"/>
                 <w:szCs w:val="19"/>
               </w:rPr>
-              <w:t xml:space="preserve">ЗаглушкаВключена, ЗаписатьВызовПрокси</w:t>
+              <w:t xml:space="preserve">ЗаглушкаОтправкиFIXВключена (новый, экспортный)</w:t>
             </w:r>
           </w:p>
         </w:tc>
@@ -6261,7 +6646,243 @@
                 <w:sz w:val="19"/>
                 <w:szCs w:val="19"/>
               </w:rPr>
-              <w:t xml:space="preserve">Проверка, что база в списке тестовых; запись JSON-файла.</w:t>
+              <w:t xml:space="preserve">Истина, если база есть в списке тестовых (параметр Ref строки соединения).</w:t>
+            </w:r>
+          </w:p>
+        </w:tc>
+      </w:tr>
+      <w:tr>
+        <w:tc>
+          <w:tcPr>
+            <w:tcW w:type="dxa" w:w="2200"/>
+            <w:tcBorders>
+              <w:top w:val="single" w:color="BFC5CC" w:sz="4"/>
+              <w:left w:val="single" w:color="BFC5CC" w:sz="4"/>
+              <w:bottom w:val="single" w:color="BFC5CC" w:sz="4"/>
+              <w:right w:val="single" w:color="BFC5CC" w:sz="4"/>
+            </w:tcBorders>
+            <w:tcMar>
+              <w:top w:type="dxa" w:w="60"/>
+              <w:left w:type="dxa" w:w="100"/>
+              <w:bottom w:type="dxa" w:w="60"/>
+              <w:right w:type="dxa" w:w="100"/>
+            </w:tcMar>
+          </w:tcPr>
+          <w:p>
+            <w:pPr>
+              <w:jc w:val="left"/>
+            </w:pPr>
+            <w:r>
+              <w:rPr>
+                <w:sz w:val="19"/>
+                <w:szCs w:val="19"/>
+              </w:rPr>
+              <w:t xml:space="preserve">ОбщийМодуль.​Адаптеры</w:t>
+            </w:r>
+          </w:p>
+        </w:tc>
+        <w:tc>
+          <w:tcPr>
+            <w:tcW w:type="dxa" w:w="2350"/>
+            <w:tcBorders>
+              <w:top w:val="single" w:color="BFC5CC" w:sz="4"/>
+              <w:left w:val="single" w:color="BFC5CC" w:sz="4"/>
+              <w:bottom w:val="single" w:color="BFC5CC" w:sz="4"/>
+              <w:right w:val="single" w:color="BFC5CC" w:sz="4"/>
+            </w:tcBorders>
+            <w:tcMar>
+              <w:top w:type="dxa" w:w="60"/>
+              <w:left w:type="dxa" w:w="100"/>
+              <w:bottom w:type="dxa" w:w="60"/>
+              <w:right w:type="dxa" w:w="100"/>
+            </w:tcMar>
+          </w:tcPr>
+          <w:p>
+            <w:pPr>
+              <w:jc w:val="left"/>
+            </w:pPr>
+            <w:r>
+              <w:rPr>
+                <w:sz w:val="19"/>
+                <w:szCs w:val="19"/>
+              </w:rPr>
+              <w:t xml:space="preserve">ЗаписатьВызовПроксиFIX (новый, экспортный)</w:t>
+            </w:r>
+          </w:p>
+        </w:tc>
+        <w:tc>
+          <w:tcPr>
+            <w:tcW w:type="dxa" w:w="1400"/>
+            <w:tcBorders>
+              <w:top w:val="single" w:color="BFC5CC" w:sz="4"/>
+              <w:left w:val="single" w:color="BFC5CC" w:sz="4"/>
+              <w:bottom w:val="single" w:color="BFC5CC" w:sz="4"/>
+              <w:right w:val="single" w:color="BFC5CC" w:sz="4"/>
+            </w:tcBorders>
+            <w:tcMar>
+              <w:top w:type="dxa" w:w="60"/>
+              <w:left w:type="dxa" w:w="100"/>
+              <w:bottom w:type="dxa" w:w="60"/>
+              <w:right w:type="dxa" w:w="100"/>
+            </w:tcMar>
+          </w:tcPr>
+          <w:p>
+            <w:pPr>
+              <w:jc w:val="left"/>
+            </w:pPr>
+            <w:r>
+              <w:rPr>
+                <w:sz w:val="19"/>
+                <w:szCs w:val="19"/>
+              </w:rPr>
+              <w:t xml:space="preserve">-</w:t>
+            </w:r>
+          </w:p>
+        </w:tc>
+        <w:tc>
+          <w:tcPr>
+            <w:tcW w:type="dxa" w:w="3688"/>
+            <w:tcBorders>
+              <w:top w:val="single" w:color="BFC5CC" w:sz="4"/>
+              <w:left w:val="single" w:color="BFC5CC" w:sz="4"/>
+              <w:bottom w:val="single" w:color="BFC5CC" w:sz="4"/>
+              <w:right w:val="single" w:color="BFC5CC" w:sz="4"/>
+            </w:tcBorders>
+            <w:tcMar>
+              <w:top w:type="dxa" w:w="60"/>
+              <w:left w:type="dxa" w:w="100"/>
+              <w:bottom w:type="dxa" w:w="60"/>
+              <w:right w:type="dxa" w:w="100"/>
+            </w:tcMar>
+          </w:tcPr>
+          <w:p>
+            <w:pPr>
+              <w:jc w:val="left"/>
+            </w:pPr>
+            <w:r>
+              <w:rPr>
+                <w:sz w:val="19"/>
+                <w:szCs w:val="19"/>
+              </w:rPr>
+              <w:t xml:space="preserve">Запись JSON-файла и события журнала регистрации IMDEV-9529.ЗаглушкаFIX.</w:t>
+            </w:r>
+          </w:p>
+        </w:tc>
+      </w:tr>
+      <w:tr>
+        <w:tc>
+          <w:tcPr>
+            <w:tcW w:type="dxa" w:w="2200"/>
+            <w:tcBorders>
+              <w:top w:val="single" w:color="BFC5CC" w:sz="4"/>
+              <w:left w:val="single" w:color="BFC5CC" w:sz="4"/>
+              <w:bottom w:val="single" w:color="BFC5CC" w:sz="4"/>
+              <w:right w:val="single" w:color="BFC5CC" w:sz="4"/>
+            </w:tcBorders>
+            <w:tcMar>
+              <w:top w:type="dxa" w:w="60"/>
+              <w:left w:type="dxa" w:w="100"/>
+              <w:bottom w:type="dxa" w:w="60"/>
+              <w:right w:type="dxa" w:w="100"/>
+            </w:tcMar>
+          </w:tcPr>
+          <w:p>
+            <w:pPr>
+              <w:jc w:val="left"/>
+            </w:pPr>
+            <w:r>
+              <w:rPr>
+                <w:sz w:val="19"/>
+                <w:szCs w:val="19"/>
+              </w:rPr>
+              <w:t xml:space="preserve">ОбщийМодуль.​Адаптеры</w:t>
+            </w:r>
+          </w:p>
+        </w:tc>
+        <w:tc>
+          <w:tcPr>
+            <w:tcW w:type="dxa" w:w="2350"/>
+            <w:tcBorders>
+              <w:top w:val="single" w:color="BFC5CC" w:sz="4"/>
+              <w:left w:val="single" w:color="BFC5CC" w:sz="4"/>
+              <w:bottom w:val="single" w:color="BFC5CC" w:sz="4"/>
+              <w:right w:val="single" w:color="BFC5CC" w:sz="4"/>
+            </w:tcBorders>
+            <w:tcMar>
+              <w:top w:type="dxa" w:w="60"/>
+              <w:left w:type="dxa" w:w="100"/>
+              <w:bottom w:type="dxa" w:w="60"/>
+              <w:right w:type="dxa" w:w="100"/>
+            </w:tcMar>
+          </w:tcPr>
+          <w:p>
+            <w:pPr>
+              <w:jc w:val="left"/>
+            </w:pPr>
+            <w:r>
+              <w:rPr>
+                <w:sz w:val="19"/>
+                <w:szCs w:val="19"/>
+              </w:rPr>
+              <w:t xml:space="preserve">РазрешенныеБазыЗаглушкиFIX, ПараметрыЗапросаПроксиFIX (новые, служебные)</w:t>
+            </w:r>
+          </w:p>
+        </w:tc>
+        <w:tc>
+          <w:tcPr>
+            <w:tcW w:type="dxa" w:w="1400"/>
+            <w:tcBorders>
+              <w:top w:val="single" w:color="BFC5CC" w:sz="4"/>
+              <w:left w:val="single" w:color="BFC5CC" w:sz="4"/>
+              <w:bottom w:val="single" w:color="BFC5CC" w:sz="4"/>
+              <w:right w:val="single" w:color="BFC5CC" w:sz="4"/>
+            </w:tcBorders>
+            <w:tcMar>
+              <w:top w:type="dxa" w:w="60"/>
+              <w:left w:type="dxa" w:w="100"/>
+              <w:bottom w:type="dxa" w:w="60"/>
+              <w:right w:type="dxa" w:w="100"/>
+            </w:tcMar>
+          </w:tcPr>
+          <w:p>
+            <w:pPr>
+              <w:jc w:val="left"/>
+            </w:pPr>
+            <w:r>
+              <w:rPr>
+                <w:sz w:val="19"/>
+                <w:szCs w:val="19"/>
+              </w:rPr>
+              <w:t xml:space="preserve">-</w:t>
+            </w:r>
+          </w:p>
+        </w:tc>
+        <w:tc>
+          <w:tcPr>
+            <w:tcW w:type="dxa" w:w="3688"/>
+            <w:tcBorders>
+              <w:top w:val="single" w:color="BFC5CC" w:sz="4"/>
+              <w:left w:val="single" w:color="BFC5CC" w:sz="4"/>
+              <w:bottom w:val="single" w:color="BFC5CC" w:sz="4"/>
+              <w:right w:val="single" w:color="BFC5CC" w:sz="4"/>
+            </w:tcBorders>
+            <w:tcMar>
+              <w:top w:type="dxa" w:w="60"/>
+              <w:left w:type="dxa" w:w="100"/>
+              <w:bottom w:type="dxa" w:w="60"/>
+              <w:right w:type="dxa" w:w="100"/>
+            </w:tcMar>
+          </w:tcPr>
+          <w:p>
+            <w:pPr>
+              <w:jc w:val="left"/>
+            </w:pPr>
+            <w:r>
+              <w:rPr>
+                <w:sz w:val="19"/>
+                <w:szCs w:val="19"/>
+              </w:rPr>
+              <w:t xml:space="preserve">Список тестовых баз; разбор тела запроса к прокси.</w:t>
             </w:r>
           </w:p>
         </w:tc>
@@ -6289,7 +6910,7 @@
         <w:t xml:space="preserve">Защита от запуска в PROD.</w:t>
       </w:r>
       <w:r>
-        <w:t xml:space="preserve"> Заглушка включается, только если строка соединения информационной базы содержит имя из списка тестовых баз (</w:t>
+        <w:t xml:space="preserve"> Заглушка включается, только если строка соединения информационной базы содержит имя из списка тестовых баз: AVC_PP_Retail_FO (Т-1, розничное ДУ), AVC_PP_FO (тестовая копия, обычное ДУ), WIN_FO_server (разработческая база). В любой другой базе все перехваты вызывают типовой код через </w:t>
       </w:r>
       <w:r>
         <w:rPr>
@@ -6297,10 +6918,26 @@
           <w:sz w:val="19"/>
           <w:szCs w:val="19"/>
         </w:rPr>
-        <w:t xml:space="preserve">СтрокаСоединенияИнформационнойБазы</w:t>
-      </w:r>
-      <w:r>
-        <w:t xml:space="preserve">). В любой другой базе все перехваты вызывают типовой код через </w:t>
+        <w:t xml:space="preserve">ПродолжитьВызов</w:t>
+      </w:r>
+      <w:r>
+        <w:t xml:space="preserve"> без изменений. Перед первой отправкой на Т-1 имя базы сверяется со строкой соединения.</w:t>
+      </w:r>
+    </w:p>
+    <w:p>
+      <w:pPr>
+        <w:pStyle w:val="Heading2"/>
+      </w:pPr>
+      <w:r>
+        <w:t xml:space="preserve">5.4. Результат заглушки: файл и журнал</w:t>
+      </w:r>
+    </w:p>
+    <w:p>
+      <w:pPr>
+        <w:spacing w:after="120"/>
+      </w:pPr>
+      <w:r>
+        <w:t xml:space="preserve">Каталог файлов: каталог временных файлов пользователя службы 1С на сервере (</w:t>
       </w:r>
       <w:r>
         <w:rPr>
@@ -6308,26 +6945,10 @@
           <w:sz w:val="19"/>
           <w:szCs w:val="19"/>
         </w:rPr>
-        <w:t xml:space="preserve">ПродолжитьВызов</w:t>
-      </w:r>
-      <w:r>
-        <w:t xml:space="preserve"> без изменений. Без этой проверки расширение, случайно подключенное в PROD, отметило бы поручения отправленными, хотя на биржу они бы не ушли.</w:t>
-      </w:r>
-    </w:p>
-    <w:p>
-      <w:pPr>
-        <w:pStyle w:val="Heading2"/>
-      </w:pPr>
-      <w:r>
-        <w:t xml:space="preserve">5.4. Формат файла</w:t>
-      </w:r>
-    </w:p>
-    <w:p>
-      <w:pPr>
-        <w:spacing w:after="120"/>
-      </w:pPr>
-      <w:r>
-        <w:t xml:space="preserve">Каталог: </w:t>
+        <w:t xml:space="preserve">КаталогВременныхФайлов()</w:t>
+      </w:r>
+      <w:r>
+        <w:t xml:space="preserve">) + </w:t>
       </w:r>
       <w:r>
         <w:rPr>
@@ -6335,10 +6956,10 @@
           <w:sz w:val="19"/>
           <w:szCs w:val="19"/>
         </w:rPr>
-        <w:t xml:space="preserve">КаталогВременныхФайлов()</w:t>
-      </w:r>
-      <w:r>
-        <w:t xml:space="preserve"> рабочего процесса сервера + </w:t>
+        <w:t xml:space="preserve">IMDEV-9529_FIX</w:t>
+      </w:r>
+      <w:r>
+        <w:t xml:space="preserve">, по одному файлу на вызов, имя </w:t>
       </w:r>
       <w:r>
         <w:rPr>
@@ -6346,21 +6967,10 @@
           <w:sz w:val="19"/>
           <w:szCs w:val="19"/>
         </w:rPr>
-        <w:t xml:space="preserve">IMDEV-9529_FIX</w:t>
-      </w:r>
-      <w:r>
-        <w:t xml:space="preserve">, по одному файлу на вызов, имя </w:t>
-      </w:r>
-      <w:r>
-        <w:rPr>
-          <w:rFonts w:ascii="Consolas" w:cs="Consolas" w:eastAsia="Consolas" w:hAnsi="Consolas"/>
-          <w:sz w:val="19"/>
-          <w:szCs w:val="19"/>
-        </w:rPr>
         <w:t xml:space="preserve">ГГГГММДД_ччммсс_&lt;UUID&gt;.json</w:t>
       </w:r>
       <w:r>
-        <w:t xml:space="preserve">. Поля:</w:t>
+        <w:t xml:space="preserve">. Файлы не удаляются: это результат прогона. Поля файла:</w:t>
       </w:r>
     </w:p>
     <w:tbl>
@@ -6812,18 +7422,15 @@
     </w:tbl>
     <w:p>
       <w:pPr>
-        <w:pStyle w:val="Heading2"/>
-      </w:pPr>
-      <w:r>
-        <w:t xml:space="preserve">5.5. Код расширения (набросок)</w:t>
-      </w:r>
+        <w:spacing w:after="80"/>
+      </w:pPr>
     </w:p>
     <w:p>
       <w:pPr>
         <w:spacing w:after="120"/>
       </w:pPr>
       <w:r>
-        <w:t xml:space="preserve">Стиль - по правилам кода расширений проекта: префикс только у методов-перехватчиков, у перехватчика экспортного метода сохраняется </w:t>
+        <w:t xml:space="preserve">На каждый вызов в журнал регистрации пишется событие </w:t>
       </w:r>
       <w:r>
         <w:rPr>
@@ -6831,10 +7438,37 @@
           <w:sz w:val="19"/>
           <w:szCs w:val="19"/>
         </w:rPr>
+        <w:t xml:space="preserve">IMDEV-9529.ЗаглушкаFIX</w:t>
+      </w:r>
+      <w:r>
+        <w:t xml:space="preserve"> (уровень "Информация"): команда, число заявок 35=D, длина тела, время записи файла в мс и путь к файлу. Время записи файла - собственная стоимость заглушки, она вычитается из замера отправки.</w:t>
+      </w:r>
+    </w:p>
+    <w:p>
+      <w:pPr>
+        <w:pStyle w:val="Heading2"/>
+      </w:pPr>
+      <w:r>
+        <w:t xml:space="preserve">5.5. Код расширения</w:t>
+      </w:r>
+    </w:p>
+    <w:p>
+      <w:pPr>
+        <w:spacing w:after="120"/>
+      </w:pPr>
+      <w:r>
+        <w:t xml:space="preserve">Код приведен по исходникам собранного расширения. Стиль - по правилам кода расширений проекта: префикс только у методов-перехватчиков, у перехватчика экспортного метода сохраняется </w:t>
+      </w:r>
+      <w:r>
+        <w:rPr>
+          <w:rFonts w:ascii="Consolas" w:cs="Consolas" w:eastAsia="Consolas" w:hAnsi="Consolas"/>
+          <w:sz w:val="19"/>
+          <w:szCs w:val="19"/>
+        </w:rPr>
         <w:t xml:space="preserve">Экспорт</w:t>
       </w:r>
       <w:r>
-        <w:t xml:space="preserve">, новые методы - в именованной области. Список тестовых баз уточняется перед сборкой.</w:t>
+        <w:t xml:space="preserve">, новые методы - в именованных областях, у каждого метода шапка с описанием контракта.</w:t>
       </w:r>
     </w:p>
     <w:p>
@@ -6846,10 +7480,10 @@
           <w:b/>
           <w:bCs/>
         </w:rPr>
-        <w:t xml:space="preserve">ОбщийМодуль.ЗаглушкаОтправкиFIX</w:t>
-      </w:r>
-      <w:r>
-        <w:t xml:space="preserve"> (Сервер):</w:t>
+        <w:t xml:space="preserve">ОбщийМодуль.Адаптеры</w:t>
+      </w:r>
+      <w:r>
+        <w:t xml:space="preserve"> (заимствованный):</w:t>
       </w:r>
     </w:p>
     <w:p>
@@ -6894,22 +7528,172 @@
           <w:sz w:val="17"/>
           <w:szCs w:val="17"/>
         </w:rPr>
-        <w:t xml:space="preserve">// Заглушка работает только в тестовых базах из списка РазрешенныеБазы.</w:t>
-      </w:r>
-    </w:p>
-    <w:p>
-      <w:pPr>
-        <w:shd w:fill="F2F3F5" w:color="auto" w:val="clear"/>
-        <w:spacing w:after="0" w:before="0" w:line="240"/>
-        <w:ind w:left="120" w:right="120"/>
-      </w:pPr>
-      <w:r>
-        <w:rPr>
-          <w:rFonts w:ascii="Consolas" w:cs="Consolas" w:eastAsia="Consolas" w:hAnsi="Consolas"/>
-          <w:sz w:val="17"/>
-          <w:szCs w:val="17"/>
-        </w:rPr>
-        <w:t xml:space="preserve">Функция ЗаглушкаВключена() Экспорт</w:t>
+        <w:t xml:space="preserve">// IMDEV-9529. Заглушка отправки FIX для тестовой копии</w:t>
+      </w:r>
+    </w:p>
+    <w:p>
+      <w:pPr>
+        <w:shd w:fill="F2F3F5" w:color="auto" w:val="clear"/>
+        <w:spacing w:after="0" w:before="0" w:line="240"/>
+        <w:ind w:left="120" w:right="120"/>
+      </w:pPr>
+      <w:r>
+        <w:rPr>
+          <w:rFonts w:ascii="Consolas" w:cs="Consolas" w:eastAsia="Consolas" w:hAnsi="Consolas"/>
+          <w:sz w:val="17"/>
+          <w:szCs w:val="17"/>
+        </w:rPr>
+        <w:t xml:space="preserve">//</w:t>
+      </w:r>
+    </w:p>
+    <w:p>
+      <w:pPr>
+        <w:shd w:fill="F2F3F5" w:color="auto" w:val="clear"/>
+        <w:spacing w:after="0" w:before="0" w:line="240"/>
+        <w:ind w:left="120" w:right="120"/>
+      </w:pPr>
+      <w:r>
+        <w:rPr>
+          <w:rFonts w:ascii="Consolas" w:cs="Consolas" w:eastAsia="Consolas" w:hAnsi="Consolas"/>
+          <w:sz w:val="17"/>
+          <w:szCs w:val="17"/>
+        </w:rPr>
+        <w:t xml:space="preserve">// Дополняет список готовых к работе адаптеров поручений идентификаторами всех адаптеров вида FIX из регистра</w:t>
+      </w:r>
+    </w:p>
+    <w:p>
+      <w:pPr>
+        <w:shd w:fill="F2F3F5" w:color="auto" w:val="clear"/>
+        <w:spacing w:after="0" w:before="0" w:line="240"/>
+        <w:ind w:left="120" w:right="120"/>
+      </w:pPr>
+      <w:r>
+        <w:rPr>
+          <w:rFonts w:ascii="Consolas" w:cs="Consolas" w:eastAsia="Consolas" w:hAnsi="Consolas"/>
+          <w:sz w:val="17"/>
+          <w:szCs w:val="17"/>
+        </w:rPr>
+        <w:t xml:space="preserve">// ИспользуемыеАдаптеры. Нужен в тестовой базе, где соединения с прокси нет и регламентная синхронизация не</w:t>
+      </w:r>
+    </w:p>
+    <w:p>
+      <w:pPr>
+        <w:shd w:fill="F2F3F5" w:color="auto" w:val="clear"/>
+        <w:spacing w:after="0" w:before="0" w:line="240"/>
+        <w:ind w:left="120" w:right="120"/>
+      </w:pPr>
+      <w:r>
+        <w:rPr>
+          <w:rFonts w:ascii="Consolas" w:cs="Consolas" w:eastAsia="Consolas" w:hAnsi="Consolas"/>
+          <w:sz w:val="17"/>
+          <w:szCs w:val="17"/>
+        </w:rPr>
+        <w:t xml:space="preserve">// отмечает адаптер готовым. Состояние адаптеров в регистре СостоянияАдаптеров не меняет.</w:t>
+      </w:r>
+    </w:p>
+    <w:p>
+      <w:pPr>
+        <w:shd w:fill="F2F3F5" w:color="auto" w:val="clear"/>
+        <w:spacing w:after="0" w:before="0" w:line="240"/>
+        <w:ind w:left="120" w:right="120"/>
+      </w:pPr>
+      <w:r>
+        <w:rPr>
+          <w:rFonts w:ascii="Consolas" w:cs="Consolas" w:eastAsia="Consolas" w:hAnsi="Consolas"/>
+          <w:sz w:val="17"/>
+          <w:szCs w:val="17"/>
+        </w:rPr>
+        <w:t xml:space="preserve">// Вне тестовых баз (см. ЗаглушкаОтправкиFIXВключена) возвращает результат типового метода без изменений.</w:t>
+      </w:r>
+    </w:p>
+    <w:p>
+      <w:pPr>
+        <w:shd w:fill="F2F3F5" w:color="auto" w:val="clear"/>
+        <w:spacing w:after="0" w:before="0" w:line="240"/>
+        <w:ind w:left="120" w:right="120"/>
+      </w:pPr>
+      <w:r>
+        <w:rPr>
+          <w:rFonts w:ascii="Consolas" w:cs="Consolas" w:eastAsia="Consolas" w:hAnsi="Consolas"/>
+          <w:sz w:val="17"/>
+          <w:szCs w:val="17"/>
+        </w:rPr>
+        <w:t xml:space="preserve">//</w:t>
+      </w:r>
+    </w:p>
+    <w:p>
+      <w:pPr>
+        <w:shd w:fill="F2F3F5" w:color="auto" w:val="clear"/>
+        <w:spacing w:after="0" w:before="0" w:line="240"/>
+        <w:ind w:left="120" w:right="120"/>
+      </w:pPr>
+      <w:r>
+        <w:rPr>
+          <w:rFonts w:ascii="Consolas" w:cs="Consolas" w:eastAsia="Consolas" w:hAnsi="Consolas"/>
+          <w:sz w:val="17"/>
+          <w:szCs w:val="17"/>
+        </w:rPr>
+        <w:t xml:space="preserve">// Возвращаемое значение:</w:t>
+      </w:r>
+    </w:p>
+    <w:p>
+      <w:pPr>
+        <w:shd w:fill="F2F3F5" w:color="auto" w:val="clear"/>
+        <w:spacing w:after="0" w:before="0" w:line="240"/>
+        <w:ind w:left="120" w:right="120"/>
+      </w:pPr>
+      <w:r>
+        <w:rPr>
+          <w:rFonts w:ascii="Consolas" w:cs="Consolas" w:eastAsia="Consolas" w:hAnsi="Consolas"/>
+          <w:sz w:val="17"/>
+          <w:szCs w:val="17"/>
+        </w:rPr>
+        <w:t xml:space="preserve">//  Массив - идентификаторы используемых адаптеров, готовых к работе (как у типового метода).</w:t>
+      </w:r>
+    </w:p>
+    <w:p>
+      <w:pPr>
+        <w:shd w:fill="F2F3F5" w:color="auto" w:val="clear"/>
+        <w:spacing w:after="0" w:before="0" w:line="240"/>
+        <w:ind w:left="120" w:right="120"/>
+      </w:pPr>
+      <w:r>
+        <w:rPr>
+          <w:rFonts w:ascii="Consolas" w:cs="Consolas" w:eastAsia="Consolas" w:hAnsi="Consolas"/>
+          <w:sz w:val="17"/>
+          <w:szCs w:val="17"/>
+        </w:rPr>
+        <w:t xml:space="preserve">//</w:t>
+      </w:r>
+    </w:p>
+    <w:p>
+      <w:pPr>
+        <w:shd w:fill="F2F3F5" w:color="auto" w:val="clear"/>
+        <w:spacing w:after="0" w:before="0" w:line="240"/>
+        <w:ind w:left="120" w:right="120"/>
+      </w:pPr>
+      <w:r>
+        <w:rPr>
+          <w:rFonts w:ascii="Consolas" w:cs="Consolas" w:eastAsia="Consolas" w:hAnsi="Consolas"/>
+          <w:sz w:val="17"/>
+          <w:szCs w:val="17"/>
+        </w:rPr>
+        <w:t xml:space="preserve">&amp;Вместо("АдаптерыПорученийГотовыеКРаботе")</w:t>
+      </w:r>
+    </w:p>
+    <w:p>
+      <w:pPr>
+        <w:shd w:fill="F2F3F5" w:color="auto" w:val="clear"/>
+        <w:spacing w:after="0" w:before="0" w:line="240"/>
+        <w:ind w:left="120" w:right="120"/>
+      </w:pPr>
+      <w:r>
+        <w:rPr>
+          <w:rFonts w:ascii="Consolas" w:cs="Consolas" w:eastAsia="Consolas" w:hAnsi="Consolas"/>
+          <w:sz w:val="17"/>
+          <w:szCs w:val="17"/>
+        </w:rPr>
+        <w:t xml:space="preserve">Функция FO_SendFixStub_АдаптерыПорученийГотовыеКРаботе() Экспорт</w:t>
       </w:r>
     </w:p>
     <w:p>
@@ -6939,6 +7723,621 @@
           <w:sz w:val="17"/>
           <w:szCs w:val="17"/>
         </w:rPr>
+        <w:t xml:space="preserve">    Результат = ПродолжитьВызов();</w:t>
+      </w:r>
+    </w:p>
+    <w:p>
+      <w:pPr>
+        <w:shd w:fill="F2F3F5" w:color="auto" w:val="clear"/>
+        <w:spacing w:after="0" w:before="0" w:line="240"/>
+        <w:ind w:left="120" w:right="120"/>
+      </w:pPr>
+      <w:r>
+        <w:rPr>
+          <w:rFonts w:ascii="Consolas" w:cs="Consolas" w:eastAsia="Consolas" w:hAnsi="Consolas"/>
+          <w:sz w:val="17"/>
+          <w:szCs w:val="17"/>
+        </w:rPr>
+        <w:t xml:space="preserve">    Если Не ЗаглушкаОтправкиFIXВключена() Тогда</w:t>
+      </w:r>
+    </w:p>
+    <w:p>
+      <w:pPr>
+        <w:shd w:fill="F2F3F5" w:color="auto" w:val="clear"/>
+        <w:spacing w:after="0" w:before="0" w:line="240"/>
+        <w:ind w:left="120" w:right="120"/>
+      </w:pPr>
+      <w:r>
+        <w:rPr>
+          <w:rFonts w:ascii="Consolas" w:cs="Consolas" w:eastAsia="Consolas" w:hAnsi="Consolas"/>
+          <w:sz w:val="17"/>
+          <w:szCs w:val="17"/>
+        </w:rPr>
+        <w:t xml:space="preserve">        Возврат Результат;</w:t>
+      </w:r>
+    </w:p>
+    <w:p>
+      <w:pPr>
+        <w:shd w:fill="F2F3F5" w:color="auto" w:val="clear"/>
+        <w:spacing w:after="0" w:before="0" w:line="240"/>
+        <w:ind w:left="120" w:right="120"/>
+      </w:pPr>
+      <w:r>
+        <w:rPr>
+          <w:rFonts w:ascii="Consolas" w:cs="Consolas" w:eastAsia="Consolas" w:hAnsi="Consolas"/>
+          <w:sz w:val="17"/>
+          <w:szCs w:val="17"/>
+        </w:rPr>
+        <w:t xml:space="preserve">    КонецЕсли;</w:t>
+      </w:r>
+    </w:p>
+    <w:p>
+      <w:pPr>
+        <w:shd w:fill="F2F3F5" w:color="auto" w:val="clear"/>
+        <w:spacing w:after="0" w:before="0" w:line="240"/>
+        <w:ind w:left="120" w:right="120"/>
+      </w:pPr>
+      <w:r>
+        <w:rPr>
+          <w:rFonts w:ascii="Consolas" w:cs="Consolas" w:eastAsia="Consolas" w:hAnsi="Consolas"/>
+          <w:sz w:val="17"/>
+          <w:szCs w:val="17"/>
+        </w:rPr>
+        <w:t xml:space="preserve"> </w:t>
+      </w:r>
+    </w:p>
+    <w:p>
+      <w:pPr>
+        <w:shd w:fill="F2F3F5" w:color="auto" w:val="clear"/>
+        <w:spacing w:after="0" w:before="0" w:line="240"/>
+        <w:ind w:left="120" w:right="120"/>
+      </w:pPr>
+      <w:r>
+        <w:rPr>
+          <w:rFonts w:ascii="Consolas" w:cs="Consolas" w:eastAsia="Consolas" w:hAnsi="Consolas"/>
+          <w:sz w:val="17"/>
+          <w:szCs w:val="17"/>
+        </w:rPr>
+        <w:t xml:space="preserve">    Запрос = Новый Запрос;</w:t>
+      </w:r>
+    </w:p>
+    <w:p>
+      <w:pPr>
+        <w:shd w:fill="F2F3F5" w:color="auto" w:val="clear"/>
+        <w:spacing w:after="0" w:before="0" w:line="240"/>
+        <w:ind w:left="120" w:right="120"/>
+      </w:pPr>
+      <w:r>
+        <w:rPr>
+          <w:rFonts w:ascii="Consolas" w:cs="Consolas" w:eastAsia="Consolas" w:hAnsi="Consolas"/>
+          <w:sz w:val="17"/>
+          <w:szCs w:val="17"/>
+        </w:rPr>
+        <w:t xml:space="preserve">    Запрос.Текст =</w:t>
+      </w:r>
+    </w:p>
+    <w:p>
+      <w:pPr>
+        <w:shd w:fill="F2F3F5" w:color="auto" w:val="clear"/>
+        <w:spacing w:after="0" w:before="0" w:line="240"/>
+        <w:ind w:left="120" w:right="120"/>
+      </w:pPr>
+      <w:r>
+        <w:rPr>
+          <w:rFonts w:ascii="Consolas" w:cs="Consolas" w:eastAsia="Consolas" w:hAnsi="Consolas"/>
+          <w:sz w:val="17"/>
+          <w:szCs w:val="17"/>
+        </w:rPr>
+        <w:t xml:space="preserve">    "ВЫБРАТЬ РАЗЛИЧНЫЕ</w:t>
+      </w:r>
+    </w:p>
+    <w:p>
+      <w:pPr>
+        <w:shd w:fill="F2F3F5" w:color="auto" w:val="clear"/>
+        <w:spacing w:after="0" w:before="0" w:line="240"/>
+        <w:ind w:left="120" w:right="120"/>
+      </w:pPr>
+      <w:r>
+        <w:rPr>
+          <w:rFonts w:ascii="Consolas" w:cs="Consolas" w:eastAsia="Consolas" w:hAnsi="Consolas"/>
+          <w:sz w:val="17"/>
+          <w:szCs w:val="17"/>
+        </w:rPr>
+        <w:t xml:space="preserve">    |    ИспользуемыеАдаптеры.Идентификатор КАК Идентификатор</w:t>
+      </w:r>
+    </w:p>
+    <w:p>
+      <w:pPr>
+        <w:shd w:fill="F2F3F5" w:color="auto" w:val="clear"/>
+        <w:spacing w:after="0" w:before="0" w:line="240"/>
+        <w:ind w:left="120" w:right="120"/>
+      </w:pPr>
+      <w:r>
+        <w:rPr>
+          <w:rFonts w:ascii="Consolas" w:cs="Consolas" w:eastAsia="Consolas" w:hAnsi="Consolas"/>
+          <w:sz w:val="17"/>
+          <w:szCs w:val="17"/>
+        </w:rPr>
+        <w:t xml:space="preserve">    |ИЗ</w:t>
+      </w:r>
+    </w:p>
+    <w:p>
+      <w:pPr>
+        <w:shd w:fill="F2F3F5" w:color="auto" w:val="clear"/>
+        <w:spacing w:after="0" w:before="0" w:line="240"/>
+        <w:ind w:left="120" w:right="120"/>
+      </w:pPr>
+      <w:r>
+        <w:rPr>
+          <w:rFonts w:ascii="Consolas" w:cs="Consolas" w:eastAsia="Consolas" w:hAnsi="Consolas"/>
+          <w:sz w:val="17"/>
+          <w:szCs w:val="17"/>
+        </w:rPr>
+        <w:t xml:space="preserve">    |    РегистрСведений.ИспользуемыеАдаптеры КАК ИспользуемыеАдаптеры</w:t>
+      </w:r>
+    </w:p>
+    <w:p>
+      <w:pPr>
+        <w:shd w:fill="F2F3F5" w:color="auto" w:val="clear"/>
+        <w:spacing w:after="0" w:before="0" w:line="240"/>
+        <w:ind w:left="120" w:right="120"/>
+      </w:pPr>
+      <w:r>
+        <w:rPr>
+          <w:rFonts w:ascii="Consolas" w:cs="Consolas" w:eastAsia="Consolas" w:hAnsi="Consolas"/>
+          <w:sz w:val="17"/>
+          <w:szCs w:val="17"/>
+        </w:rPr>
+        <w:t xml:space="preserve">    |ГДЕ</w:t>
+      </w:r>
+    </w:p>
+    <w:p>
+      <w:pPr>
+        <w:shd w:fill="F2F3F5" w:color="auto" w:val="clear"/>
+        <w:spacing w:after="0" w:before="0" w:line="240"/>
+        <w:ind w:left="120" w:right="120"/>
+      </w:pPr>
+      <w:r>
+        <w:rPr>
+          <w:rFonts w:ascii="Consolas" w:cs="Consolas" w:eastAsia="Consolas" w:hAnsi="Consolas"/>
+          <w:sz w:val="17"/>
+          <w:szCs w:val="17"/>
+        </w:rPr>
+        <w:t xml:space="preserve">    |    ИспользуемыеАдаптеры.Адаптер.Вид = ЗНАЧЕНИЕ(Перечисление.ВидыАдаптеров.FIX)";</w:t>
+      </w:r>
+    </w:p>
+    <w:p>
+      <w:pPr>
+        <w:shd w:fill="F2F3F5" w:color="auto" w:val="clear"/>
+        <w:spacing w:after="0" w:before="0" w:line="240"/>
+        <w:ind w:left="120" w:right="120"/>
+      </w:pPr>
+      <w:r>
+        <w:rPr>
+          <w:rFonts w:ascii="Consolas" w:cs="Consolas" w:eastAsia="Consolas" w:hAnsi="Consolas"/>
+          <w:sz w:val="17"/>
+          <w:szCs w:val="17"/>
+        </w:rPr>
+        <w:t xml:space="preserve"> </w:t>
+      </w:r>
+    </w:p>
+    <w:p>
+      <w:pPr>
+        <w:shd w:fill="F2F3F5" w:color="auto" w:val="clear"/>
+        <w:spacing w:after="0" w:before="0" w:line="240"/>
+        <w:ind w:left="120" w:right="120"/>
+      </w:pPr>
+      <w:r>
+        <w:rPr>
+          <w:rFonts w:ascii="Consolas" w:cs="Consolas" w:eastAsia="Consolas" w:hAnsi="Consolas"/>
+          <w:sz w:val="17"/>
+          <w:szCs w:val="17"/>
+        </w:rPr>
+        <w:t xml:space="preserve">    УстановитьПривилегированныйРежим(Истина);</w:t>
+      </w:r>
+    </w:p>
+    <w:p>
+      <w:pPr>
+        <w:shd w:fill="F2F3F5" w:color="auto" w:val="clear"/>
+        <w:spacing w:after="0" w:before="0" w:line="240"/>
+        <w:ind w:left="120" w:right="120"/>
+      </w:pPr>
+      <w:r>
+        <w:rPr>
+          <w:rFonts w:ascii="Consolas" w:cs="Consolas" w:eastAsia="Consolas" w:hAnsi="Consolas"/>
+          <w:sz w:val="17"/>
+          <w:szCs w:val="17"/>
+        </w:rPr>
+        <w:t xml:space="preserve">    РезультатЗапроса = Запрос.Выполнить();</w:t>
+      </w:r>
+    </w:p>
+    <w:p>
+      <w:pPr>
+        <w:shd w:fill="F2F3F5" w:color="auto" w:val="clear"/>
+        <w:spacing w:after="0" w:before="0" w:line="240"/>
+        <w:ind w:left="120" w:right="120"/>
+      </w:pPr>
+      <w:r>
+        <w:rPr>
+          <w:rFonts w:ascii="Consolas" w:cs="Consolas" w:eastAsia="Consolas" w:hAnsi="Consolas"/>
+          <w:sz w:val="17"/>
+          <w:szCs w:val="17"/>
+        </w:rPr>
+        <w:t xml:space="preserve">    УстановитьПривилегированныйРежим(Ложь);</w:t>
+      </w:r>
+    </w:p>
+    <w:p>
+      <w:pPr>
+        <w:shd w:fill="F2F3F5" w:color="auto" w:val="clear"/>
+        <w:spacing w:after="0" w:before="0" w:line="240"/>
+        <w:ind w:left="120" w:right="120"/>
+      </w:pPr>
+      <w:r>
+        <w:rPr>
+          <w:rFonts w:ascii="Consolas" w:cs="Consolas" w:eastAsia="Consolas" w:hAnsi="Consolas"/>
+          <w:sz w:val="17"/>
+          <w:szCs w:val="17"/>
+        </w:rPr>
+        <w:t xml:space="preserve"> </w:t>
+      </w:r>
+    </w:p>
+    <w:p>
+      <w:pPr>
+        <w:shd w:fill="F2F3F5" w:color="auto" w:val="clear"/>
+        <w:spacing w:after="0" w:before="0" w:line="240"/>
+        <w:ind w:left="120" w:right="120"/>
+      </w:pPr>
+      <w:r>
+        <w:rPr>
+          <w:rFonts w:ascii="Consolas" w:cs="Consolas" w:eastAsia="Consolas" w:hAnsi="Consolas"/>
+          <w:sz w:val="17"/>
+          <w:szCs w:val="17"/>
+        </w:rPr>
+        <w:t xml:space="preserve">    Для Каждого Идентификатор Из РезультатЗапроса.Выгрузить().ВыгрузитьКолонку("Идентификатор") Цикл</w:t>
+      </w:r>
+    </w:p>
+    <w:p>
+      <w:pPr>
+        <w:shd w:fill="F2F3F5" w:color="auto" w:val="clear"/>
+        <w:spacing w:after="0" w:before="0" w:line="240"/>
+        <w:ind w:left="120" w:right="120"/>
+      </w:pPr>
+      <w:r>
+        <w:rPr>
+          <w:rFonts w:ascii="Consolas" w:cs="Consolas" w:eastAsia="Consolas" w:hAnsi="Consolas"/>
+          <w:sz w:val="17"/>
+          <w:szCs w:val="17"/>
+        </w:rPr>
+        <w:t xml:space="preserve">        Если Результат.Найти(Идентификатор) = Неопределено Тогда</w:t>
+      </w:r>
+    </w:p>
+    <w:p>
+      <w:pPr>
+        <w:shd w:fill="F2F3F5" w:color="auto" w:val="clear"/>
+        <w:spacing w:after="0" w:before="0" w:line="240"/>
+        <w:ind w:left="120" w:right="120"/>
+      </w:pPr>
+      <w:r>
+        <w:rPr>
+          <w:rFonts w:ascii="Consolas" w:cs="Consolas" w:eastAsia="Consolas" w:hAnsi="Consolas"/>
+          <w:sz w:val="17"/>
+          <w:szCs w:val="17"/>
+        </w:rPr>
+        <w:t xml:space="preserve">            Результат.Добавить(Идентификатор);</w:t>
+      </w:r>
+    </w:p>
+    <w:p>
+      <w:pPr>
+        <w:shd w:fill="F2F3F5" w:color="auto" w:val="clear"/>
+        <w:spacing w:after="0" w:before="0" w:line="240"/>
+        <w:ind w:left="120" w:right="120"/>
+      </w:pPr>
+      <w:r>
+        <w:rPr>
+          <w:rFonts w:ascii="Consolas" w:cs="Consolas" w:eastAsia="Consolas" w:hAnsi="Consolas"/>
+          <w:sz w:val="17"/>
+          <w:szCs w:val="17"/>
+        </w:rPr>
+        <w:t xml:space="preserve">        КонецЕсли;</w:t>
+      </w:r>
+    </w:p>
+    <w:p>
+      <w:pPr>
+        <w:shd w:fill="F2F3F5" w:color="auto" w:val="clear"/>
+        <w:spacing w:after="0" w:before="0" w:line="240"/>
+        <w:ind w:left="120" w:right="120"/>
+      </w:pPr>
+      <w:r>
+        <w:rPr>
+          <w:rFonts w:ascii="Consolas" w:cs="Consolas" w:eastAsia="Consolas" w:hAnsi="Consolas"/>
+          <w:sz w:val="17"/>
+          <w:szCs w:val="17"/>
+        </w:rPr>
+        <w:t xml:space="preserve">    КонецЦикла;</w:t>
+      </w:r>
+    </w:p>
+    <w:p>
+      <w:pPr>
+        <w:shd w:fill="F2F3F5" w:color="auto" w:val="clear"/>
+        <w:spacing w:after="0" w:before="0" w:line="240"/>
+        <w:ind w:left="120" w:right="120"/>
+      </w:pPr>
+      <w:r>
+        <w:rPr>
+          <w:rFonts w:ascii="Consolas" w:cs="Consolas" w:eastAsia="Consolas" w:hAnsi="Consolas"/>
+          <w:sz w:val="17"/>
+          <w:szCs w:val="17"/>
+        </w:rPr>
+        <w:t xml:space="preserve"> </w:t>
+      </w:r>
+    </w:p>
+    <w:p>
+      <w:pPr>
+        <w:shd w:fill="F2F3F5" w:color="auto" w:val="clear"/>
+        <w:spacing w:after="0" w:before="0" w:line="240"/>
+        <w:ind w:left="120" w:right="120"/>
+      </w:pPr>
+      <w:r>
+        <w:rPr>
+          <w:rFonts w:ascii="Consolas" w:cs="Consolas" w:eastAsia="Consolas" w:hAnsi="Consolas"/>
+          <w:sz w:val="17"/>
+          <w:szCs w:val="17"/>
+        </w:rPr>
+        <w:t xml:space="preserve">    Возврат Результат;</w:t>
+      </w:r>
+    </w:p>
+    <w:p>
+      <w:pPr>
+        <w:shd w:fill="F2F3F5" w:color="auto" w:val="clear"/>
+        <w:spacing w:after="0" w:before="0" w:line="240"/>
+        <w:ind w:left="120" w:right="120"/>
+      </w:pPr>
+      <w:r>
+        <w:rPr>
+          <w:rFonts w:ascii="Consolas" w:cs="Consolas" w:eastAsia="Consolas" w:hAnsi="Consolas"/>
+          <w:sz w:val="17"/>
+          <w:szCs w:val="17"/>
+        </w:rPr>
+        <w:t xml:space="preserve"> </w:t>
+      </w:r>
+    </w:p>
+    <w:p>
+      <w:pPr>
+        <w:shd w:fill="F2F3F5" w:color="auto" w:val="clear"/>
+        <w:spacing w:after="0" w:before="0" w:line="240"/>
+        <w:ind w:left="120" w:right="120"/>
+      </w:pPr>
+      <w:r>
+        <w:rPr>
+          <w:rFonts w:ascii="Consolas" w:cs="Consolas" w:eastAsia="Consolas" w:hAnsi="Consolas"/>
+          <w:sz w:val="17"/>
+          <w:szCs w:val="17"/>
+        </w:rPr>
+        <w:t xml:space="preserve">КонецФункции</w:t>
+      </w:r>
+    </w:p>
+    <w:p>
+      <w:pPr>
+        <w:shd w:fill="F2F3F5" w:color="auto" w:val="clear"/>
+        <w:spacing w:after="0" w:before="0" w:line="240"/>
+        <w:ind w:left="120" w:right="120"/>
+      </w:pPr>
+      <w:r>
+        <w:rPr>
+          <w:rFonts w:ascii="Consolas" w:cs="Consolas" w:eastAsia="Consolas" w:hAnsi="Consolas"/>
+          <w:sz w:val="17"/>
+          <w:szCs w:val="17"/>
+        </w:rPr>
+        <w:t xml:space="preserve"> </w:t>
+      </w:r>
+    </w:p>
+    <w:p>
+      <w:pPr>
+        <w:shd w:fill="F2F3F5" w:color="auto" w:val="clear"/>
+        <w:spacing w:after="0" w:before="0" w:line="240"/>
+        <w:ind w:left="120" w:right="120"/>
+      </w:pPr>
+      <w:r>
+        <w:rPr>
+          <w:rFonts w:ascii="Consolas" w:cs="Consolas" w:eastAsia="Consolas" w:hAnsi="Consolas"/>
+          <w:sz w:val="17"/>
+          <w:szCs w:val="17"/>
+        </w:rPr>
+        <w:t xml:space="preserve">#Область ЗаглушкаОтправкиFIX</w:t>
+      </w:r>
+    </w:p>
+    <w:p>
+      <w:pPr>
+        <w:shd w:fill="F2F3F5" w:color="auto" w:val="clear"/>
+        <w:spacing w:after="0" w:before="0" w:line="240"/>
+        <w:ind w:left="120" w:right="120"/>
+      </w:pPr>
+      <w:r>
+        <w:rPr>
+          <w:rFonts w:ascii="Consolas" w:cs="Consolas" w:eastAsia="Consolas" w:hAnsi="Consolas"/>
+          <w:sz w:val="17"/>
+          <w:szCs w:val="17"/>
+        </w:rPr>
+        <w:t xml:space="preserve"> </w:t>
+      </w:r>
+    </w:p>
+    <w:p>
+      <w:pPr>
+        <w:shd w:fill="F2F3F5" w:color="auto" w:val="clear"/>
+        <w:spacing w:after="0" w:before="0" w:line="240"/>
+        <w:ind w:left="120" w:right="120"/>
+      </w:pPr>
+      <w:r>
+        <w:rPr>
+          <w:rFonts w:ascii="Consolas" w:cs="Consolas" w:eastAsia="Consolas" w:hAnsi="Consolas"/>
+          <w:sz w:val="17"/>
+          <w:szCs w:val="17"/>
+        </w:rPr>
+        <w:t xml:space="preserve">// IMDEV-9529. Заглушка отправки FIX для тестовой копии</w:t>
+      </w:r>
+    </w:p>
+    <w:p>
+      <w:pPr>
+        <w:shd w:fill="F2F3F5" w:color="auto" w:val="clear"/>
+        <w:spacing w:after="0" w:before="0" w:line="240"/>
+        <w:ind w:left="120" w:right="120"/>
+      </w:pPr>
+      <w:r>
+        <w:rPr>
+          <w:rFonts w:ascii="Consolas" w:cs="Consolas" w:eastAsia="Consolas" w:hAnsi="Consolas"/>
+          <w:sz w:val="17"/>
+          <w:szCs w:val="17"/>
+        </w:rPr>
+        <w:t xml:space="preserve">//</w:t>
+      </w:r>
+    </w:p>
+    <w:p>
+      <w:pPr>
+        <w:shd w:fill="F2F3F5" w:color="auto" w:val="clear"/>
+        <w:spacing w:after="0" w:before="0" w:line="240"/>
+        <w:ind w:left="120" w:right="120"/>
+      </w:pPr>
+      <w:r>
+        <w:rPr>
+          <w:rFonts w:ascii="Consolas" w:cs="Consolas" w:eastAsia="Consolas" w:hAnsi="Consolas"/>
+          <w:sz w:val="17"/>
+          <w:szCs w:val="17"/>
+        </w:rPr>
+        <w:t xml:space="preserve">// Определяет, работает ли заглушка отправки FIX в текущей информационной базе. Заглушка работает только в</w:t>
+      </w:r>
+    </w:p>
+    <w:p>
+      <w:pPr>
+        <w:shd w:fill="F2F3F5" w:color="auto" w:val="clear"/>
+        <w:spacing w:after="0" w:before="0" w:line="240"/>
+        <w:ind w:left="120" w:right="120"/>
+      </w:pPr>
+      <w:r>
+        <w:rPr>
+          <w:rFonts w:ascii="Consolas" w:cs="Consolas" w:eastAsia="Consolas" w:hAnsi="Consolas"/>
+          <w:sz w:val="17"/>
+          <w:szCs w:val="17"/>
+        </w:rPr>
+        <w:t xml:space="preserve">// базах из списка РазрешенныеБазыЗаглушкиFIX: имя базы ищется в строке соединения как параметр Ref.</w:t>
+      </w:r>
+    </w:p>
+    <w:p>
+      <w:pPr>
+        <w:shd w:fill="F2F3F5" w:color="auto" w:val="clear"/>
+        <w:spacing w:after="0" w:before="0" w:line="240"/>
+        <w:ind w:left="120" w:right="120"/>
+      </w:pPr>
+      <w:r>
+        <w:rPr>
+          <w:rFonts w:ascii="Consolas" w:cs="Consolas" w:eastAsia="Consolas" w:hAnsi="Consolas"/>
+          <w:sz w:val="17"/>
+          <w:szCs w:val="17"/>
+        </w:rPr>
+        <w:t xml:space="preserve">// В остальных базах, в том числе в PROD, перехватчики расширения вызывают типовой код без изменений.</w:t>
+      </w:r>
+    </w:p>
+    <w:p>
+      <w:pPr>
+        <w:shd w:fill="F2F3F5" w:color="auto" w:val="clear"/>
+        <w:spacing w:after="0" w:before="0" w:line="240"/>
+        <w:ind w:left="120" w:right="120"/>
+      </w:pPr>
+      <w:r>
+        <w:rPr>
+          <w:rFonts w:ascii="Consolas" w:cs="Consolas" w:eastAsia="Consolas" w:hAnsi="Consolas"/>
+          <w:sz w:val="17"/>
+          <w:szCs w:val="17"/>
+        </w:rPr>
+        <w:t xml:space="preserve">//</w:t>
+      </w:r>
+    </w:p>
+    <w:p>
+      <w:pPr>
+        <w:shd w:fill="F2F3F5" w:color="auto" w:val="clear"/>
+        <w:spacing w:after="0" w:before="0" w:line="240"/>
+        <w:ind w:left="120" w:right="120"/>
+      </w:pPr>
+      <w:r>
+        <w:rPr>
+          <w:rFonts w:ascii="Consolas" w:cs="Consolas" w:eastAsia="Consolas" w:hAnsi="Consolas"/>
+          <w:sz w:val="17"/>
+          <w:szCs w:val="17"/>
+        </w:rPr>
+        <w:t xml:space="preserve">// Возвращаемое значение:</w:t>
+      </w:r>
+    </w:p>
+    <w:p>
+      <w:pPr>
+        <w:shd w:fill="F2F3F5" w:color="auto" w:val="clear"/>
+        <w:spacing w:after="0" w:before="0" w:line="240"/>
+        <w:ind w:left="120" w:right="120"/>
+      </w:pPr>
+      <w:r>
+        <w:rPr>
+          <w:rFonts w:ascii="Consolas" w:cs="Consolas" w:eastAsia="Consolas" w:hAnsi="Consolas"/>
+          <w:sz w:val="17"/>
+          <w:szCs w:val="17"/>
+        </w:rPr>
+        <w:t xml:space="preserve">//  Булево - Истина, если текущая информационная база есть в списке тестовых баз.</w:t>
+      </w:r>
+    </w:p>
+    <w:p>
+      <w:pPr>
+        <w:shd w:fill="F2F3F5" w:color="auto" w:val="clear"/>
+        <w:spacing w:after="0" w:before="0" w:line="240"/>
+        <w:ind w:left="120" w:right="120"/>
+      </w:pPr>
+      <w:r>
+        <w:rPr>
+          <w:rFonts w:ascii="Consolas" w:cs="Consolas" w:eastAsia="Consolas" w:hAnsi="Consolas"/>
+          <w:sz w:val="17"/>
+          <w:szCs w:val="17"/>
+        </w:rPr>
+        <w:t xml:space="preserve">//</w:t>
+      </w:r>
+    </w:p>
+    <w:p>
+      <w:pPr>
+        <w:shd w:fill="F2F3F5" w:color="auto" w:val="clear"/>
+        <w:spacing w:after="0" w:before="0" w:line="240"/>
+        <w:ind w:left="120" w:right="120"/>
+      </w:pPr>
+      <w:r>
+        <w:rPr>
+          <w:rFonts w:ascii="Consolas" w:cs="Consolas" w:eastAsia="Consolas" w:hAnsi="Consolas"/>
+          <w:sz w:val="17"/>
+          <w:szCs w:val="17"/>
+        </w:rPr>
+        <w:t xml:space="preserve">Функция ЗаглушкаОтправкиFIXВключена() Экспорт</w:t>
+      </w:r>
+    </w:p>
+    <w:p>
+      <w:pPr>
+        <w:shd w:fill="F2F3F5" w:color="auto" w:val="clear"/>
+        <w:spacing w:after="0" w:before="0" w:line="240"/>
+        <w:ind w:left="120" w:right="120"/>
+      </w:pPr>
+      <w:r>
+        <w:rPr>
+          <w:rFonts w:ascii="Consolas" w:cs="Consolas" w:eastAsia="Consolas" w:hAnsi="Consolas"/>
+          <w:sz w:val="17"/>
+          <w:szCs w:val="17"/>
+        </w:rPr>
+        <w:t xml:space="preserve"> </w:t>
+      </w:r>
+    </w:p>
+    <w:p>
+      <w:pPr>
+        <w:shd w:fill="F2F3F5" w:color="auto" w:val="clear"/>
+        <w:spacing w:after="0" w:before="0" w:line="240"/>
+        <w:ind w:left="120" w:right="120"/>
+      </w:pPr>
+      <w:r>
+        <w:rPr>
+          <w:rFonts w:ascii="Consolas" w:cs="Consolas" w:eastAsia="Consolas" w:hAnsi="Consolas"/>
+          <w:sz w:val="17"/>
+          <w:szCs w:val="17"/>
+        </w:rPr>
         <w:t xml:space="preserve">    СтрокаСоединения = НРег(СтрокаСоединенияИнформационнойБазы());</w:t>
       </w:r>
     </w:p>
@@ -6954,7 +8353,7 @@
           <w:sz w:val="17"/>
           <w:szCs w:val="17"/>
         </w:rPr>
-        <w:t xml:space="preserve">    Для Каждого ИмяБазы Из РазрешенныеБазы() Цикл</w:t>
+        <w:t xml:space="preserve">    Для Каждого ИмяБазы Из РазрешенныеБазыЗаглушкиFIX() Цикл</w:t>
       </w:r>
     </w:p>
     <w:p>
@@ -7104,22 +8503,247 @@
           <w:sz w:val="17"/>
           <w:szCs w:val="17"/>
         </w:rPr>
-        <w:t xml:space="preserve">// Записывает вызов прокси в JSON-файл во временном каталоге сервера.</w:t>
-      </w:r>
-    </w:p>
-    <w:p>
-      <w:pPr>
-        <w:shd w:fill="F2F3F5" w:color="auto" w:val="clear"/>
-        <w:spacing w:after="0" w:before="0" w:line="240"/>
-        <w:ind w:left="120" w:right="120"/>
-      </w:pPr>
-      <w:r>
-        <w:rPr>
-          <w:rFonts w:ascii="Consolas" w:cs="Consolas" w:eastAsia="Consolas" w:hAnsi="Consolas"/>
-          <w:sz w:val="17"/>
-          <w:szCs w:val="17"/>
-        </w:rPr>
-        <w:t xml:space="preserve">Процедура ЗаписатьВызовПрокси(Команда, ТелоСтрокой) Экспорт</w:t>
+        <w:t xml:space="preserve">// IMDEV-9529. Заглушка отправки FIX для тестовой копии</w:t>
+      </w:r>
+    </w:p>
+    <w:p>
+      <w:pPr>
+        <w:shd w:fill="F2F3F5" w:color="auto" w:val="clear"/>
+        <w:spacing w:after="0" w:before="0" w:line="240"/>
+        <w:ind w:left="120" w:right="120"/>
+      </w:pPr>
+      <w:r>
+        <w:rPr>
+          <w:rFonts w:ascii="Consolas" w:cs="Consolas" w:eastAsia="Consolas" w:hAnsi="Consolas"/>
+          <w:sz w:val="17"/>
+          <w:szCs w:val="17"/>
+        </w:rPr>
+        <w:t xml:space="preserve">//</w:t>
+      </w:r>
+    </w:p>
+    <w:p>
+      <w:pPr>
+        <w:shd w:fill="F2F3F5" w:color="auto" w:val="clear"/>
+        <w:spacing w:after="0" w:before="0" w:line="240"/>
+        <w:ind w:left="120" w:right="120"/>
+      </w:pPr>
+      <w:r>
+        <w:rPr>
+          <w:rFonts w:ascii="Consolas" w:cs="Consolas" w:eastAsia="Consolas" w:hAnsi="Consolas"/>
+          <w:sz w:val="17"/>
+          <w:szCs w:val="17"/>
+        </w:rPr>
+        <w:t xml:space="preserve">// Записывает вызов команды отправки прокси FIX в JSON-файл вместо HTTP-запроса. Каталог файлов -</w:t>
+      </w:r>
+    </w:p>
+    <w:p>
+      <w:pPr>
+        <w:shd w:fill="F2F3F5" w:color="auto" w:val="clear"/>
+        <w:spacing w:after="0" w:before="0" w:line="240"/>
+        <w:ind w:left="120" w:right="120"/>
+      </w:pPr>
+      <w:r>
+        <w:rPr>
+          <w:rFonts w:ascii="Consolas" w:cs="Consolas" w:eastAsia="Consolas" w:hAnsi="Consolas"/>
+          <w:sz w:val="17"/>
+          <w:szCs w:val="17"/>
+        </w:rPr>
+        <w:t xml:space="preserve">// КаталогВременныхФайлов() рабочего процесса сервера + "IMDEV-9529_FIX", по одному файлу на вызов; файлы не</w:t>
+      </w:r>
+    </w:p>
+    <w:p>
+      <w:pPr>
+        <w:shd w:fill="F2F3F5" w:color="auto" w:val="clear"/>
+        <w:spacing w:after="0" w:before="0" w:line="240"/>
+        <w:ind w:left="120" w:right="120"/>
+      </w:pPr>
+      <w:r>
+        <w:rPr>
+          <w:rFonts w:ascii="Consolas" w:cs="Consolas" w:eastAsia="Consolas" w:hAnsi="Consolas"/>
+          <w:sz w:val="17"/>
+          <w:szCs w:val="17"/>
+        </w:rPr>
+        <w:t xml:space="preserve">// удаляются, это результат прогона для анализа. Вызывается внутри транзакции адаптера FIX: при откате</w:t>
+      </w:r>
+    </w:p>
+    <w:p>
+      <w:pPr>
+        <w:shd w:fill="F2F3F5" w:color="auto" w:val="clear"/>
+        <w:spacing w:after="0" w:before="0" w:line="240"/>
+        <w:ind w:left="120" w:right="120"/>
+      </w:pPr>
+      <w:r>
+        <w:rPr>
+          <w:rFonts w:ascii="Consolas" w:cs="Consolas" w:eastAsia="Consolas" w:hAnsi="Consolas"/>
+          <w:sz w:val="17"/>
+          <w:szCs w:val="17"/>
+        </w:rPr>
+        <w:t xml:space="preserve">// транзакции файл остается. В журнал регистрации пишется событие "IMDEV-9529.ЗаглушкаFIX" с числом заявок</w:t>
+      </w:r>
+    </w:p>
+    <w:p>
+      <w:pPr>
+        <w:shd w:fill="F2F3F5" w:color="auto" w:val="clear"/>
+        <w:spacing w:after="0" w:before="0" w:line="240"/>
+        <w:ind w:left="120" w:right="120"/>
+      </w:pPr>
+      <w:r>
+        <w:rPr>
+          <w:rFonts w:ascii="Consolas" w:cs="Consolas" w:eastAsia="Consolas" w:hAnsi="Consolas"/>
+          <w:sz w:val="17"/>
+          <w:szCs w:val="17"/>
+        </w:rPr>
+        <w:t xml:space="preserve">// NewOrderSingle (35=D), длиной тела и временем записи файла.</w:t>
+      </w:r>
+    </w:p>
+    <w:p>
+      <w:pPr>
+        <w:shd w:fill="F2F3F5" w:color="auto" w:val="clear"/>
+        <w:spacing w:after="0" w:before="0" w:line="240"/>
+        <w:ind w:left="120" w:right="120"/>
+      </w:pPr>
+      <w:r>
+        <w:rPr>
+          <w:rFonts w:ascii="Consolas" w:cs="Consolas" w:eastAsia="Consolas" w:hAnsi="Consolas"/>
+          <w:sz w:val="17"/>
+          <w:szCs w:val="17"/>
+        </w:rPr>
+        <w:t xml:space="preserve">//</w:t>
+      </w:r>
+    </w:p>
+    <w:p>
+      <w:pPr>
+        <w:shd w:fill="F2F3F5" w:color="auto" w:val="clear"/>
+        <w:spacing w:after="0" w:before="0" w:line="240"/>
+        <w:ind w:left="120" w:right="120"/>
+      </w:pPr>
+      <w:r>
+        <w:rPr>
+          <w:rFonts w:ascii="Consolas" w:cs="Consolas" w:eastAsia="Consolas" w:hAnsi="Consolas"/>
+          <w:sz w:val="17"/>
+          <w:szCs w:val="17"/>
+        </w:rPr>
+        <w:t xml:space="preserve">// Поля файла: command - команда прокси; utc_ms - момент вызова, мс UTC; guid - идентификатор адаптера для</w:t>
+      </w:r>
+    </w:p>
+    <w:p>
+      <w:pPr>
+        <w:shd w:fill="F2F3F5" w:color="auto" w:val="clear"/>
+        <w:spacing w:after="0" w:before="0" w:line="240"/>
+        <w:ind w:left="120" w:right="120"/>
+      </w:pPr>
+      <w:r>
+        <w:rPr>
+          <w:rFonts w:ascii="Consolas" w:cs="Consolas" w:eastAsia="Consolas" w:hAnsi="Consolas"/>
+          <w:sz w:val="17"/>
+          <w:szCs w:val="17"/>
+        </w:rPr>
+        <w:t xml:space="preserve">// прокси; orders - число заявок 35=D в пакете; body_length - длина тела запроса; messages - раскодированный</w:t>
+      </w:r>
+    </w:p>
+    <w:p>
+      <w:pPr>
+        <w:shd w:fill="F2F3F5" w:color="auto" w:val="clear"/>
+        <w:spacing w:after="0" w:before="0" w:line="240"/>
+        <w:ind w:left="120" w:right="120"/>
+      </w:pPr>
+      <w:r>
+        <w:rPr>
+          <w:rFonts w:ascii="Consolas" w:cs="Consolas" w:eastAsia="Consolas" w:hAnsi="Consolas"/>
+          <w:sz w:val="17"/>
+          <w:szCs w:val="17"/>
+        </w:rPr>
+        <w:t xml:space="preserve">// пакет FIX, разделитель полей SOH заменен на "|".</w:t>
+      </w:r>
+    </w:p>
+    <w:p>
+      <w:pPr>
+        <w:shd w:fill="F2F3F5" w:color="auto" w:val="clear"/>
+        <w:spacing w:after="0" w:before="0" w:line="240"/>
+        <w:ind w:left="120" w:right="120"/>
+      </w:pPr>
+      <w:r>
+        <w:rPr>
+          <w:rFonts w:ascii="Consolas" w:cs="Consolas" w:eastAsia="Consolas" w:hAnsi="Consolas"/>
+          <w:sz w:val="17"/>
+          <w:szCs w:val="17"/>
+        </w:rPr>
+        <w:t xml:space="preserve">//</w:t>
+      </w:r>
+    </w:p>
+    <w:p>
+      <w:pPr>
+        <w:shd w:fill="F2F3F5" w:color="auto" w:val="clear"/>
+        <w:spacing w:after="0" w:before="0" w:line="240"/>
+        <w:ind w:left="120" w:right="120"/>
+      </w:pPr>
+      <w:r>
+        <w:rPr>
+          <w:rFonts w:ascii="Consolas" w:cs="Consolas" w:eastAsia="Consolas" w:hAnsi="Consolas"/>
+          <w:sz w:val="17"/>
+          <w:szCs w:val="17"/>
+        </w:rPr>
+        <w:t xml:space="preserve">// Параметры:</w:t>
+      </w:r>
+    </w:p>
+    <w:p>
+      <w:pPr>
+        <w:shd w:fill="F2F3F5" w:color="auto" w:val="clear"/>
+        <w:spacing w:after="0" w:before="0" w:line="240"/>
+        <w:ind w:left="120" w:right="120"/>
+      </w:pPr>
+      <w:r>
+        <w:rPr>
+          <w:rFonts w:ascii="Consolas" w:cs="Consolas" w:eastAsia="Consolas" w:hAnsi="Consolas"/>
+          <w:sz w:val="17"/>
+          <w:szCs w:val="17"/>
+        </w:rPr>
+        <w:t xml:space="preserve">//  Команда - Строка - команда прокси: "/send" (пакет заявок) или "send?params=..." (одно сообщение).</w:t>
+      </w:r>
+    </w:p>
+    <w:p>
+      <w:pPr>
+        <w:shd w:fill="F2F3F5" w:color="auto" w:val="clear"/>
+        <w:spacing w:after="0" w:before="0" w:line="240"/>
+        <w:ind w:left="120" w:right="120"/>
+      </w:pPr>
+      <w:r>
+        <w:rPr>
+          <w:rFonts w:ascii="Consolas" w:cs="Consolas" w:eastAsia="Consolas" w:hAnsi="Consolas"/>
+          <w:sz w:val="17"/>
+          <w:szCs w:val="17"/>
+        </w:rPr>
+        <w:t xml:space="preserve">//  ТелоСтрокой - Строка - тело HTTP-запроса: JSON {guid, message}, message - URL-кодированный пакет FIX.</w:t>
+      </w:r>
+    </w:p>
+    <w:p>
+      <w:pPr>
+        <w:shd w:fill="F2F3F5" w:color="auto" w:val="clear"/>
+        <w:spacing w:after="0" w:before="0" w:line="240"/>
+        <w:ind w:left="120" w:right="120"/>
+      </w:pPr>
+      <w:r>
+        <w:rPr>
+          <w:rFonts w:ascii="Consolas" w:cs="Consolas" w:eastAsia="Consolas" w:hAnsi="Consolas"/>
+          <w:sz w:val="17"/>
+          <w:szCs w:val="17"/>
+        </w:rPr>
+        <w:t xml:space="preserve">//</w:t>
+      </w:r>
+    </w:p>
+    <w:p>
+      <w:pPr>
+        <w:shd w:fill="F2F3F5" w:color="auto" w:val="clear"/>
+        <w:spacing w:after="0" w:before="0" w:line="240"/>
+        <w:ind w:left="120" w:right="120"/>
+      </w:pPr>
+      <w:r>
+        <w:rPr>
+          <w:rFonts w:ascii="Consolas" w:cs="Consolas" w:eastAsia="Consolas" w:hAnsi="Consolas"/>
+          <w:sz w:val="17"/>
+          <w:szCs w:val="17"/>
+        </w:rPr>
+        <w:t xml:space="preserve">Процедура ЗаписатьВызовПроксиFIX(Команда, ТелоСтрокой) Экспорт</w:t>
       </w:r>
     </w:p>
     <w:p>
@@ -7149,6 +8773,36 @@
           <w:sz w:val="17"/>
           <w:szCs w:val="17"/>
         </w:rPr>
+        <w:t xml:space="preserve">    НачалоЗаписи = ТекущаяУниверсальнаяДатаВМиллисекундах();</w:t>
+      </w:r>
+    </w:p>
+    <w:p>
+      <w:pPr>
+        <w:shd w:fill="F2F3F5" w:color="auto" w:val="clear"/>
+        <w:spacing w:after="0" w:before="0" w:line="240"/>
+        <w:ind w:left="120" w:right="120"/>
+      </w:pPr>
+      <w:r>
+        <w:rPr>
+          <w:rFonts w:ascii="Consolas" w:cs="Consolas" w:eastAsia="Consolas" w:hAnsi="Consolas"/>
+          <w:sz w:val="17"/>
+          <w:szCs w:val="17"/>
+        </w:rPr>
+        <w:t xml:space="preserve"> </w:t>
+      </w:r>
+    </w:p>
+    <w:p>
+      <w:pPr>
+        <w:shd w:fill="F2F3F5" w:color="auto" w:val="clear"/>
+        <w:spacing w:after="0" w:before="0" w:line="240"/>
+        <w:ind w:left="120" w:right="120"/>
+      </w:pPr>
+      <w:r>
+        <w:rPr>
+          <w:rFonts w:ascii="Consolas" w:cs="Consolas" w:eastAsia="Consolas" w:hAnsi="Consolas"/>
+          <w:sz w:val="17"/>
+          <w:szCs w:val="17"/>
+        </w:rPr>
         <w:t xml:space="preserve">    Каталог = КаталогВременныхФайлов() + "IMDEV-9529_FIX";</w:t>
       </w:r>
     </w:p>
@@ -7224,22 +8878,1087 @@
           <w:sz w:val="17"/>
           <w:szCs w:val="17"/>
         </w:rPr>
-        <w:t xml:space="preserve">    Параметры = Новый Структура("guid, message", "", "");</w:t>
-      </w:r>
-    </w:p>
-    <w:p>
-      <w:pPr>
-        <w:shd w:fill="F2F3F5" w:color="auto" w:val="clear"/>
-        <w:spacing w:after="0" w:before="0" w:line="240"/>
-        <w:ind w:left="120" w:right="120"/>
-      </w:pPr>
-      <w:r>
-        <w:rPr>
-          <w:rFonts w:ascii="Consolas" w:cs="Consolas" w:eastAsia="Consolas" w:hAnsi="Consolas"/>
-          <w:sz w:val="17"/>
-          <w:szCs w:val="17"/>
-        </w:rPr>
-        <w:t xml:space="preserve">    Если ЗначениеЗаполнено(ТелоСтрокой) Тогда</w:t>
+        <w:t xml:space="preserve">    ПараметрыЗапроса = ПараметрыЗапросаПроксиFIX(ТелоСтрокой);</w:t>
+      </w:r>
+    </w:p>
+    <w:p>
+      <w:pPr>
+        <w:shd w:fill="F2F3F5" w:color="auto" w:val="clear"/>
+        <w:spacing w:after="0" w:before="0" w:line="240"/>
+        <w:ind w:left="120" w:right="120"/>
+      </w:pPr>
+      <w:r>
+        <w:rPr>
+          <w:rFonts w:ascii="Consolas" w:cs="Consolas" w:eastAsia="Consolas" w:hAnsi="Consolas"/>
+          <w:sz w:val="17"/>
+          <w:szCs w:val="17"/>
+        </w:rPr>
+        <w:t xml:space="preserve">    Сообщения = РаскодироватьСтроку(ПараметрыЗапроса.message, СпособКодированияСтроки.КодировкаURL);</w:t>
+      </w:r>
+    </w:p>
+    <w:p>
+      <w:pPr>
+        <w:shd w:fill="F2F3F5" w:color="auto" w:val="clear"/>
+        <w:spacing w:after="0" w:before="0" w:line="240"/>
+        <w:ind w:left="120" w:right="120"/>
+      </w:pPr>
+      <w:r>
+        <w:rPr>
+          <w:rFonts w:ascii="Consolas" w:cs="Consolas" w:eastAsia="Consolas" w:hAnsi="Consolas"/>
+          <w:sz w:val="17"/>
+          <w:szCs w:val="17"/>
+        </w:rPr>
+        <w:t xml:space="preserve">    КоличествоЗаявок = СтрЧислоВхождений(Сообщения, Символ(1) + "35=D" + Символ(1));</w:t>
+      </w:r>
+    </w:p>
+    <w:p>
+      <w:pPr>
+        <w:shd w:fill="F2F3F5" w:color="auto" w:val="clear"/>
+        <w:spacing w:after="0" w:before="0" w:line="240"/>
+        <w:ind w:left="120" w:right="120"/>
+      </w:pPr>
+      <w:r>
+        <w:rPr>
+          <w:rFonts w:ascii="Consolas" w:cs="Consolas" w:eastAsia="Consolas" w:hAnsi="Consolas"/>
+          <w:sz w:val="17"/>
+          <w:szCs w:val="17"/>
+        </w:rPr>
+        <w:t xml:space="preserve"> </w:t>
+      </w:r>
+    </w:p>
+    <w:p>
+      <w:pPr>
+        <w:shd w:fill="F2F3F5" w:color="auto" w:val="clear"/>
+        <w:spacing w:after="0" w:before="0" w:line="240"/>
+        <w:ind w:left="120" w:right="120"/>
+      </w:pPr>
+      <w:r>
+        <w:rPr>
+          <w:rFonts w:ascii="Consolas" w:cs="Consolas" w:eastAsia="Consolas" w:hAnsi="Consolas"/>
+          <w:sz w:val="17"/>
+          <w:szCs w:val="17"/>
+        </w:rPr>
+        <w:t xml:space="preserve">    Данные = Новый Структура;</w:t>
+      </w:r>
+    </w:p>
+    <w:p>
+      <w:pPr>
+        <w:shd w:fill="F2F3F5" w:color="auto" w:val="clear"/>
+        <w:spacing w:after="0" w:before="0" w:line="240"/>
+        <w:ind w:left="120" w:right="120"/>
+      </w:pPr>
+      <w:r>
+        <w:rPr>
+          <w:rFonts w:ascii="Consolas" w:cs="Consolas" w:eastAsia="Consolas" w:hAnsi="Consolas"/>
+          <w:sz w:val="17"/>
+          <w:szCs w:val="17"/>
+        </w:rPr>
+        <w:t xml:space="preserve">    Данные.Вставить("command",     Команда);</w:t>
+      </w:r>
+    </w:p>
+    <w:p>
+      <w:pPr>
+        <w:shd w:fill="F2F3F5" w:color="auto" w:val="clear"/>
+        <w:spacing w:after="0" w:before="0" w:line="240"/>
+        <w:ind w:left="120" w:right="120"/>
+      </w:pPr>
+      <w:r>
+        <w:rPr>
+          <w:rFonts w:ascii="Consolas" w:cs="Consolas" w:eastAsia="Consolas" w:hAnsi="Consolas"/>
+          <w:sz w:val="17"/>
+          <w:szCs w:val="17"/>
+        </w:rPr>
+        <w:t xml:space="preserve">    Данные.Вставить("utc_ms",      НачалоЗаписи);</w:t>
+      </w:r>
+    </w:p>
+    <w:p>
+      <w:pPr>
+        <w:shd w:fill="F2F3F5" w:color="auto" w:val="clear"/>
+        <w:spacing w:after="0" w:before="0" w:line="240"/>
+        <w:ind w:left="120" w:right="120"/>
+      </w:pPr>
+      <w:r>
+        <w:rPr>
+          <w:rFonts w:ascii="Consolas" w:cs="Consolas" w:eastAsia="Consolas" w:hAnsi="Consolas"/>
+          <w:sz w:val="17"/>
+          <w:szCs w:val="17"/>
+        </w:rPr>
+        <w:t xml:space="preserve">    Данные.Вставить("guid",        ПараметрыЗапроса.guid);</w:t>
+      </w:r>
+    </w:p>
+    <w:p>
+      <w:pPr>
+        <w:shd w:fill="F2F3F5" w:color="auto" w:val="clear"/>
+        <w:spacing w:after="0" w:before="0" w:line="240"/>
+        <w:ind w:left="120" w:right="120"/>
+      </w:pPr>
+      <w:r>
+        <w:rPr>
+          <w:rFonts w:ascii="Consolas" w:cs="Consolas" w:eastAsia="Consolas" w:hAnsi="Consolas"/>
+          <w:sz w:val="17"/>
+          <w:szCs w:val="17"/>
+        </w:rPr>
+        <w:t xml:space="preserve">    Данные.Вставить("orders",      КоличествоЗаявок);</w:t>
+      </w:r>
+    </w:p>
+    <w:p>
+      <w:pPr>
+        <w:shd w:fill="F2F3F5" w:color="auto" w:val="clear"/>
+        <w:spacing w:after="0" w:before="0" w:line="240"/>
+        <w:ind w:left="120" w:right="120"/>
+      </w:pPr>
+      <w:r>
+        <w:rPr>
+          <w:rFonts w:ascii="Consolas" w:cs="Consolas" w:eastAsia="Consolas" w:hAnsi="Consolas"/>
+          <w:sz w:val="17"/>
+          <w:szCs w:val="17"/>
+        </w:rPr>
+        <w:t xml:space="preserve">    Данные.Вставить("body_length", СтрДлина(ТелоСтрокой));</w:t>
+      </w:r>
+    </w:p>
+    <w:p>
+      <w:pPr>
+        <w:shd w:fill="F2F3F5" w:color="auto" w:val="clear"/>
+        <w:spacing w:after="0" w:before="0" w:line="240"/>
+        <w:ind w:left="120" w:right="120"/>
+      </w:pPr>
+      <w:r>
+        <w:rPr>
+          <w:rFonts w:ascii="Consolas" w:cs="Consolas" w:eastAsia="Consolas" w:hAnsi="Consolas"/>
+          <w:sz w:val="17"/>
+          <w:szCs w:val="17"/>
+        </w:rPr>
+        <w:t xml:space="preserve">    Данные.Вставить("messages",    СтрЗаменить(Сообщения, Символ(1), "|"));</w:t>
+      </w:r>
+    </w:p>
+    <w:p>
+      <w:pPr>
+        <w:shd w:fill="F2F3F5" w:color="auto" w:val="clear"/>
+        <w:spacing w:after="0" w:before="0" w:line="240"/>
+        <w:ind w:left="120" w:right="120"/>
+      </w:pPr>
+      <w:r>
+        <w:rPr>
+          <w:rFonts w:ascii="Consolas" w:cs="Consolas" w:eastAsia="Consolas" w:hAnsi="Consolas"/>
+          <w:sz w:val="17"/>
+          <w:szCs w:val="17"/>
+        </w:rPr>
+        <w:t xml:space="preserve"> </w:t>
+      </w:r>
+    </w:p>
+    <w:p>
+      <w:pPr>
+        <w:shd w:fill="F2F3F5" w:color="auto" w:val="clear"/>
+        <w:spacing w:after="0" w:before="0" w:line="240"/>
+        <w:ind w:left="120" w:right="120"/>
+      </w:pPr>
+      <w:r>
+        <w:rPr>
+          <w:rFonts w:ascii="Consolas" w:cs="Consolas" w:eastAsia="Consolas" w:hAnsi="Consolas"/>
+          <w:sz w:val="17"/>
+          <w:szCs w:val="17"/>
+        </w:rPr>
+        <w:t xml:space="preserve">    ЗаписьJSON = Новый ЗаписьJSON;</w:t>
+      </w:r>
+    </w:p>
+    <w:p>
+      <w:pPr>
+        <w:shd w:fill="F2F3F5" w:color="auto" w:val="clear"/>
+        <w:spacing w:after="0" w:before="0" w:line="240"/>
+        <w:ind w:left="120" w:right="120"/>
+      </w:pPr>
+      <w:r>
+        <w:rPr>
+          <w:rFonts w:ascii="Consolas" w:cs="Consolas" w:eastAsia="Consolas" w:hAnsi="Consolas"/>
+          <w:sz w:val="17"/>
+          <w:szCs w:val="17"/>
+        </w:rPr>
+        <w:t xml:space="preserve">    ЗаписьJSON.ОткрытьФайл(ИмяФайла, "UTF-8");</w:t>
+      </w:r>
+    </w:p>
+    <w:p>
+      <w:pPr>
+        <w:shd w:fill="F2F3F5" w:color="auto" w:val="clear"/>
+        <w:spacing w:after="0" w:before="0" w:line="240"/>
+        <w:ind w:left="120" w:right="120"/>
+      </w:pPr>
+      <w:r>
+        <w:rPr>
+          <w:rFonts w:ascii="Consolas" w:cs="Consolas" w:eastAsia="Consolas" w:hAnsi="Consolas"/>
+          <w:sz w:val="17"/>
+          <w:szCs w:val="17"/>
+        </w:rPr>
+        <w:t xml:space="preserve">    ЗаписатьJSON(ЗаписьJSON, Данные);</w:t>
+      </w:r>
+    </w:p>
+    <w:p>
+      <w:pPr>
+        <w:shd w:fill="F2F3F5" w:color="auto" w:val="clear"/>
+        <w:spacing w:after="0" w:before="0" w:line="240"/>
+        <w:ind w:left="120" w:right="120"/>
+      </w:pPr>
+      <w:r>
+        <w:rPr>
+          <w:rFonts w:ascii="Consolas" w:cs="Consolas" w:eastAsia="Consolas" w:hAnsi="Consolas"/>
+          <w:sz w:val="17"/>
+          <w:szCs w:val="17"/>
+        </w:rPr>
+        <w:t xml:space="preserve">    ЗаписьJSON.Закрыть();</w:t>
+      </w:r>
+    </w:p>
+    <w:p>
+      <w:pPr>
+        <w:shd w:fill="F2F3F5" w:color="auto" w:val="clear"/>
+        <w:spacing w:after="0" w:before="0" w:line="240"/>
+        <w:ind w:left="120" w:right="120"/>
+      </w:pPr>
+      <w:r>
+        <w:rPr>
+          <w:rFonts w:ascii="Consolas" w:cs="Consolas" w:eastAsia="Consolas" w:hAnsi="Consolas"/>
+          <w:sz w:val="17"/>
+          <w:szCs w:val="17"/>
+        </w:rPr>
+        <w:t xml:space="preserve"> </w:t>
+      </w:r>
+    </w:p>
+    <w:p>
+      <w:pPr>
+        <w:shd w:fill="F2F3F5" w:color="auto" w:val="clear"/>
+        <w:spacing w:after="0" w:before="0" w:line="240"/>
+        <w:ind w:left="120" w:right="120"/>
+      </w:pPr>
+      <w:r>
+        <w:rPr>
+          <w:rFonts w:ascii="Consolas" w:cs="Consolas" w:eastAsia="Consolas" w:hAnsi="Consolas"/>
+          <w:sz w:val="17"/>
+          <w:szCs w:val="17"/>
+        </w:rPr>
+        <w:t xml:space="preserve">    Комментарий = СтрШаблон(</w:t>
+      </w:r>
+    </w:p>
+    <w:p>
+      <w:pPr>
+        <w:shd w:fill="F2F3F5" w:color="auto" w:val="clear"/>
+        <w:spacing w:after="0" w:before="0" w:line="240"/>
+        <w:ind w:left="120" w:right="120"/>
+      </w:pPr>
+      <w:r>
+        <w:rPr>
+          <w:rFonts w:ascii="Consolas" w:cs="Consolas" w:eastAsia="Consolas" w:hAnsi="Consolas"/>
+          <w:sz w:val="17"/>
+          <w:szCs w:val="17"/>
+        </w:rPr>
+        <w:t xml:space="preserve">        НСтр("ru = 'Команда %1, заявок 35=D: %2, длина тела %3, запись файла %4 мс, файл %5'"),</w:t>
+      </w:r>
+    </w:p>
+    <w:p>
+      <w:pPr>
+        <w:shd w:fill="F2F3F5" w:color="auto" w:val="clear"/>
+        <w:spacing w:after="0" w:before="0" w:line="240"/>
+        <w:ind w:left="120" w:right="120"/>
+      </w:pPr>
+      <w:r>
+        <w:rPr>
+          <w:rFonts w:ascii="Consolas" w:cs="Consolas" w:eastAsia="Consolas" w:hAnsi="Consolas"/>
+          <w:sz w:val="17"/>
+          <w:szCs w:val="17"/>
+        </w:rPr>
+        <w:t xml:space="preserve">        Лев(Команда, 40), КоличествоЗаявок, СтрДлина(ТелоСтрокой),</w:t>
+      </w:r>
+    </w:p>
+    <w:p>
+      <w:pPr>
+        <w:shd w:fill="F2F3F5" w:color="auto" w:val="clear"/>
+        <w:spacing w:after="0" w:before="0" w:line="240"/>
+        <w:ind w:left="120" w:right="120"/>
+      </w:pPr>
+      <w:r>
+        <w:rPr>
+          <w:rFonts w:ascii="Consolas" w:cs="Consolas" w:eastAsia="Consolas" w:hAnsi="Consolas"/>
+          <w:sz w:val="17"/>
+          <w:szCs w:val="17"/>
+        </w:rPr>
+        <w:t xml:space="preserve">        ТекущаяУниверсальнаяДатаВМиллисекундах() - НачалоЗаписи, ИмяФайла);</w:t>
+      </w:r>
+    </w:p>
+    <w:p>
+      <w:pPr>
+        <w:shd w:fill="F2F3F5" w:color="auto" w:val="clear"/>
+        <w:spacing w:after="0" w:before="0" w:line="240"/>
+        <w:ind w:left="120" w:right="120"/>
+      </w:pPr>
+      <w:r>
+        <w:rPr>
+          <w:rFonts w:ascii="Consolas" w:cs="Consolas" w:eastAsia="Consolas" w:hAnsi="Consolas"/>
+          <w:sz w:val="17"/>
+          <w:szCs w:val="17"/>
+        </w:rPr>
+        <w:t xml:space="preserve">    ЗаписьЖурналаРегистрации("IMDEV-9529.ЗаглушкаFIX", УровеньЖурналаРегистрации.Информация, , , Комментарий);</w:t>
+      </w:r>
+    </w:p>
+    <w:p>
+      <w:pPr>
+        <w:shd w:fill="F2F3F5" w:color="auto" w:val="clear"/>
+        <w:spacing w:after="0" w:before="0" w:line="240"/>
+        <w:ind w:left="120" w:right="120"/>
+      </w:pPr>
+      <w:r>
+        <w:rPr>
+          <w:rFonts w:ascii="Consolas" w:cs="Consolas" w:eastAsia="Consolas" w:hAnsi="Consolas"/>
+          <w:sz w:val="17"/>
+          <w:szCs w:val="17"/>
+        </w:rPr>
+        <w:t xml:space="preserve"> </w:t>
+      </w:r>
+    </w:p>
+    <w:p>
+      <w:pPr>
+        <w:shd w:fill="F2F3F5" w:color="auto" w:val="clear"/>
+        <w:spacing w:after="0" w:before="0" w:line="240"/>
+        <w:ind w:left="120" w:right="120"/>
+      </w:pPr>
+      <w:r>
+        <w:rPr>
+          <w:rFonts w:ascii="Consolas" w:cs="Consolas" w:eastAsia="Consolas" w:hAnsi="Consolas"/>
+          <w:sz w:val="17"/>
+          <w:szCs w:val="17"/>
+        </w:rPr>
+        <w:t xml:space="preserve">КонецПроцедуры</w:t>
+      </w:r>
+    </w:p>
+    <w:p>
+      <w:pPr>
+        <w:shd w:fill="F2F3F5" w:color="auto" w:val="clear"/>
+        <w:spacing w:after="0" w:before="0" w:line="240"/>
+        <w:ind w:left="120" w:right="120"/>
+      </w:pPr>
+      <w:r>
+        <w:rPr>
+          <w:rFonts w:ascii="Consolas" w:cs="Consolas" w:eastAsia="Consolas" w:hAnsi="Consolas"/>
+          <w:sz w:val="17"/>
+          <w:szCs w:val="17"/>
+        </w:rPr>
+        <w:t xml:space="preserve"> </w:t>
+      </w:r>
+    </w:p>
+    <w:p>
+      <w:pPr>
+        <w:shd w:fill="F2F3F5" w:color="auto" w:val="clear"/>
+        <w:spacing w:after="0" w:before="0" w:line="240"/>
+        <w:ind w:left="120" w:right="120"/>
+      </w:pPr>
+      <w:r>
+        <w:rPr>
+          <w:rFonts w:ascii="Consolas" w:cs="Consolas" w:eastAsia="Consolas" w:hAnsi="Consolas"/>
+          <w:sz w:val="17"/>
+          <w:szCs w:val="17"/>
+        </w:rPr>
+        <w:t xml:space="preserve">#КонецОбласти</w:t>
+      </w:r>
+    </w:p>
+    <w:p>
+      <w:pPr>
+        <w:shd w:fill="F2F3F5" w:color="auto" w:val="clear"/>
+        <w:spacing w:after="0" w:before="0" w:line="240"/>
+        <w:ind w:left="120" w:right="120"/>
+      </w:pPr>
+      <w:r>
+        <w:rPr>
+          <w:rFonts w:ascii="Consolas" w:cs="Consolas" w:eastAsia="Consolas" w:hAnsi="Consolas"/>
+          <w:sz w:val="17"/>
+          <w:szCs w:val="17"/>
+        </w:rPr>
+        <w:t xml:space="preserve"> </w:t>
+      </w:r>
+    </w:p>
+    <w:p>
+      <w:pPr>
+        <w:shd w:fill="F2F3F5" w:color="auto" w:val="clear"/>
+        <w:spacing w:after="0" w:before="0" w:line="240"/>
+        <w:ind w:left="120" w:right="120"/>
+      </w:pPr>
+      <w:r>
+        <w:rPr>
+          <w:rFonts w:ascii="Consolas" w:cs="Consolas" w:eastAsia="Consolas" w:hAnsi="Consolas"/>
+          <w:sz w:val="17"/>
+          <w:szCs w:val="17"/>
+        </w:rPr>
+        <w:t xml:space="preserve">#КонецОбласти</w:t>
+      </w:r>
+    </w:p>
+    <w:p>
+      <w:pPr>
+        <w:shd w:fill="F2F3F5" w:color="auto" w:val="clear"/>
+        <w:spacing w:after="0" w:before="0" w:line="240"/>
+        <w:ind w:left="120" w:right="120"/>
+      </w:pPr>
+      <w:r>
+        <w:rPr>
+          <w:rFonts w:ascii="Consolas" w:cs="Consolas" w:eastAsia="Consolas" w:hAnsi="Consolas"/>
+          <w:sz w:val="17"/>
+          <w:szCs w:val="17"/>
+        </w:rPr>
+        <w:t xml:space="preserve"> </w:t>
+      </w:r>
+    </w:p>
+    <w:p>
+      <w:pPr>
+        <w:shd w:fill="F2F3F5" w:color="auto" w:val="clear"/>
+        <w:spacing w:after="0" w:before="0" w:line="240"/>
+        <w:ind w:left="120" w:right="120"/>
+      </w:pPr>
+      <w:r>
+        <w:rPr>
+          <w:rFonts w:ascii="Consolas" w:cs="Consolas" w:eastAsia="Consolas" w:hAnsi="Consolas"/>
+          <w:sz w:val="17"/>
+          <w:szCs w:val="17"/>
+        </w:rPr>
+        <w:t xml:space="preserve">#Область СлужебныеПроцедурыИФункции</w:t>
+      </w:r>
+    </w:p>
+    <w:p>
+      <w:pPr>
+        <w:shd w:fill="F2F3F5" w:color="auto" w:val="clear"/>
+        <w:spacing w:after="0" w:before="0" w:line="240"/>
+        <w:ind w:left="120" w:right="120"/>
+      </w:pPr>
+      <w:r>
+        <w:rPr>
+          <w:rFonts w:ascii="Consolas" w:cs="Consolas" w:eastAsia="Consolas" w:hAnsi="Consolas"/>
+          <w:sz w:val="17"/>
+          <w:szCs w:val="17"/>
+        </w:rPr>
+        <w:t xml:space="preserve"> </w:t>
+      </w:r>
+    </w:p>
+    <w:p>
+      <w:pPr>
+        <w:shd w:fill="F2F3F5" w:color="auto" w:val="clear"/>
+        <w:spacing w:after="0" w:before="0" w:line="240"/>
+        <w:ind w:left="120" w:right="120"/>
+      </w:pPr>
+      <w:r>
+        <w:rPr>
+          <w:rFonts w:ascii="Consolas" w:cs="Consolas" w:eastAsia="Consolas" w:hAnsi="Consolas"/>
+          <w:sz w:val="17"/>
+          <w:szCs w:val="17"/>
+        </w:rPr>
+        <w:t xml:space="preserve">#Область ЗаглушкаОтправкиFIXСлужебные</w:t>
+      </w:r>
+    </w:p>
+    <w:p>
+      <w:pPr>
+        <w:shd w:fill="F2F3F5" w:color="auto" w:val="clear"/>
+        <w:spacing w:after="0" w:before="0" w:line="240"/>
+        <w:ind w:left="120" w:right="120"/>
+      </w:pPr>
+      <w:r>
+        <w:rPr>
+          <w:rFonts w:ascii="Consolas" w:cs="Consolas" w:eastAsia="Consolas" w:hAnsi="Consolas"/>
+          <w:sz w:val="17"/>
+          <w:szCs w:val="17"/>
+        </w:rPr>
+        <w:t xml:space="preserve"> </w:t>
+      </w:r>
+    </w:p>
+    <w:p>
+      <w:pPr>
+        <w:shd w:fill="F2F3F5" w:color="auto" w:val="clear"/>
+        <w:spacing w:after="0" w:before="0" w:line="240"/>
+        <w:ind w:left="120" w:right="120"/>
+      </w:pPr>
+      <w:r>
+        <w:rPr>
+          <w:rFonts w:ascii="Consolas" w:cs="Consolas" w:eastAsia="Consolas" w:hAnsi="Consolas"/>
+          <w:sz w:val="17"/>
+          <w:szCs w:val="17"/>
+        </w:rPr>
+        <w:t xml:space="preserve">// IMDEV-9529. Заглушка отправки FIX для тестовой копии</w:t>
+      </w:r>
+    </w:p>
+    <w:p>
+      <w:pPr>
+        <w:shd w:fill="F2F3F5" w:color="auto" w:val="clear"/>
+        <w:spacing w:after="0" w:before="0" w:line="240"/>
+        <w:ind w:left="120" w:right="120"/>
+      </w:pPr>
+      <w:r>
+        <w:rPr>
+          <w:rFonts w:ascii="Consolas" w:cs="Consolas" w:eastAsia="Consolas" w:hAnsi="Consolas"/>
+          <w:sz w:val="17"/>
+          <w:szCs w:val="17"/>
+        </w:rPr>
+        <w:t xml:space="preserve">//</w:t>
+      </w:r>
+    </w:p>
+    <w:p>
+      <w:pPr>
+        <w:shd w:fill="F2F3F5" w:color="auto" w:val="clear"/>
+        <w:spacing w:after="0" w:before="0" w:line="240"/>
+        <w:ind w:left="120" w:right="120"/>
+      </w:pPr>
+      <w:r>
+        <w:rPr>
+          <w:rFonts w:ascii="Consolas" w:cs="Consolas" w:eastAsia="Consolas" w:hAnsi="Consolas"/>
+          <w:sz w:val="17"/>
+          <w:szCs w:val="17"/>
+        </w:rPr>
+        <w:t xml:space="preserve">// Список информационных баз, в которых работает заглушка отправки FIX. PROD в список не включается.</w:t>
+      </w:r>
+    </w:p>
+    <w:p>
+      <w:pPr>
+        <w:shd w:fill="F2F3F5" w:color="auto" w:val="clear"/>
+        <w:spacing w:after="0" w:before="0" w:line="240"/>
+        <w:ind w:left="120" w:right="120"/>
+      </w:pPr>
+      <w:r>
+        <w:rPr>
+          <w:rFonts w:ascii="Consolas" w:cs="Consolas" w:eastAsia="Consolas" w:hAnsi="Consolas"/>
+          <w:sz w:val="17"/>
+          <w:szCs w:val="17"/>
+        </w:rPr>
+        <w:t xml:space="preserve">//</w:t>
+      </w:r>
+    </w:p>
+    <w:p>
+      <w:pPr>
+        <w:shd w:fill="F2F3F5" w:color="auto" w:val="clear"/>
+        <w:spacing w:after="0" w:before="0" w:line="240"/>
+        <w:ind w:left="120" w:right="120"/>
+      </w:pPr>
+      <w:r>
+        <w:rPr>
+          <w:rFonts w:ascii="Consolas" w:cs="Consolas" w:eastAsia="Consolas" w:hAnsi="Consolas"/>
+          <w:sz w:val="17"/>
+          <w:szCs w:val="17"/>
+        </w:rPr>
+        <w:t xml:space="preserve">// Возвращаемое значение:</w:t>
+      </w:r>
+    </w:p>
+    <w:p>
+      <w:pPr>
+        <w:shd w:fill="F2F3F5" w:color="auto" w:val="clear"/>
+        <w:spacing w:after="0" w:before="0" w:line="240"/>
+        <w:ind w:left="120" w:right="120"/>
+      </w:pPr>
+      <w:r>
+        <w:rPr>
+          <w:rFonts w:ascii="Consolas" w:cs="Consolas" w:eastAsia="Consolas" w:hAnsi="Consolas"/>
+          <w:sz w:val="17"/>
+          <w:szCs w:val="17"/>
+        </w:rPr>
+        <w:t xml:space="preserve">//  Массив из Строка - имена баз на сервере 1С (параметр Ref строки соединения).</w:t>
+      </w:r>
+    </w:p>
+    <w:p>
+      <w:pPr>
+        <w:shd w:fill="F2F3F5" w:color="auto" w:val="clear"/>
+        <w:spacing w:after="0" w:before="0" w:line="240"/>
+        <w:ind w:left="120" w:right="120"/>
+      </w:pPr>
+      <w:r>
+        <w:rPr>
+          <w:rFonts w:ascii="Consolas" w:cs="Consolas" w:eastAsia="Consolas" w:hAnsi="Consolas"/>
+          <w:sz w:val="17"/>
+          <w:szCs w:val="17"/>
+        </w:rPr>
+        <w:t xml:space="preserve">//</w:t>
+      </w:r>
+    </w:p>
+    <w:p>
+      <w:pPr>
+        <w:shd w:fill="F2F3F5" w:color="auto" w:val="clear"/>
+        <w:spacing w:after="0" w:before="0" w:line="240"/>
+        <w:ind w:left="120" w:right="120"/>
+      </w:pPr>
+      <w:r>
+        <w:rPr>
+          <w:rFonts w:ascii="Consolas" w:cs="Consolas" w:eastAsia="Consolas" w:hAnsi="Consolas"/>
+          <w:sz w:val="17"/>
+          <w:szCs w:val="17"/>
+        </w:rPr>
+        <w:t xml:space="preserve">Функция РазрешенныеБазыЗаглушкиFIX()</w:t>
+      </w:r>
+    </w:p>
+    <w:p>
+      <w:pPr>
+        <w:shd w:fill="F2F3F5" w:color="auto" w:val="clear"/>
+        <w:spacing w:after="0" w:before="0" w:line="240"/>
+        <w:ind w:left="120" w:right="120"/>
+      </w:pPr>
+      <w:r>
+        <w:rPr>
+          <w:rFonts w:ascii="Consolas" w:cs="Consolas" w:eastAsia="Consolas" w:hAnsi="Consolas"/>
+          <w:sz w:val="17"/>
+          <w:szCs w:val="17"/>
+        </w:rPr>
+        <w:t xml:space="preserve"> </w:t>
+      </w:r>
+    </w:p>
+    <w:p>
+      <w:pPr>
+        <w:shd w:fill="F2F3F5" w:color="auto" w:val="clear"/>
+        <w:spacing w:after="0" w:before="0" w:line="240"/>
+        <w:ind w:left="120" w:right="120"/>
+      </w:pPr>
+      <w:r>
+        <w:rPr>
+          <w:rFonts w:ascii="Consolas" w:cs="Consolas" w:eastAsia="Consolas" w:hAnsi="Consolas"/>
+          <w:sz w:val="17"/>
+          <w:szCs w:val="17"/>
+        </w:rPr>
+        <w:t xml:space="preserve">    Результат = Новый Массив;</w:t>
+      </w:r>
+    </w:p>
+    <w:p>
+      <w:pPr>
+        <w:shd w:fill="F2F3F5" w:color="auto" w:val="clear"/>
+        <w:spacing w:after="0" w:before="0" w:line="240"/>
+        <w:ind w:left="120" w:right="120"/>
+      </w:pPr>
+      <w:r>
+        <w:rPr>
+          <w:rFonts w:ascii="Consolas" w:cs="Consolas" w:eastAsia="Consolas" w:hAnsi="Consolas"/>
+          <w:sz w:val="17"/>
+          <w:szCs w:val="17"/>
+        </w:rPr>
+        <w:t xml:space="preserve">    Результат.Добавить("AVC_PP_Retail_FO"); // тестовая копия PROD, розничное ДУ (Т-1)</w:t>
+      </w:r>
+    </w:p>
+    <w:p>
+      <w:pPr>
+        <w:shd w:fill="F2F3F5" w:color="auto" w:val="clear"/>
+        <w:spacing w:after="0" w:before="0" w:line="240"/>
+        <w:ind w:left="120" w:right="120"/>
+      </w:pPr>
+      <w:r>
+        <w:rPr>
+          <w:rFonts w:ascii="Consolas" w:cs="Consolas" w:eastAsia="Consolas" w:hAnsi="Consolas"/>
+          <w:sz w:val="17"/>
+          <w:szCs w:val="17"/>
+        </w:rPr>
+        <w:t xml:space="preserve">    Результат.Добавить("AVC_PP_FO");        // тестовая копия PROD, обычное ДУ</w:t>
+      </w:r>
+    </w:p>
+    <w:p>
+      <w:pPr>
+        <w:shd w:fill="F2F3F5" w:color="auto" w:val="clear"/>
+        <w:spacing w:after="0" w:before="0" w:line="240"/>
+        <w:ind w:left="120" w:right="120"/>
+      </w:pPr>
+      <w:r>
+        <w:rPr>
+          <w:rFonts w:ascii="Consolas" w:cs="Consolas" w:eastAsia="Consolas" w:hAnsi="Consolas"/>
+          <w:sz w:val="17"/>
+          <w:szCs w:val="17"/>
+        </w:rPr>
+        <w:t xml:space="preserve">    Результат.Добавить("WIN_FO_server");    // разработческая база ФО</w:t>
+      </w:r>
+    </w:p>
+    <w:p>
+      <w:pPr>
+        <w:shd w:fill="F2F3F5" w:color="auto" w:val="clear"/>
+        <w:spacing w:after="0" w:before="0" w:line="240"/>
+        <w:ind w:left="120" w:right="120"/>
+      </w:pPr>
+      <w:r>
+        <w:rPr>
+          <w:rFonts w:ascii="Consolas" w:cs="Consolas" w:eastAsia="Consolas" w:hAnsi="Consolas"/>
+          <w:sz w:val="17"/>
+          <w:szCs w:val="17"/>
+        </w:rPr>
+        <w:t xml:space="preserve"> </w:t>
+      </w:r>
+    </w:p>
+    <w:p>
+      <w:pPr>
+        <w:shd w:fill="F2F3F5" w:color="auto" w:val="clear"/>
+        <w:spacing w:after="0" w:before="0" w:line="240"/>
+        <w:ind w:left="120" w:right="120"/>
+      </w:pPr>
+      <w:r>
+        <w:rPr>
+          <w:rFonts w:ascii="Consolas" w:cs="Consolas" w:eastAsia="Consolas" w:hAnsi="Consolas"/>
+          <w:sz w:val="17"/>
+          <w:szCs w:val="17"/>
+        </w:rPr>
+        <w:t xml:space="preserve">    Возврат Результат;</w:t>
+      </w:r>
+    </w:p>
+    <w:p>
+      <w:pPr>
+        <w:shd w:fill="F2F3F5" w:color="auto" w:val="clear"/>
+        <w:spacing w:after="0" w:before="0" w:line="240"/>
+        <w:ind w:left="120" w:right="120"/>
+      </w:pPr>
+      <w:r>
+        <w:rPr>
+          <w:rFonts w:ascii="Consolas" w:cs="Consolas" w:eastAsia="Consolas" w:hAnsi="Consolas"/>
+          <w:sz w:val="17"/>
+          <w:szCs w:val="17"/>
+        </w:rPr>
+        <w:t xml:space="preserve"> </w:t>
+      </w:r>
+    </w:p>
+    <w:p>
+      <w:pPr>
+        <w:shd w:fill="F2F3F5" w:color="auto" w:val="clear"/>
+        <w:spacing w:after="0" w:before="0" w:line="240"/>
+        <w:ind w:left="120" w:right="120"/>
+      </w:pPr>
+      <w:r>
+        <w:rPr>
+          <w:rFonts w:ascii="Consolas" w:cs="Consolas" w:eastAsia="Consolas" w:hAnsi="Consolas"/>
+          <w:sz w:val="17"/>
+          <w:szCs w:val="17"/>
+        </w:rPr>
+        <w:t xml:space="preserve">КонецФункции</w:t>
+      </w:r>
+    </w:p>
+    <w:p>
+      <w:pPr>
+        <w:shd w:fill="F2F3F5" w:color="auto" w:val="clear"/>
+        <w:spacing w:after="0" w:before="0" w:line="240"/>
+        <w:ind w:left="120" w:right="120"/>
+      </w:pPr>
+      <w:r>
+        <w:rPr>
+          <w:rFonts w:ascii="Consolas" w:cs="Consolas" w:eastAsia="Consolas" w:hAnsi="Consolas"/>
+          <w:sz w:val="17"/>
+          <w:szCs w:val="17"/>
+        </w:rPr>
+        <w:t xml:space="preserve"> </w:t>
+      </w:r>
+    </w:p>
+    <w:p>
+      <w:pPr>
+        <w:shd w:fill="F2F3F5" w:color="auto" w:val="clear"/>
+        <w:spacing w:after="0" w:before="0" w:line="240"/>
+        <w:ind w:left="120" w:right="120"/>
+      </w:pPr>
+      <w:r>
+        <w:rPr>
+          <w:rFonts w:ascii="Consolas" w:cs="Consolas" w:eastAsia="Consolas" w:hAnsi="Consolas"/>
+          <w:sz w:val="17"/>
+          <w:szCs w:val="17"/>
+        </w:rPr>
+        <w:t xml:space="preserve">// IMDEV-9529. Заглушка отправки FIX для тестовой копии</w:t>
+      </w:r>
+    </w:p>
+    <w:p>
+      <w:pPr>
+        <w:shd w:fill="F2F3F5" w:color="auto" w:val="clear"/>
+        <w:spacing w:after="0" w:before="0" w:line="240"/>
+        <w:ind w:left="120" w:right="120"/>
+      </w:pPr>
+      <w:r>
+        <w:rPr>
+          <w:rFonts w:ascii="Consolas" w:cs="Consolas" w:eastAsia="Consolas" w:hAnsi="Consolas"/>
+          <w:sz w:val="17"/>
+          <w:szCs w:val="17"/>
+        </w:rPr>
+        <w:t xml:space="preserve">//</w:t>
+      </w:r>
+    </w:p>
+    <w:p>
+      <w:pPr>
+        <w:shd w:fill="F2F3F5" w:color="auto" w:val="clear"/>
+        <w:spacing w:after="0" w:before="0" w:line="240"/>
+        <w:ind w:left="120" w:right="120"/>
+      </w:pPr>
+      <w:r>
+        <w:rPr>
+          <w:rFonts w:ascii="Consolas" w:cs="Consolas" w:eastAsia="Consolas" w:hAnsi="Consolas"/>
+          <w:sz w:val="17"/>
+          <w:szCs w:val="17"/>
+        </w:rPr>
+        <w:t xml:space="preserve">// Разбирает тело запроса к прокси FIX. Тело собирает АдаптерFIX (СтрокаИзСтруктуры): JSON с полями guid и</w:t>
+      </w:r>
+    </w:p>
+    <w:p>
+      <w:pPr>
+        <w:shd w:fill="F2F3F5" w:color="auto" w:val="clear"/>
+        <w:spacing w:after="0" w:before="0" w:line="240"/>
+        <w:ind w:left="120" w:right="120"/>
+      </w:pPr>
+      <w:r>
+        <w:rPr>
+          <w:rFonts w:ascii="Consolas" w:cs="Consolas" w:eastAsia="Consolas" w:hAnsi="Consolas"/>
+          <w:sz w:val="17"/>
+          <w:szCs w:val="17"/>
+        </w:rPr>
+        <w:t xml:space="preserve">// message. Если тело пустое или не разбирается как JSON, возвращает пустые значения; ошибка разбора</w:t>
+      </w:r>
+    </w:p>
+    <w:p>
+      <w:pPr>
+        <w:shd w:fill="F2F3F5" w:color="auto" w:val="clear"/>
+        <w:spacing w:after="0" w:before="0" w:line="240"/>
+        <w:ind w:left="120" w:right="120"/>
+      </w:pPr>
+      <w:r>
+        <w:rPr>
+          <w:rFonts w:ascii="Consolas" w:cs="Consolas" w:eastAsia="Consolas" w:hAnsi="Consolas"/>
+          <w:sz w:val="17"/>
+          <w:szCs w:val="17"/>
+        </w:rPr>
+        <w:t xml:space="preserve">// записывается в журнал регистрации, запись файла заглушкой продолжается.</w:t>
+      </w:r>
+    </w:p>
+    <w:p>
+      <w:pPr>
+        <w:shd w:fill="F2F3F5" w:color="auto" w:val="clear"/>
+        <w:spacing w:after="0" w:before="0" w:line="240"/>
+        <w:ind w:left="120" w:right="120"/>
+      </w:pPr>
+      <w:r>
+        <w:rPr>
+          <w:rFonts w:ascii="Consolas" w:cs="Consolas" w:eastAsia="Consolas" w:hAnsi="Consolas"/>
+          <w:sz w:val="17"/>
+          <w:szCs w:val="17"/>
+        </w:rPr>
+        <w:t xml:space="preserve">//</w:t>
+      </w:r>
+    </w:p>
+    <w:p>
+      <w:pPr>
+        <w:shd w:fill="F2F3F5" w:color="auto" w:val="clear"/>
+        <w:spacing w:after="0" w:before="0" w:line="240"/>
+        <w:ind w:left="120" w:right="120"/>
+      </w:pPr>
+      <w:r>
+        <w:rPr>
+          <w:rFonts w:ascii="Consolas" w:cs="Consolas" w:eastAsia="Consolas" w:hAnsi="Consolas"/>
+          <w:sz w:val="17"/>
+          <w:szCs w:val="17"/>
+        </w:rPr>
+        <w:t xml:space="preserve">// Параметры:</w:t>
+      </w:r>
+    </w:p>
+    <w:p>
+      <w:pPr>
+        <w:shd w:fill="F2F3F5" w:color="auto" w:val="clear"/>
+        <w:spacing w:after="0" w:before="0" w:line="240"/>
+        <w:ind w:left="120" w:right="120"/>
+      </w:pPr>
+      <w:r>
+        <w:rPr>
+          <w:rFonts w:ascii="Consolas" w:cs="Consolas" w:eastAsia="Consolas" w:hAnsi="Consolas"/>
+          <w:sz w:val="17"/>
+          <w:szCs w:val="17"/>
+        </w:rPr>
+        <w:t xml:space="preserve">//  ТелоСтрокой - Строка - тело HTTP-запроса к прокси.</w:t>
+      </w:r>
+    </w:p>
+    <w:p>
+      <w:pPr>
+        <w:shd w:fill="F2F3F5" w:color="auto" w:val="clear"/>
+        <w:spacing w:after="0" w:before="0" w:line="240"/>
+        <w:ind w:left="120" w:right="120"/>
+      </w:pPr>
+      <w:r>
+        <w:rPr>
+          <w:rFonts w:ascii="Consolas" w:cs="Consolas" w:eastAsia="Consolas" w:hAnsi="Consolas"/>
+          <w:sz w:val="17"/>
+          <w:szCs w:val="17"/>
+        </w:rPr>
+        <w:t xml:space="preserve">//</w:t>
+      </w:r>
+    </w:p>
+    <w:p>
+      <w:pPr>
+        <w:shd w:fill="F2F3F5" w:color="auto" w:val="clear"/>
+        <w:spacing w:after="0" w:before="0" w:line="240"/>
+        <w:ind w:left="120" w:right="120"/>
+      </w:pPr>
+      <w:r>
+        <w:rPr>
+          <w:rFonts w:ascii="Consolas" w:cs="Consolas" w:eastAsia="Consolas" w:hAnsi="Consolas"/>
+          <w:sz w:val="17"/>
+          <w:szCs w:val="17"/>
+        </w:rPr>
+        <w:t xml:space="preserve">// Возвращаемое значение:</w:t>
+      </w:r>
+    </w:p>
+    <w:p>
+      <w:pPr>
+        <w:shd w:fill="F2F3F5" w:color="auto" w:val="clear"/>
+        <w:spacing w:after="0" w:before="0" w:line="240"/>
+        <w:ind w:left="120" w:right="120"/>
+      </w:pPr>
+      <w:r>
+        <w:rPr>
+          <w:rFonts w:ascii="Consolas" w:cs="Consolas" w:eastAsia="Consolas" w:hAnsi="Consolas"/>
+          <w:sz w:val="17"/>
+          <w:szCs w:val="17"/>
+        </w:rPr>
+        <w:t xml:space="preserve">//  Структура - параметры запроса:</w:t>
+      </w:r>
+    </w:p>
+    <w:p>
+      <w:pPr>
+        <w:shd w:fill="F2F3F5" w:color="auto" w:val="clear"/>
+        <w:spacing w:after="0" w:before="0" w:line="240"/>
+        <w:ind w:left="120" w:right="120"/>
+      </w:pPr>
+      <w:r>
+        <w:rPr>
+          <w:rFonts w:ascii="Consolas" w:cs="Consolas" w:eastAsia="Consolas" w:hAnsi="Consolas"/>
+          <w:sz w:val="17"/>
+          <w:szCs w:val="17"/>
+        </w:rPr>
+        <w:t xml:space="preserve">//   * guid    - Строка - идентификатор адаптера для прокси.</w:t>
+      </w:r>
+    </w:p>
+    <w:p>
+      <w:pPr>
+        <w:shd w:fill="F2F3F5" w:color="auto" w:val="clear"/>
+        <w:spacing w:after="0" w:before="0" w:line="240"/>
+        <w:ind w:left="120" w:right="120"/>
+      </w:pPr>
+      <w:r>
+        <w:rPr>
+          <w:rFonts w:ascii="Consolas" w:cs="Consolas" w:eastAsia="Consolas" w:hAnsi="Consolas"/>
+          <w:sz w:val="17"/>
+          <w:szCs w:val="17"/>
+        </w:rPr>
+        <w:t xml:space="preserve">//   * message - Строка - URL-кодированный пакет FIX.</w:t>
+      </w:r>
+    </w:p>
+    <w:p>
+      <w:pPr>
+        <w:shd w:fill="F2F3F5" w:color="auto" w:val="clear"/>
+        <w:spacing w:after="0" w:before="0" w:line="240"/>
+        <w:ind w:left="120" w:right="120"/>
+      </w:pPr>
+      <w:r>
+        <w:rPr>
+          <w:rFonts w:ascii="Consolas" w:cs="Consolas" w:eastAsia="Consolas" w:hAnsi="Consolas"/>
+          <w:sz w:val="17"/>
+          <w:szCs w:val="17"/>
+        </w:rPr>
+        <w:t xml:space="preserve">//</w:t>
+      </w:r>
+    </w:p>
+    <w:p>
+      <w:pPr>
+        <w:shd w:fill="F2F3F5" w:color="auto" w:val="clear"/>
+        <w:spacing w:after="0" w:before="0" w:line="240"/>
+        <w:ind w:left="120" w:right="120"/>
+      </w:pPr>
+      <w:r>
+        <w:rPr>
+          <w:rFonts w:ascii="Consolas" w:cs="Consolas" w:eastAsia="Consolas" w:hAnsi="Consolas"/>
+          <w:sz w:val="17"/>
+          <w:szCs w:val="17"/>
+        </w:rPr>
+        <w:t xml:space="preserve">Функция ПараметрыЗапросаПроксиFIX(ТелоСтрокой)</w:t>
+      </w:r>
+    </w:p>
+    <w:p>
+      <w:pPr>
+        <w:shd w:fill="F2F3F5" w:color="auto" w:val="clear"/>
+        <w:spacing w:after="0" w:before="0" w:line="240"/>
+        <w:ind w:left="120" w:right="120"/>
+      </w:pPr>
+      <w:r>
+        <w:rPr>
+          <w:rFonts w:ascii="Consolas" w:cs="Consolas" w:eastAsia="Consolas" w:hAnsi="Consolas"/>
+          <w:sz w:val="17"/>
+          <w:szCs w:val="17"/>
+        </w:rPr>
+        <w:t xml:space="preserve"> </w:t>
+      </w:r>
+    </w:p>
+    <w:p>
+      <w:pPr>
+        <w:shd w:fill="F2F3F5" w:color="auto" w:val="clear"/>
+        <w:spacing w:after="0" w:before="0" w:line="240"/>
+        <w:ind w:left="120" w:right="120"/>
+      </w:pPr>
+      <w:r>
+        <w:rPr>
+          <w:rFonts w:ascii="Consolas" w:cs="Consolas" w:eastAsia="Consolas" w:hAnsi="Consolas"/>
+          <w:sz w:val="17"/>
+          <w:szCs w:val="17"/>
+        </w:rPr>
+        <w:t xml:space="preserve">    Результат = Новый Структура("guid, message", "", "");</w:t>
+      </w:r>
+    </w:p>
+    <w:p>
+      <w:pPr>
+        <w:shd w:fill="F2F3F5" w:color="auto" w:val="clear"/>
+        <w:spacing w:after="0" w:before="0" w:line="240"/>
+        <w:ind w:left="120" w:right="120"/>
+      </w:pPr>
+      <w:r>
+        <w:rPr>
+          <w:rFonts w:ascii="Consolas" w:cs="Consolas" w:eastAsia="Consolas" w:hAnsi="Consolas"/>
+          <w:sz w:val="17"/>
+          <w:szCs w:val="17"/>
+        </w:rPr>
+        <w:t xml:space="preserve">    Если Не ЗначениеЗаполнено(ТелоСтрокой) Тогда</w:t>
+      </w:r>
+    </w:p>
+    <w:p>
+      <w:pPr>
+        <w:shd w:fill="F2F3F5" w:color="auto" w:val="clear"/>
+        <w:spacing w:after="0" w:before="0" w:line="240"/>
+        <w:ind w:left="120" w:right="120"/>
+      </w:pPr>
+      <w:r>
+        <w:rPr>
+          <w:rFonts w:ascii="Consolas" w:cs="Consolas" w:eastAsia="Consolas" w:hAnsi="Consolas"/>
+          <w:sz w:val="17"/>
+          <w:szCs w:val="17"/>
+        </w:rPr>
+        <w:t xml:space="preserve">        Возврат Результат;</w:t>
+      </w:r>
+    </w:p>
+    <w:p>
+      <w:pPr>
+        <w:shd w:fill="F2F3F5" w:color="auto" w:val="clear"/>
+        <w:spacing w:after="0" w:before="0" w:line="240"/>
+        <w:ind w:left="120" w:right="120"/>
+      </w:pPr>
+      <w:r>
+        <w:rPr>
+          <w:rFonts w:ascii="Consolas" w:cs="Consolas" w:eastAsia="Consolas" w:hAnsi="Consolas"/>
+          <w:sz w:val="17"/>
+          <w:szCs w:val="17"/>
+        </w:rPr>
+        <w:t xml:space="preserve">    КонецЕсли;</w:t>
+      </w:r>
+    </w:p>
+    <w:p>
+      <w:pPr>
+        <w:shd w:fill="F2F3F5" w:color="auto" w:val="clear"/>
+        <w:spacing w:after="0" w:before="0" w:line="240"/>
+        <w:ind w:left="120" w:right="120"/>
+      </w:pPr>
+      <w:r>
+        <w:rPr>
+          <w:rFonts w:ascii="Consolas" w:cs="Consolas" w:eastAsia="Consolas" w:hAnsi="Consolas"/>
+          <w:sz w:val="17"/>
+          <w:szCs w:val="17"/>
+        </w:rPr>
+        <w:t xml:space="preserve"> </w:t>
+      </w:r>
+    </w:p>
+    <w:p>
+      <w:pPr>
+        <w:shd w:fill="F2F3F5" w:color="auto" w:val="clear"/>
+        <w:spacing w:after="0" w:before="0" w:line="240"/>
+        <w:ind w:left="120" w:right="120"/>
+      </w:pPr>
+      <w:r>
+        <w:rPr>
+          <w:rFonts w:ascii="Consolas" w:cs="Consolas" w:eastAsia="Consolas" w:hAnsi="Consolas"/>
+          <w:sz w:val="17"/>
+          <w:szCs w:val="17"/>
+        </w:rPr>
+        <w:t xml:space="preserve">    Попытка</w:t>
       </w:r>
     </w:p>
     <w:p>
@@ -7284,7 +10003,7 @@
           <w:sz w:val="17"/>
           <w:szCs w:val="17"/>
         </w:rPr>
-        <w:t xml:space="preserve">        ЗаполнитьЗначенияСвойств(Параметры, ПрочитатьJSON(ЧтениеJSON));</w:t>
+        <w:t xml:space="preserve">        ЗаполнитьЗначенияСвойств(Результат, ПрочитатьJSON(ЧтениеJSON));</w:t>
       </w:r>
     </w:p>
     <w:p>
@@ -7314,22 +10033,67 @@
           <w:sz w:val="17"/>
           <w:szCs w:val="17"/>
         </w:rPr>
-        <w:t xml:space="preserve">    КонецЕсли;</w:t>
-      </w:r>
-    </w:p>
-    <w:p>
-      <w:pPr>
-        <w:shd w:fill="F2F3F5" w:color="auto" w:val="clear"/>
-        <w:spacing w:after="0" w:before="0" w:line="240"/>
-        <w:ind w:left="120" w:right="120"/>
-      </w:pPr>
-      <w:r>
-        <w:rPr>
-          <w:rFonts w:ascii="Consolas" w:cs="Consolas" w:eastAsia="Consolas" w:hAnsi="Consolas"/>
-          <w:sz w:val="17"/>
-          <w:szCs w:val="17"/>
-        </w:rPr>
-        <w:t xml:space="preserve">    Сообщения = РаскодироватьСтроку(Параметры.message, СпособКодированияСтроки.КодировкаURL);</w:t>
+        <w:t xml:space="preserve">    Исключение</w:t>
+      </w:r>
+    </w:p>
+    <w:p>
+      <w:pPr>
+        <w:shd w:fill="F2F3F5" w:color="auto" w:val="clear"/>
+        <w:spacing w:after="0" w:before="0" w:line="240"/>
+        <w:ind w:left="120" w:right="120"/>
+      </w:pPr>
+      <w:r>
+        <w:rPr>
+          <w:rFonts w:ascii="Consolas" w:cs="Consolas" w:eastAsia="Consolas" w:hAnsi="Consolas"/>
+          <w:sz w:val="17"/>
+          <w:szCs w:val="17"/>
+        </w:rPr>
+        <w:t xml:space="preserve">        ЗаписьЖурналаРегистрации("IMDEV-9529.ЗаглушкаFIX", УровеньЖурналаРегистрации.Предупреждение, , ,</w:t>
+      </w:r>
+    </w:p>
+    <w:p>
+      <w:pPr>
+        <w:shd w:fill="F2F3F5" w:color="auto" w:val="clear"/>
+        <w:spacing w:after="0" w:before="0" w:line="240"/>
+        <w:ind w:left="120" w:right="120"/>
+      </w:pPr>
+      <w:r>
+        <w:rPr>
+          <w:rFonts w:ascii="Consolas" w:cs="Consolas" w:eastAsia="Consolas" w:hAnsi="Consolas"/>
+          <w:sz w:val="17"/>
+          <w:szCs w:val="17"/>
+        </w:rPr>
+        <w:t xml:space="preserve">            ПодробноеПредставлениеОшибки(ИнформацияОбОшибке()));</w:t>
+      </w:r>
+    </w:p>
+    <w:p>
+      <w:pPr>
+        <w:shd w:fill="F2F3F5" w:color="auto" w:val="clear"/>
+        <w:spacing w:after="0" w:before="0" w:line="240"/>
+        <w:ind w:left="120" w:right="120"/>
+      </w:pPr>
+      <w:r>
+        <w:rPr>
+          <w:rFonts w:ascii="Consolas" w:cs="Consolas" w:eastAsia="Consolas" w:hAnsi="Consolas"/>
+          <w:sz w:val="17"/>
+          <w:szCs w:val="17"/>
+        </w:rPr>
+        <w:t xml:space="preserve">        Результат.message = "";</w:t>
+      </w:r>
+    </w:p>
+    <w:p>
+      <w:pPr>
+        <w:shd w:fill="F2F3F5" w:color="auto" w:val="clear"/>
+        <w:spacing w:after="0" w:before="0" w:line="240"/>
+        <w:ind w:left="120" w:right="120"/>
+      </w:pPr>
+      <w:r>
+        <w:rPr>
+          <w:rFonts w:ascii="Consolas" w:cs="Consolas" w:eastAsia="Consolas" w:hAnsi="Consolas"/>
+          <w:sz w:val="17"/>
+          <w:szCs w:val="17"/>
+        </w:rPr>
+        <w:t xml:space="preserve">    КонецПопытки;</w:t>
       </w:r>
     </w:p>
     <w:p>
@@ -7359,97 +10123,7 @@
           <w:sz w:val="17"/>
           <w:szCs w:val="17"/>
         </w:rPr>
-        <w:t xml:space="preserve">    Данные = Новый Структура;</w:t>
-      </w:r>
-    </w:p>
-    <w:p>
-      <w:pPr>
-        <w:shd w:fill="F2F3F5" w:color="auto" w:val="clear"/>
-        <w:spacing w:after="0" w:before="0" w:line="240"/>
-        <w:ind w:left="120" w:right="120"/>
-      </w:pPr>
-      <w:r>
-        <w:rPr>
-          <w:rFonts w:ascii="Consolas" w:cs="Consolas" w:eastAsia="Consolas" w:hAnsi="Consolas"/>
-          <w:sz w:val="17"/>
-          <w:szCs w:val="17"/>
-        </w:rPr>
-        <w:t xml:space="preserve">    Данные.Вставить("command", Команда);</w:t>
-      </w:r>
-    </w:p>
-    <w:p>
-      <w:pPr>
-        <w:shd w:fill="F2F3F5" w:color="auto" w:val="clear"/>
-        <w:spacing w:after="0" w:before="0" w:line="240"/>
-        <w:ind w:left="120" w:right="120"/>
-      </w:pPr>
-      <w:r>
-        <w:rPr>
-          <w:rFonts w:ascii="Consolas" w:cs="Consolas" w:eastAsia="Consolas" w:hAnsi="Consolas"/>
-          <w:sz w:val="17"/>
-          <w:szCs w:val="17"/>
-        </w:rPr>
-        <w:t xml:space="preserve">    Данные.Вставить("utc_ms", ТекущаяУниверсальнаяДатаВМиллисекундах());</w:t>
-      </w:r>
-    </w:p>
-    <w:p>
-      <w:pPr>
-        <w:shd w:fill="F2F3F5" w:color="auto" w:val="clear"/>
-        <w:spacing w:after="0" w:before="0" w:line="240"/>
-        <w:ind w:left="120" w:right="120"/>
-      </w:pPr>
-      <w:r>
-        <w:rPr>
-          <w:rFonts w:ascii="Consolas" w:cs="Consolas" w:eastAsia="Consolas" w:hAnsi="Consolas"/>
-          <w:sz w:val="17"/>
-          <w:szCs w:val="17"/>
-        </w:rPr>
-        <w:t xml:space="preserve">    Данные.Вставить("guid", Параметры.guid);</w:t>
-      </w:r>
-    </w:p>
-    <w:p>
-      <w:pPr>
-        <w:shd w:fill="F2F3F5" w:color="auto" w:val="clear"/>
-        <w:spacing w:after="0" w:before="0" w:line="240"/>
-        <w:ind w:left="120" w:right="120"/>
-      </w:pPr>
-      <w:r>
-        <w:rPr>
-          <w:rFonts w:ascii="Consolas" w:cs="Consolas" w:eastAsia="Consolas" w:hAnsi="Consolas"/>
-          <w:sz w:val="17"/>
-          <w:szCs w:val="17"/>
-        </w:rPr>
-        <w:t xml:space="preserve">    Данные.Вставить("orders", СтрЧислоВхождений(Сообщения, Символ(1) + "35=D" + Символ(1)));</w:t>
-      </w:r>
-    </w:p>
-    <w:p>
-      <w:pPr>
-        <w:shd w:fill="F2F3F5" w:color="auto" w:val="clear"/>
-        <w:spacing w:after="0" w:before="0" w:line="240"/>
-        <w:ind w:left="120" w:right="120"/>
-      </w:pPr>
-      <w:r>
-        <w:rPr>
-          <w:rFonts w:ascii="Consolas" w:cs="Consolas" w:eastAsia="Consolas" w:hAnsi="Consolas"/>
-          <w:sz w:val="17"/>
-          <w:szCs w:val="17"/>
-        </w:rPr>
-        <w:t xml:space="preserve">    Данные.Вставить("body_length", СтрДлина(ТелоСтрокой));</w:t>
-      </w:r>
-    </w:p>
-    <w:p>
-      <w:pPr>
-        <w:shd w:fill="F2F3F5" w:color="auto" w:val="clear"/>
-        <w:spacing w:after="0" w:before="0" w:line="240"/>
-        <w:ind w:left="120" w:right="120"/>
-      </w:pPr>
-      <w:r>
-        <w:rPr>
-          <w:rFonts w:ascii="Consolas" w:cs="Consolas" w:eastAsia="Consolas" w:hAnsi="Consolas"/>
-          <w:sz w:val="17"/>
-          <w:szCs w:val="17"/>
-        </w:rPr>
-        <w:t xml:space="preserve">    Данные.Вставить("messages", СтрЗаменить(Сообщения, Символ(1), "|"));</w:t>
+        <w:t xml:space="preserve">    Возврат Результат;</w:t>
       </w:r>
     </w:p>
     <w:p>
@@ -7479,52 +10153,7 @@
           <w:sz w:val="17"/>
           <w:szCs w:val="17"/>
         </w:rPr>
-        <w:t xml:space="preserve">    ЗаписьJSON = Новый ЗаписьJSON;</w:t>
-      </w:r>
-    </w:p>
-    <w:p>
-      <w:pPr>
-        <w:shd w:fill="F2F3F5" w:color="auto" w:val="clear"/>
-        <w:spacing w:after="0" w:before="0" w:line="240"/>
-        <w:ind w:left="120" w:right="120"/>
-      </w:pPr>
-      <w:r>
-        <w:rPr>
-          <w:rFonts w:ascii="Consolas" w:cs="Consolas" w:eastAsia="Consolas" w:hAnsi="Consolas"/>
-          <w:sz w:val="17"/>
-          <w:szCs w:val="17"/>
-        </w:rPr>
-        <w:t xml:space="preserve">    ЗаписьJSON.ОткрытьФайл(ИмяФайла, "UTF-8");</w:t>
-      </w:r>
-    </w:p>
-    <w:p>
-      <w:pPr>
-        <w:shd w:fill="F2F3F5" w:color="auto" w:val="clear"/>
-        <w:spacing w:after="0" w:before="0" w:line="240"/>
-        <w:ind w:left="120" w:right="120"/>
-      </w:pPr>
-      <w:r>
-        <w:rPr>
-          <w:rFonts w:ascii="Consolas" w:cs="Consolas" w:eastAsia="Consolas" w:hAnsi="Consolas"/>
-          <w:sz w:val="17"/>
-          <w:szCs w:val="17"/>
-        </w:rPr>
-        <w:t xml:space="preserve">    ЗаписатьJSON(ЗаписьJSON, Данные);</w:t>
-      </w:r>
-    </w:p>
-    <w:p>
-      <w:pPr>
-        <w:shd w:fill="F2F3F5" w:color="auto" w:val="clear"/>
-        <w:spacing w:after="0" w:before="0" w:line="240"/>
-        <w:ind w:left="120" w:right="120"/>
-      </w:pPr>
-      <w:r>
-        <w:rPr>
-          <w:rFonts w:ascii="Consolas" w:cs="Consolas" w:eastAsia="Consolas" w:hAnsi="Consolas"/>
-          <w:sz w:val="17"/>
-          <w:szCs w:val="17"/>
-        </w:rPr>
-        <w:t xml:space="preserve">    ЗаписьJSON.Закрыть();</w:t>
+        <w:t xml:space="preserve">КонецФункции</w:t>
       </w:r>
     </w:p>
     <w:p>
@@ -7554,202 +10183,7 @@
           <w:sz w:val="17"/>
           <w:szCs w:val="17"/>
         </w:rPr>
-        <w:t xml:space="preserve">КонецПроцедуры</w:t>
-      </w:r>
-    </w:p>
-    <w:p>
-      <w:pPr>
-        <w:shd w:fill="F2F3F5" w:color="auto" w:val="clear"/>
-        <w:spacing w:after="0" w:before="0" w:line="240"/>
-        <w:ind w:left="120" w:right="120"/>
-      </w:pPr>
-      <w:r>
-        <w:rPr>
-          <w:rFonts w:ascii="Consolas" w:cs="Consolas" w:eastAsia="Consolas" w:hAnsi="Consolas"/>
-          <w:sz w:val="17"/>
-          <w:szCs w:val="17"/>
-        </w:rPr>
-        <w:t xml:space="preserve"> </w:t>
-      </w:r>
-    </w:p>
-    <w:p>
-      <w:pPr>
-        <w:shd w:fill="F2F3F5" w:color="auto" w:val="clear"/>
-        <w:spacing w:after="0" w:before="0" w:line="240"/>
-        <w:ind w:left="120" w:right="120"/>
-      </w:pPr>
-      <w:r>
-        <w:rPr>
-          <w:rFonts w:ascii="Consolas" w:cs="Consolas" w:eastAsia="Consolas" w:hAnsi="Consolas"/>
-          <w:sz w:val="17"/>
-          <w:szCs w:val="17"/>
-        </w:rPr>
         <w:t xml:space="preserve">#КонецОбласти</w:t>
-      </w:r>
-    </w:p>
-    <w:p>
-      <w:pPr>
-        <w:shd w:fill="F2F3F5" w:color="auto" w:val="clear"/>
-        <w:spacing w:after="0" w:before="0" w:line="240"/>
-        <w:ind w:left="120" w:right="120"/>
-      </w:pPr>
-      <w:r>
-        <w:rPr>
-          <w:rFonts w:ascii="Consolas" w:cs="Consolas" w:eastAsia="Consolas" w:hAnsi="Consolas"/>
-          <w:sz w:val="17"/>
-          <w:szCs w:val="17"/>
-        </w:rPr>
-        <w:t xml:space="preserve"> </w:t>
-      </w:r>
-    </w:p>
-    <w:p>
-      <w:pPr>
-        <w:shd w:fill="F2F3F5" w:color="auto" w:val="clear"/>
-        <w:spacing w:after="0" w:before="0" w:line="240"/>
-        <w:ind w:left="120" w:right="120"/>
-      </w:pPr>
-      <w:r>
-        <w:rPr>
-          <w:rFonts w:ascii="Consolas" w:cs="Consolas" w:eastAsia="Consolas" w:hAnsi="Consolas"/>
-          <w:sz w:val="17"/>
-          <w:szCs w:val="17"/>
-        </w:rPr>
-        <w:t xml:space="preserve">#Область СлужебныеПроцедурыИФункции</w:t>
-      </w:r>
-    </w:p>
-    <w:p>
-      <w:pPr>
-        <w:shd w:fill="F2F3F5" w:color="auto" w:val="clear"/>
-        <w:spacing w:after="0" w:before="0" w:line="240"/>
-        <w:ind w:left="120" w:right="120"/>
-      </w:pPr>
-      <w:r>
-        <w:rPr>
-          <w:rFonts w:ascii="Consolas" w:cs="Consolas" w:eastAsia="Consolas" w:hAnsi="Consolas"/>
-          <w:sz w:val="17"/>
-          <w:szCs w:val="17"/>
-        </w:rPr>
-        <w:t xml:space="preserve"> </w:t>
-      </w:r>
-    </w:p>
-    <w:p>
-      <w:pPr>
-        <w:shd w:fill="F2F3F5" w:color="auto" w:val="clear"/>
-        <w:spacing w:after="0" w:before="0" w:line="240"/>
-        <w:ind w:left="120" w:right="120"/>
-      </w:pPr>
-      <w:r>
-        <w:rPr>
-          <w:rFonts w:ascii="Consolas" w:cs="Consolas" w:eastAsia="Consolas" w:hAnsi="Consolas"/>
-          <w:sz w:val="17"/>
-          <w:szCs w:val="17"/>
-        </w:rPr>
-        <w:t xml:space="preserve">Функция РазрешенныеБазы()</w:t>
-      </w:r>
-    </w:p>
-    <w:p>
-      <w:pPr>
-        <w:shd w:fill="F2F3F5" w:color="auto" w:val="clear"/>
-        <w:spacing w:after="0" w:before="0" w:line="240"/>
-        <w:ind w:left="120" w:right="120"/>
-      </w:pPr>
-      <w:r>
-        <w:rPr>
-          <w:rFonts w:ascii="Consolas" w:cs="Consolas" w:eastAsia="Consolas" w:hAnsi="Consolas"/>
-          <w:sz w:val="17"/>
-          <w:szCs w:val="17"/>
-        </w:rPr>
-        <w:t xml:space="preserve"> </w:t>
-      </w:r>
-    </w:p>
-    <w:p>
-      <w:pPr>
-        <w:shd w:fill="F2F3F5" w:color="auto" w:val="clear"/>
-        <w:spacing w:after="0" w:before="0" w:line="240"/>
-        <w:ind w:left="120" w:right="120"/>
-      </w:pPr>
-      <w:r>
-        <w:rPr>
-          <w:rFonts w:ascii="Consolas" w:cs="Consolas" w:eastAsia="Consolas" w:hAnsi="Consolas"/>
-          <w:sz w:val="17"/>
-          <w:szCs w:val="17"/>
-        </w:rPr>
-        <w:t xml:space="preserve">    Результат = Новый Массив;</w:t>
-      </w:r>
-    </w:p>
-    <w:p>
-      <w:pPr>
-        <w:shd w:fill="F2F3F5" w:color="auto" w:val="clear"/>
-        <w:spacing w:after="0" w:before="0" w:line="240"/>
-        <w:ind w:left="120" w:right="120"/>
-      </w:pPr>
-      <w:r>
-        <w:rPr>
-          <w:rFonts w:ascii="Consolas" w:cs="Consolas" w:eastAsia="Consolas" w:hAnsi="Consolas"/>
-          <w:sz w:val="17"/>
-          <w:szCs w:val="17"/>
-        </w:rPr>
-        <w:t xml:space="preserve">    Результат.Добавить("AVC_PP_Retail_FO"); // тестовая копия PROD, уточнить перед сборкой</w:t>
-      </w:r>
-    </w:p>
-    <w:p>
-      <w:pPr>
-        <w:shd w:fill="F2F3F5" w:color="auto" w:val="clear"/>
-        <w:spacing w:after="0" w:before="0" w:line="240"/>
-        <w:ind w:left="120" w:right="120"/>
-      </w:pPr>
-      <w:r>
-        <w:rPr>
-          <w:rFonts w:ascii="Consolas" w:cs="Consolas" w:eastAsia="Consolas" w:hAnsi="Consolas"/>
-          <w:sz w:val="17"/>
-          <w:szCs w:val="17"/>
-        </w:rPr>
-        <w:t xml:space="preserve"> </w:t>
-      </w:r>
-    </w:p>
-    <w:p>
-      <w:pPr>
-        <w:shd w:fill="F2F3F5" w:color="auto" w:val="clear"/>
-        <w:spacing w:after="0" w:before="0" w:line="240"/>
-        <w:ind w:left="120" w:right="120"/>
-      </w:pPr>
-      <w:r>
-        <w:rPr>
-          <w:rFonts w:ascii="Consolas" w:cs="Consolas" w:eastAsia="Consolas" w:hAnsi="Consolas"/>
-          <w:sz w:val="17"/>
-          <w:szCs w:val="17"/>
-        </w:rPr>
-        <w:t xml:space="preserve">    Возврат Результат;</w:t>
-      </w:r>
-    </w:p>
-    <w:p>
-      <w:pPr>
-        <w:shd w:fill="F2F3F5" w:color="auto" w:val="clear"/>
-        <w:spacing w:after="0" w:before="0" w:line="240"/>
-        <w:ind w:left="120" w:right="120"/>
-      </w:pPr>
-      <w:r>
-        <w:rPr>
-          <w:rFonts w:ascii="Consolas" w:cs="Consolas" w:eastAsia="Consolas" w:hAnsi="Consolas"/>
-          <w:sz w:val="17"/>
-          <w:szCs w:val="17"/>
-        </w:rPr>
-        <w:t xml:space="preserve"> </w:t>
-      </w:r>
-    </w:p>
-    <w:p>
-      <w:pPr>
-        <w:shd w:fill="F2F3F5" w:color="auto" w:val="clear"/>
-        <w:spacing w:after="0" w:before="0" w:line="240"/>
-        <w:ind w:left="120" w:right="120"/>
-      </w:pPr>
-      <w:r>
-        <w:rPr>
-          <w:rFonts w:ascii="Consolas" w:cs="Consolas" w:eastAsia="Consolas" w:hAnsi="Consolas"/>
-          <w:sz w:val="17"/>
-          <w:szCs w:val="17"/>
-        </w:rPr>
-        <w:t xml:space="preserve">КонецФункции</w:t>
       </w:r>
     </w:p>
     <w:p>
@@ -7809,6 +10243,366 @@
           <w:sz w:val="17"/>
           <w:szCs w:val="17"/>
         </w:rPr>
+        <w:t xml:space="preserve">#Если Сервер Или ТолстыйКлиентОбычноеПриложение Или ВнешнееСоединение Тогда</w:t>
+      </w:r>
+    </w:p>
+    <w:p>
+      <w:pPr>
+        <w:shd w:fill="F2F3F5" w:color="auto" w:val="clear"/>
+        <w:spacing w:after="0" w:before="0" w:line="240"/>
+        <w:ind w:left="120" w:right="120"/>
+      </w:pPr>
+      <w:r>
+        <w:rPr>
+          <w:rFonts w:ascii="Consolas" w:cs="Consolas" w:eastAsia="Consolas" w:hAnsi="Consolas"/>
+          <w:sz w:val="17"/>
+          <w:szCs w:val="17"/>
+        </w:rPr>
+        <w:t xml:space="preserve"> </w:t>
+      </w:r>
+    </w:p>
+    <w:p>
+      <w:pPr>
+        <w:shd w:fill="F2F3F5" w:color="auto" w:val="clear"/>
+        <w:spacing w:after="0" w:before="0" w:line="240"/>
+        <w:ind w:left="120" w:right="120"/>
+      </w:pPr>
+      <w:r>
+        <w:rPr>
+          <w:rFonts w:ascii="Consolas" w:cs="Consolas" w:eastAsia="Consolas" w:hAnsi="Consolas"/>
+          <w:sz w:val="17"/>
+          <w:szCs w:val="17"/>
+        </w:rPr>
+        <w:t xml:space="preserve">#Область СлужебныеПроцедурыИФункции</w:t>
+      </w:r>
+    </w:p>
+    <w:p>
+      <w:pPr>
+        <w:shd w:fill="F2F3F5" w:color="auto" w:val="clear"/>
+        <w:spacing w:after="0" w:before="0" w:line="240"/>
+        <w:ind w:left="120" w:right="120"/>
+      </w:pPr>
+      <w:r>
+        <w:rPr>
+          <w:rFonts w:ascii="Consolas" w:cs="Consolas" w:eastAsia="Consolas" w:hAnsi="Consolas"/>
+          <w:sz w:val="17"/>
+          <w:szCs w:val="17"/>
+        </w:rPr>
+        <w:t xml:space="preserve"> </w:t>
+      </w:r>
+    </w:p>
+    <w:p>
+      <w:pPr>
+        <w:shd w:fill="F2F3F5" w:color="auto" w:val="clear"/>
+        <w:spacing w:after="0" w:before="0" w:line="240"/>
+        <w:ind w:left="120" w:right="120"/>
+      </w:pPr>
+      <w:r>
+        <w:rPr>
+          <w:rFonts w:ascii="Consolas" w:cs="Consolas" w:eastAsia="Consolas" w:hAnsi="Consolas"/>
+          <w:sz w:val="17"/>
+          <w:szCs w:val="17"/>
+        </w:rPr>
+        <w:t xml:space="preserve">// IMDEV-9529. Заглушка отправки FIX для тестовой копии</w:t>
+      </w:r>
+    </w:p>
+    <w:p>
+      <w:pPr>
+        <w:shd w:fill="F2F3F5" w:color="auto" w:val="clear"/>
+        <w:spacing w:after="0" w:before="0" w:line="240"/>
+        <w:ind w:left="120" w:right="120"/>
+      </w:pPr>
+      <w:r>
+        <w:rPr>
+          <w:rFonts w:ascii="Consolas" w:cs="Consolas" w:eastAsia="Consolas" w:hAnsi="Consolas"/>
+          <w:sz w:val="17"/>
+          <w:szCs w:val="17"/>
+        </w:rPr>
+        <w:t xml:space="preserve">//</w:t>
+      </w:r>
+    </w:p>
+    <w:p>
+      <w:pPr>
+        <w:shd w:fill="F2F3F5" w:color="auto" w:val="clear"/>
+        <w:spacing w:after="0" w:before="0" w:line="240"/>
+        <w:ind w:left="120" w:right="120"/>
+      </w:pPr>
+      <w:r>
+        <w:rPr>
+          <w:rFonts w:ascii="Consolas" w:cs="Consolas" w:eastAsia="Consolas" w:hAnsi="Consolas"/>
+          <w:sz w:val="17"/>
+          <w:szCs w:val="17"/>
+        </w:rPr>
+        <w:t xml:space="preserve">// Заменяет сетевой вызов прокси FIX в тестовой базе (см. Адаптеры.ЗаглушкаОтправкиFIXВключена):</w:t>
+      </w:r>
+    </w:p>
+    <w:p>
+      <w:pPr>
+        <w:shd w:fill="F2F3F5" w:color="auto" w:val="clear"/>
+        <w:spacing w:after="0" w:before="0" w:line="240"/>
+        <w:ind w:left="120" w:right="120"/>
+      </w:pPr>
+      <w:r>
+        <w:rPr>
+          <w:rFonts w:ascii="Consolas" w:cs="Consolas" w:eastAsia="Consolas" w:hAnsi="Consolas"/>
+          <w:sz w:val="17"/>
+          <w:szCs w:val="17"/>
+        </w:rPr>
+        <w:t xml:space="preserve">// - команды отправки "/send" и "send?params=..." не уходят в прокси: тело запроса записывается в JSON-файл</w:t>
+      </w:r>
+    </w:p>
+    <w:p>
+      <w:pPr>
+        <w:shd w:fill="F2F3F5" w:color="auto" w:val="clear"/>
+        <w:spacing w:after="0" w:before="0" w:line="240"/>
+        <w:ind w:left="120" w:right="120"/>
+      </w:pPr>
+      <w:r>
+        <w:rPr>
+          <w:rFonts w:ascii="Consolas" w:cs="Consolas" w:eastAsia="Consolas" w:hAnsi="Consolas"/>
+          <w:sz w:val="17"/>
+          <w:szCs w:val="17"/>
+        </w:rPr>
+        <w:t xml:space="preserve">//   (Адаптеры.ЗаписатьВызовПроксиFIX), возвращается успешный ответ "{}";</w:t>
+      </w:r>
+    </w:p>
+    <w:p>
+      <w:pPr>
+        <w:shd w:fill="F2F3F5" w:color="auto" w:val="clear"/>
+        <w:spacing w:after="0" w:before="0" w:line="240"/>
+        <w:ind w:left="120" w:right="120"/>
+      </w:pPr>
+      <w:r>
+        <w:rPr>
+          <w:rFonts w:ascii="Consolas" w:cs="Consolas" w:eastAsia="Consolas" w:hAnsi="Consolas"/>
+          <w:sz w:val="17"/>
+          <w:szCs w:val="17"/>
+        </w:rPr>
+        <w:t xml:space="preserve">// - остальные команды прокси (connect, disconnect, get, getinfo, getstatus, confirm) не выполняются:</w:t>
+      </w:r>
+    </w:p>
+    <w:p>
+      <w:pPr>
+        <w:shd w:fill="F2F3F5" w:color="auto" w:val="clear"/>
+        <w:spacing w:after="0" w:before="0" w:line="240"/>
+        <w:ind w:left="120" w:right="120"/>
+      </w:pPr>
+      <w:r>
+        <w:rPr>
+          <w:rFonts w:ascii="Consolas" w:cs="Consolas" w:eastAsia="Consolas" w:hAnsi="Consolas"/>
+          <w:sz w:val="17"/>
+          <w:szCs w:val="17"/>
+        </w:rPr>
+        <w:t xml:space="preserve">//   Доклад.Отказ = Истина с описанием "вызов прокси отключен заглушкой".</w:t>
+      </w:r>
+    </w:p>
+    <w:p>
+      <w:pPr>
+        <w:shd w:fill="F2F3F5" w:color="auto" w:val="clear"/>
+        <w:spacing w:after="0" w:before="0" w:line="240"/>
+        <w:ind w:left="120" w:right="120"/>
+      </w:pPr>
+      <w:r>
+        <w:rPr>
+          <w:rFonts w:ascii="Consolas" w:cs="Consolas" w:eastAsia="Consolas" w:hAnsi="Consolas"/>
+          <w:sz w:val="17"/>
+          <w:szCs w:val="17"/>
+        </w:rPr>
+        <w:t xml:space="preserve">// В тестовой базе типовой метод НАМЕРЕННО не вызывается: ни один HTTP-запрос к прокси не выполняется.</w:t>
+      </w:r>
+    </w:p>
+    <w:p>
+      <w:pPr>
+        <w:shd w:fill="F2F3F5" w:color="auto" w:val="clear"/>
+        <w:spacing w:after="0" w:before="0" w:line="240"/>
+        <w:ind w:left="120" w:right="120"/>
+      </w:pPr>
+      <w:r>
+        <w:rPr>
+          <w:rFonts w:ascii="Consolas" w:cs="Consolas" w:eastAsia="Consolas" w:hAnsi="Consolas"/>
+          <w:sz w:val="17"/>
+          <w:szCs w:val="17"/>
+        </w:rPr>
+        <w:t xml:space="preserve">// Вне тестовых баз вызывает типовой метод через ПродолжитьВызов без изменений.</w:t>
+      </w:r>
+    </w:p>
+    <w:p>
+      <w:pPr>
+        <w:shd w:fill="F2F3F5" w:color="auto" w:val="clear"/>
+        <w:spacing w:after="0" w:before="0" w:line="240"/>
+        <w:ind w:left="120" w:right="120"/>
+      </w:pPr>
+      <w:r>
+        <w:rPr>
+          <w:rFonts w:ascii="Consolas" w:cs="Consolas" w:eastAsia="Consolas" w:hAnsi="Consolas"/>
+          <w:sz w:val="17"/>
+          <w:szCs w:val="17"/>
+        </w:rPr>
+        <w:t xml:space="preserve">//</w:t>
+      </w:r>
+    </w:p>
+    <w:p>
+      <w:pPr>
+        <w:shd w:fill="F2F3F5" w:color="auto" w:val="clear"/>
+        <w:spacing w:after="0" w:before="0" w:line="240"/>
+        <w:ind w:left="120" w:right="120"/>
+      </w:pPr>
+      <w:r>
+        <w:rPr>
+          <w:rFonts w:ascii="Consolas" w:cs="Consolas" w:eastAsia="Consolas" w:hAnsi="Consolas"/>
+          <w:sz w:val="17"/>
+          <w:szCs w:val="17"/>
+        </w:rPr>
+        <w:t xml:space="preserve">// Параметры:</w:t>
+      </w:r>
+    </w:p>
+    <w:p>
+      <w:pPr>
+        <w:shd w:fill="F2F3F5" w:color="auto" w:val="clear"/>
+        <w:spacing w:after="0" w:before="0" w:line="240"/>
+        <w:ind w:left="120" w:right="120"/>
+      </w:pPr>
+      <w:r>
+        <w:rPr>
+          <w:rFonts w:ascii="Consolas" w:cs="Consolas" w:eastAsia="Consolas" w:hAnsi="Consolas"/>
+          <w:sz w:val="17"/>
+          <w:szCs w:val="17"/>
+        </w:rPr>
+        <w:t xml:space="preserve">//  Команда - Строка - команда прокси с параметрами строки запроса.</w:t>
+      </w:r>
+    </w:p>
+    <w:p>
+      <w:pPr>
+        <w:shd w:fill="F2F3F5" w:color="auto" w:val="clear"/>
+        <w:spacing w:after="0" w:before="0" w:line="240"/>
+        <w:ind w:left="120" w:right="120"/>
+      </w:pPr>
+      <w:r>
+        <w:rPr>
+          <w:rFonts w:ascii="Consolas" w:cs="Consolas" w:eastAsia="Consolas" w:hAnsi="Consolas"/>
+          <w:sz w:val="17"/>
+          <w:szCs w:val="17"/>
+        </w:rPr>
+        <w:t xml:space="preserve">//  ТелоСтрокой - Строка - тело HTTP-запроса; пустое для команд без тела.</w:t>
+      </w:r>
+    </w:p>
+    <w:p>
+      <w:pPr>
+        <w:shd w:fill="F2F3F5" w:color="auto" w:val="clear"/>
+        <w:spacing w:after="0" w:before="0" w:line="240"/>
+        <w:ind w:left="120" w:right="120"/>
+      </w:pPr>
+      <w:r>
+        <w:rPr>
+          <w:rFonts w:ascii="Consolas" w:cs="Consolas" w:eastAsia="Consolas" w:hAnsi="Consolas"/>
+          <w:sz w:val="17"/>
+          <w:szCs w:val="17"/>
+        </w:rPr>
+        <w:t xml:space="preserve">//  Доклад - Структура, Неопределено - контейнер результата (Адаптеры.КонтейнерРезультата): Отказ, Описание,</w:t>
+      </w:r>
+    </w:p>
+    <w:p>
+      <w:pPr>
+        <w:shd w:fill="F2F3F5" w:color="auto" w:val="clear"/>
+        <w:spacing w:after="0" w:before="0" w:line="240"/>
+        <w:ind w:left="120" w:right="120"/>
+      </w:pPr>
+      <w:r>
+        <w:rPr>
+          <w:rFonts w:ascii="Consolas" w:cs="Consolas" w:eastAsia="Consolas" w:hAnsi="Consolas"/>
+          <w:sz w:val="17"/>
+          <w:szCs w:val="17"/>
+        </w:rPr>
+        <w:t xml:space="preserve">//           ПревышеноВремяОжидания, ОшибкаАвторизации.</w:t>
+      </w:r>
+    </w:p>
+    <w:p>
+      <w:pPr>
+        <w:shd w:fill="F2F3F5" w:color="auto" w:val="clear"/>
+        <w:spacing w:after="0" w:before="0" w:line="240"/>
+        <w:ind w:left="120" w:right="120"/>
+      </w:pPr>
+      <w:r>
+        <w:rPr>
+          <w:rFonts w:ascii="Consolas" w:cs="Consolas" w:eastAsia="Consolas" w:hAnsi="Consolas"/>
+          <w:sz w:val="17"/>
+          <w:szCs w:val="17"/>
+        </w:rPr>
+        <w:t xml:space="preserve">//  Таймаут - Число - таймаут HTTP-соединения, с (в заглушке не используется).</w:t>
+      </w:r>
+    </w:p>
+    <w:p>
+      <w:pPr>
+        <w:shd w:fill="F2F3F5" w:color="auto" w:val="clear"/>
+        <w:spacing w:after="0" w:before="0" w:line="240"/>
+        <w:ind w:left="120" w:right="120"/>
+      </w:pPr>
+      <w:r>
+        <w:rPr>
+          <w:rFonts w:ascii="Consolas" w:cs="Consolas" w:eastAsia="Consolas" w:hAnsi="Consolas"/>
+          <w:sz w:val="17"/>
+          <w:szCs w:val="17"/>
+        </w:rPr>
+        <w:t xml:space="preserve">//</w:t>
+      </w:r>
+    </w:p>
+    <w:p>
+      <w:pPr>
+        <w:shd w:fill="F2F3F5" w:color="auto" w:val="clear"/>
+        <w:spacing w:after="0" w:before="0" w:line="240"/>
+        <w:ind w:left="120" w:right="120"/>
+      </w:pPr>
+      <w:r>
+        <w:rPr>
+          <w:rFonts w:ascii="Consolas" w:cs="Consolas" w:eastAsia="Consolas" w:hAnsi="Consolas"/>
+          <w:sz w:val="17"/>
+          <w:szCs w:val="17"/>
+        </w:rPr>
+        <w:t xml:space="preserve">// Возвращаемое значение:</w:t>
+      </w:r>
+    </w:p>
+    <w:p>
+      <w:pPr>
+        <w:shd w:fill="F2F3F5" w:color="auto" w:val="clear"/>
+        <w:spacing w:after="0" w:before="0" w:line="240"/>
+        <w:ind w:left="120" w:right="120"/>
+      </w:pPr>
+      <w:r>
+        <w:rPr>
+          <w:rFonts w:ascii="Consolas" w:cs="Consolas" w:eastAsia="Consolas" w:hAnsi="Consolas"/>
+          <w:sz w:val="17"/>
+          <w:szCs w:val="17"/>
+        </w:rPr>
+        <w:t xml:space="preserve">//  Строка, Неопределено - "{}" для команд отправки; Неопределено для остальных команд.</w:t>
+      </w:r>
+    </w:p>
+    <w:p>
+      <w:pPr>
+        <w:shd w:fill="F2F3F5" w:color="auto" w:val="clear"/>
+        <w:spacing w:after="0" w:before="0" w:line="240"/>
+        <w:ind w:left="120" w:right="120"/>
+      </w:pPr>
+      <w:r>
+        <w:rPr>
+          <w:rFonts w:ascii="Consolas" w:cs="Consolas" w:eastAsia="Consolas" w:hAnsi="Consolas"/>
+          <w:sz w:val="17"/>
+          <w:szCs w:val="17"/>
+        </w:rPr>
+        <w:t xml:space="preserve">//</w:t>
+      </w:r>
+    </w:p>
+    <w:p>
+      <w:pPr>
+        <w:shd w:fill="F2F3F5" w:color="auto" w:val="clear"/>
+        <w:spacing w:after="0" w:before="0" w:line="240"/>
+        <w:ind w:left="120" w:right="120"/>
+      </w:pPr>
+      <w:r>
+        <w:rPr>
+          <w:rFonts w:ascii="Consolas" w:cs="Consolas" w:eastAsia="Consolas" w:hAnsi="Consolas"/>
+          <w:sz w:val="17"/>
+          <w:szCs w:val="17"/>
+        </w:rPr>
         <w:t xml:space="preserve">&amp;Вместо("ОтправитьФизически")</w:t>
       </w:r>
     </w:p>
@@ -7854,7 +10648,7 @@
           <w:sz w:val="17"/>
           <w:szCs w:val="17"/>
         </w:rPr>
-        <w:t xml:space="preserve">    Если Не ЗаглушкаОтправкиFIX.ЗаглушкаВключена() Тогда</w:t>
+        <w:t xml:space="preserve">    Если Не Адаптеры.ЗаглушкаОтправкиFIXВключена() Тогда</w:t>
       </w:r>
     </w:p>
     <w:p>
@@ -7944,7 +10738,7 @@
           <w:sz w:val="17"/>
           <w:szCs w:val="17"/>
         </w:rPr>
-        <w:t xml:space="preserve">        ЗаглушкаОтправкиFIX.ЗаписатьВызовПрокси(Команда, ТелоСтрокой);</w:t>
+        <w:t xml:space="preserve">        Адаптеры.ЗаписатьВызовПроксиFIX(Команда, ТелоСтрокой);</w:t>
       </w:r>
     </w:p>
     <w:p>
@@ -8004,21 +10798,6 @@
           <w:sz w:val="17"/>
           <w:szCs w:val="17"/>
         </w:rPr>
-        <w:t xml:space="preserve">    // connect, get, confirm, disconnect и другие команды прокси в тестовой базе не выполняются</w:t>
-      </w:r>
-    </w:p>
-    <w:p>
-      <w:pPr>
-        <w:shd w:fill="F2F3F5" w:color="auto" w:val="clear"/>
-        <w:spacing w:after="0" w:before="0" w:line="240"/>
-        <w:ind w:left="120" w:right="120"/>
-      </w:pPr>
-      <w:r>
-        <w:rPr>
-          <w:rFonts w:ascii="Consolas" w:cs="Consolas" w:eastAsia="Consolas" w:hAnsi="Consolas"/>
-          <w:sz w:val="17"/>
-          <w:szCs w:val="17"/>
-        </w:rPr>
         <w:t xml:space="preserve">    Доклад.Отказ = Истина;</w:t>
       </w:r>
     </w:p>
@@ -8034,7 +10813,7 @@
           <w:sz w:val="17"/>
           <w:szCs w:val="17"/>
         </w:rPr>
-        <w:t xml:space="preserve">    Доклад.Описание = СтрШаблон(НСтр("ru = 'IMDEV-9529: вызов прокси %1 отключен заглушкой'"), Команда);</w:t>
+        <w:t xml:space="preserve">    Доклад.Описание = СтрШаблон(НСтр("ru = 'IMDEV-9529: вызов прокси %1 отключен заглушкой'"), Лев(Команда, 40));</w:t>
       </w:r>
     </w:p>
     <w:p>
@@ -8070,6 +10849,66 @@
     <w:p>
       <w:pPr>
         <w:shd w:fill="F2F3F5" w:color="auto" w:val="clear"/>
+        <w:spacing w:after="0" w:before="0" w:line="240"/>
+        <w:ind w:left="120" w:right="120"/>
+      </w:pPr>
+      <w:r>
+        <w:rPr>
+          <w:rFonts w:ascii="Consolas" w:cs="Consolas" w:eastAsia="Consolas" w:hAnsi="Consolas"/>
+          <w:sz w:val="17"/>
+          <w:szCs w:val="17"/>
+        </w:rPr>
+        <w:t xml:space="preserve">КонецФункции</w:t>
+      </w:r>
+    </w:p>
+    <w:p>
+      <w:pPr>
+        <w:shd w:fill="F2F3F5" w:color="auto" w:val="clear"/>
+        <w:spacing w:after="0" w:before="0" w:line="240"/>
+        <w:ind w:left="120" w:right="120"/>
+      </w:pPr>
+      <w:r>
+        <w:rPr>
+          <w:rFonts w:ascii="Consolas" w:cs="Consolas" w:eastAsia="Consolas" w:hAnsi="Consolas"/>
+          <w:sz w:val="17"/>
+          <w:szCs w:val="17"/>
+        </w:rPr>
+        <w:t xml:space="preserve"> </w:t>
+      </w:r>
+    </w:p>
+    <w:p>
+      <w:pPr>
+        <w:shd w:fill="F2F3F5" w:color="auto" w:val="clear"/>
+        <w:spacing w:after="0" w:before="0" w:line="240"/>
+        <w:ind w:left="120" w:right="120"/>
+      </w:pPr>
+      <w:r>
+        <w:rPr>
+          <w:rFonts w:ascii="Consolas" w:cs="Consolas" w:eastAsia="Consolas" w:hAnsi="Consolas"/>
+          <w:sz w:val="17"/>
+          <w:szCs w:val="17"/>
+        </w:rPr>
+        <w:t xml:space="preserve">#КонецОбласти</w:t>
+      </w:r>
+    </w:p>
+    <w:p>
+      <w:pPr>
+        <w:shd w:fill="F2F3F5" w:color="auto" w:val="clear"/>
+        <w:spacing w:after="0" w:before="0" w:line="240"/>
+        <w:ind w:left="120" w:right="120"/>
+      </w:pPr>
+      <w:r>
+        <w:rPr>
+          <w:rFonts w:ascii="Consolas" w:cs="Consolas" w:eastAsia="Consolas" w:hAnsi="Consolas"/>
+          <w:sz w:val="17"/>
+          <w:szCs w:val="17"/>
+        </w:rPr>
+        <w:t xml:space="preserve"> </w:t>
+      </w:r>
+    </w:p>
+    <w:p>
+      <w:pPr>
+        <w:shd w:fill="F2F3F5" w:color="auto" w:val="clear"/>
         <w:spacing w:after="160" w:before="0" w:line="240"/>
         <w:ind w:left="120" w:right="120"/>
       </w:pPr>
@@ -8079,7 +10918,15 @@
           <w:sz w:val="17"/>
           <w:szCs w:val="17"/>
         </w:rPr>
-        <w:t xml:space="preserve">КонецФункции</w:t>
+        <w:t xml:space="preserve">#КонецЕсли</w:t>
+      </w:r>
+    </w:p>
+    <w:p>
+      <w:pPr>
+        <w:pStyle w:val="Heading2"/>
+      </w:pPr>
+      <w:r>
+        <w:t xml:space="preserve">5.6. Проверка на разработческой базе (12.10.2026)</w:t>
       </w:r>
     </w:p>
     <w:p>
@@ -8087,397 +10934,758 @@
         <w:spacing w:after="120"/>
       </w:pPr>
       <w:r>
-        <w:rPr>
-          <w:b/>
-          <w:bCs/>
-        </w:rPr>
-        <w:t xml:space="preserve">ОбщийМодуль.Адаптеры</w:t>
-      </w:r>
-      <w:r>
-        <w:t xml:space="preserve"> (заимствованный):</w:t>
-      </w:r>
-    </w:p>
-    <w:p>
-      <w:pPr>
-        <w:shd w:fill="F2F3F5" w:color="auto" w:val="clear"/>
-        <w:spacing w:after="0" w:before="80" w:line="240"/>
-        <w:ind w:left="120" w:right="120"/>
-      </w:pPr>
-      <w:r>
-        <w:rPr>
-          <w:rFonts w:ascii="Consolas" w:cs="Consolas" w:eastAsia="Consolas" w:hAnsi="Consolas"/>
-          <w:sz w:val="17"/>
-          <w:szCs w:val="17"/>
-        </w:rPr>
-        <w:t xml:space="preserve">&amp;Вместо("АдаптерыПорученийГотовыеКРаботе")</w:t>
-      </w:r>
-    </w:p>
-    <w:p>
-      <w:pPr>
-        <w:shd w:fill="F2F3F5" w:color="auto" w:val="clear"/>
-        <w:spacing w:after="0" w:before="0" w:line="240"/>
-        <w:ind w:left="120" w:right="120"/>
-      </w:pPr>
-      <w:r>
-        <w:rPr>
-          <w:rFonts w:ascii="Consolas" w:cs="Consolas" w:eastAsia="Consolas" w:hAnsi="Consolas"/>
-          <w:sz w:val="17"/>
-          <w:szCs w:val="17"/>
-        </w:rPr>
-        <w:t xml:space="preserve">Функция FO_SendFixStub_АдаптерыПорученийГотовыеКРаботе() Экспорт</w:t>
-      </w:r>
-    </w:p>
-    <w:p>
-      <w:pPr>
-        <w:shd w:fill="F2F3F5" w:color="auto" w:val="clear"/>
-        <w:spacing w:after="0" w:before="0" w:line="240"/>
-        <w:ind w:left="120" w:right="120"/>
-      </w:pPr>
-      <w:r>
-        <w:rPr>
-          <w:rFonts w:ascii="Consolas" w:cs="Consolas" w:eastAsia="Consolas" w:hAnsi="Consolas"/>
-          <w:sz w:val="17"/>
-          <w:szCs w:val="17"/>
-        </w:rPr>
-        <w:t xml:space="preserve"> </w:t>
-      </w:r>
-    </w:p>
-    <w:p>
-      <w:pPr>
-        <w:shd w:fill="F2F3F5" w:color="auto" w:val="clear"/>
-        <w:spacing w:after="0" w:before="0" w:line="240"/>
-        <w:ind w:left="120" w:right="120"/>
-      </w:pPr>
-      <w:r>
-        <w:rPr>
-          <w:rFonts w:ascii="Consolas" w:cs="Consolas" w:eastAsia="Consolas" w:hAnsi="Consolas"/>
-          <w:sz w:val="17"/>
-          <w:szCs w:val="17"/>
-        </w:rPr>
-        <w:t xml:space="preserve">    Результат = ПродолжитьВызов();</w:t>
-      </w:r>
-    </w:p>
-    <w:p>
-      <w:pPr>
-        <w:shd w:fill="F2F3F5" w:color="auto" w:val="clear"/>
-        <w:spacing w:after="0" w:before="0" w:line="240"/>
-        <w:ind w:left="120" w:right="120"/>
-      </w:pPr>
-      <w:r>
-        <w:rPr>
-          <w:rFonts w:ascii="Consolas" w:cs="Consolas" w:eastAsia="Consolas" w:hAnsi="Consolas"/>
-          <w:sz w:val="17"/>
-          <w:szCs w:val="17"/>
-        </w:rPr>
-        <w:t xml:space="preserve">    Если Не ЗаглушкаОтправкиFIX.ЗаглушкаВключена() Тогда</w:t>
-      </w:r>
-    </w:p>
-    <w:p>
-      <w:pPr>
-        <w:shd w:fill="F2F3F5" w:color="auto" w:val="clear"/>
-        <w:spacing w:after="0" w:before="0" w:line="240"/>
-        <w:ind w:left="120" w:right="120"/>
-      </w:pPr>
-      <w:r>
-        <w:rPr>
-          <w:rFonts w:ascii="Consolas" w:cs="Consolas" w:eastAsia="Consolas" w:hAnsi="Consolas"/>
-          <w:sz w:val="17"/>
-          <w:szCs w:val="17"/>
-        </w:rPr>
-        <w:t xml:space="preserve">        Возврат Результат;</w:t>
-      </w:r>
-    </w:p>
-    <w:p>
-      <w:pPr>
-        <w:shd w:fill="F2F3F5" w:color="auto" w:val="clear"/>
-        <w:spacing w:after="0" w:before="0" w:line="240"/>
-        <w:ind w:left="120" w:right="120"/>
-      </w:pPr>
-      <w:r>
-        <w:rPr>
-          <w:rFonts w:ascii="Consolas" w:cs="Consolas" w:eastAsia="Consolas" w:hAnsi="Consolas"/>
-          <w:sz w:val="17"/>
-          <w:szCs w:val="17"/>
-        </w:rPr>
-        <w:t xml:space="preserve">    КонецЕсли;</w:t>
-      </w:r>
-    </w:p>
-    <w:p>
-      <w:pPr>
-        <w:shd w:fill="F2F3F5" w:color="auto" w:val="clear"/>
-        <w:spacing w:after="0" w:before="0" w:line="240"/>
-        <w:ind w:left="120" w:right="120"/>
-      </w:pPr>
-      <w:r>
-        <w:rPr>
-          <w:rFonts w:ascii="Consolas" w:cs="Consolas" w:eastAsia="Consolas" w:hAnsi="Consolas"/>
-          <w:sz w:val="17"/>
-          <w:szCs w:val="17"/>
-        </w:rPr>
-        <w:t xml:space="preserve"> </w:t>
-      </w:r>
-    </w:p>
-    <w:p>
-      <w:pPr>
-        <w:shd w:fill="F2F3F5" w:color="auto" w:val="clear"/>
-        <w:spacing w:after="0" w:before="0" w:line="240"/>
-        <w:ind w:left="120" w:right="120"/>
-      </w:pPr>
-      <w:r>
-        <w:rPr>
-          <w:rFonts w:ascii="Consolas" w:cs="Consolas" w:eastAsia="Consolas" w:hAnsi="Consolas"/>
-          <w:sz w:val="17"/>
-          <w:szCs w:val="17"/>
-        </w:rPr>
-        <w:t xml:space="preserve">    УстановитьПривилегированныйРежим(Истина);</w:t>
-      </w:r>
-    </w:p>
-    <w:p>
-      <w:pPr>
-        <w:shd w:fill="F2F3F5" w:color="auto" w:val="clear"/>
-        <w:spacing w:after="0" w:before="0" w:line="240"/>
-        <w:ind w:left="120" w:right="120"/>
-      </w:pPr>
-      <w:r>
-        <w:rPr>
-          <w:rFonts w:ascii="Consolas" w:cs="Consolas" w:eastAsia="Consolas" w:hAnsi="Consolas"/>
-          <w:sz w:val="17"/>
-          <w:szCs w:val="17"/>
-        </w:rPr>
-        <w:t xml:space="preserve">    Запрос = Новый Запрос(</w:t>
-      </w:r>
-    </w:p>
-    <w:p>
-      <w:pPr>
-        <w:shd w:fill="F2F3F5" w:color="auto" w:val="clear"/>
-        <w:spacing w:after="0" w:before="0" w:line="240"/>
-        <w:ind w:left="120" w:right="120"/>
-      </w:pPr>
-      <w:r>
-        <w:rPr>
-          <w:rFonts w:ascii="Consolas" w:cs="Consolas" w:eastAsia="Consolas" w:hAnsi="Consolas"/>
-          <w:sz w:val="17"/>
-          <w:szCs w:val="17"/>
-        </w:rPr>
-        <w:t xml:space="preserve">    "ВЫБРАТЬ РАЗЛИЧНЫЕ</w:t>
-      </w:r>
-    </w:p>
-    <w:p>
-      <w:pPr>
-        <w:shd w:fill="F2F3F5" w:color="auto" w:val="clear"/>
-        <w:spacing w:after="0" w:before="0" w:line="240"/>
-        <w:ind w:left="120" w:right="120"/>
-      </w:pPr>
-      <w:r>
-        <w:rPr>
-          <w:rFonts w:ascii="Consolas" w:cs="Consolas" w:eastAsia="Consolas" w:hAnsi="Consolas"/>
-          <w:sz w:val="17"/>
-          <w:szCs w:val="17"/>
-        </w:rPr>
-        <w:t xml:space="preserve">    |    Т.Идентификатор КАК Идентификатор</w:t>
-      </w:r>
-    </w:p>
-    <w:p>
-      <w:pPr>
-        <w:shd w:fill="F2F3F5" w:color="auto" w:val="clear"/>
-        <w:spacing w:after="0" w:before="0" w:line="240"/>
-        <w:ind w:left="120" w:right="120"/>
-      </w:pPr>
-      <w:r>
-        <w:rPr>
-          <w:rFonts w:ascii="Consolas" w:cs="Consolas" w:eastAsia="Consolas" w:hAnsi="Consolas"/>
-          <w:sz w:val="17"/>
-          <w:szCs w:val="17"/>
-        </w:rPr>
-        <w:t xml:space="preserve">    |ИЗ</w:t>
-      </w:r>
-    </w:p>
-    <w:p>
-      <w:pPr>
-        <w:shd w:fill="F2F3F5" w:color="auto" w:val="clear"/>
-        <w:spacing w:after="0" w:before="0" w:line="240"/>
-        <w:ind w:left="120" w:right="120"/>
-      </w:pPr>
-      <w:r>
-        <w:rPr>
-          <w:rFonts w:ascii="Consolas" w:cs="Consolas" w:eastAsia="Consolas" w:hAnsi="Consolas"/>
-          <w:sz w:val="17"/>
-          <w:szCs w:val="17"/>
-        </w:rPr>
-        <w:t xml:space="preserve">    |    РегистрСведений.ИспользуемыеАдаптеры КАК Т</w:t>
-      </w:r>
-    </w:p>
-    <w:p>
-      <w:pPr>
-        <w:shd w:fill="F2F3F5" w:color="auto" w:val="clear"/>
-        <w:spacing w:after="0" w:before="0" w:line="240"/>
-        <w:ind w:left="120" w:right="120"/>
-      </w:pPr>
-      <w:r>
-        <w:rPr>
-          <w:rFonts w:ascii="Consolas" w:cs="Consolas" w:eastAsia="Consolas" w:hAnsi="Consolas"/>
-          <w:sz w:val="17"/>
-          <w:szCs w:val="17"/>
-        </w:rPr>
-        <w:t xml:space="preserve">    |ГДЕ</w:t>
-      </w:r>
-    </w:p>
-    <w:p>
-      <w:pPr>
-        <w:shd w:fill="F2F3F5" w:color="auto" w:val="clear"/>
-        <w:spacing w:after="0" w:before="0" w:line="240"/>
-        <w:ind w:left="120" w:right="120"/>
-      </w:pPr>
-      <w:r>
-        <w:rPr>
-          <w:rFonts w:ascii="Consolas" w:cs="Consolas" w:eastAsia="Consolas" w:hAnsi="Consolas"/>
-          <w:sz w:val="17"/>
-          <w:szCs w:val="17"/>
-        </w:rPr>
-        <w:t xml:space="preserve">    |    Т.Адаптер.Вид = ЗНАЧЕНИЕ(Перечисление.ВидыАдаптеров.FIX)");</w:t>
-      </w:r>
-    </w:p>
-    <w:p>
-      <w:pPr>
-        <w:shd w:fill="F2F3F5" w:color="auto" w:val="clear"/>
-        <w:spacing w:after="0" w:before="0" w:line="240"/>
-        <w:ind w:left="120" w:right="120"/>
-      </w:pPr>
-      <w:r>
-        <w:rPr>
-          <w:rFonts w:ascii="Consolas" w:cs="Consolas" w:eastAsia="Consolas" w:hAnsi="Consolas"/>
-          <w:sz w:val="17"/>
-          <w:szCs w:val="17"/>
-        </w:rPr>
-        <w:t xml:space="preserve">    Для Каждого Идентификатор Из Запрос.Выполнить().Выгрузить().ВыгрузитьКолонку("Идентификатор") Цикл</w:t>
-      </w:r>
-    </w:p>
-    <w:p>
-      <w:pPr>
-        <w:shd w:fill="F2F3F5" w:color="auto" w:val="clear"/>
-        <w:spacing w:after="0" w:before="0" w:line="240"/>
-        <w:ind w:left="120" w:right="120"/>
-      </w:pPr>
-      <w:r>
-        <w:rPr>
-          <w:rFonts w:ascii="Consolas" w:cs="Consolas" w:eastAsia="Consolas" w:hAnsi="Consolas"/>
-          <w:sz w:val="17"/>
-          <w:szCs w:val="17"/>
-        </w:rPr>
-        <w:t xml:space="preserve">        Если Результат.Найти(Идентификатор) = Неопределено Тогда</w:t>
-      </w:r>
-    </w:p>
-    <w:p>
-      <w:pPr>
-        <w:shd w:fill="F2F3F5" w:color="auto" w:val="clear"/>
-        <w:spacing w:after="0" w:before="0" w:line="240"/>
-        <w:ind w:left="120" w:right="120"/>
-      </w:pPr>
-      <w:r>
-        <w:rPr>
-          <w:rFonts w:ascii="Consolas" w:cs="Consolas" w:eastAsia="Consolas" w:hAnsi="Consolas"/>
-          <w:sz w:val="17"/>
-          <w:szCs w:val="17"/>
-        </w:rPr>
-        <w:t xml:space="preserve">            Результат.Добавить(Идентификатор);</w:t>
-      </w:r>
-    </w:p>
-    <w:p>
-      <w:pPr>
-        <w:shd w:fill="F2F3F5" w:color="auto" w:val="clear"/>
-        <w:spacing w:after="0" w:before="0" w:line="240"/>
-        <w:ind w:left="120" w:right="120"/>
-      </w:pPr>
-      <w:r>
-        <w:rPr>
-          <w:rFonts w:ascii="Consolas" w:cs="Consolas" w:eastAsia="Consolas" w:hAnsi="Consolas"/>
-          <w:sz w:val="17"/>
-          <w:szCs w:val="17"/>
-        </w:rPr>
-        <w:t xml:space="preserve">        КонецЕсли;</w:t>
-      </w:r>
-    </w:p>
-    <w:p>
-      <w:pPr>
-        <w:shd w:fill="F2F3F5" w:color="auto" w:val="clear"/>
-        <w:spacing w:after="0" w:before="0" w:line="240"/>
-        <w:ind w:left="120" w:right="120"/>
-      </w:pPr>
-      <w:r>
-        <w:rPr>
-          <w:rFonts w:ascii="Consolas" w:cs="Consolas" w:eastAsia="Consolas" w:hAnsi="Consolas"/>
-          <w:sz w:val="17"/>
-          <w:szCs w:val="17"/>
-        </w:rPr>
-        <w:t xml:space="preserve">    КонецЦикла;</w:t>
-      </w:r>
-    </w:p>
-    <w:p>
-      <w:pPr>
-        <w:shd w:fill="F2F3F5" w:color="auto" w:val="clear"/>
-        <w:spacing w:after="0" w:before="0" w:line="240"/>
-        <w:ind w:left="120" w:right="120"/>
-      </w:pPr>
-      <w:r>
-        <w:rPr>
-          <w:rFonts w:ascii="Consolas" w:cs="Consolas" w:eastAsia="Consolas" w:hAnsi="Consolas"/>
-          <w:sz w:val="17"/>
-          <w:szCs w:val="17"/>
-        </w:rPr>
-        <w:t xml:space="preserve"> </w:t>
-      </w:r>
-    </w:p>
-    <w:p>
-      <w:pPr>
-        <w:shd w:fill="F2F3F5" w:color="auto" w:val="clear"/>
-        <w:spacing w:after="0" w:before="0" w:line="240"/>
-        <w:ind w:left="120" w:right="120"/>
-      </w:pPr>
-      <w:r>
-        <w:rPr>
-          <w:rFonts w:ascii="Consolas" w:cs="Consolas" w:eastAsia="Consolas" w:hAnsi="Consolas"/>
-          <w:sz w:val="17"/>
-          <w:szCs w:val="17"/>
-        </w:rPr>
-        <w:t xml:space="preserve">    Возврат Результат;</w:t>
-      </w:r>
-    </w:p>
-    <w:p>
-      <w:pPr>
-        <w:shd w:fill="F2F3F5" w:color="auto" w:val="clear"/>
-        <w:spacing w:after="0" w:before="0" w:line="240"/>
-        <w:ind w:left="120" w:right="120"/>
-      </w:pPr>
-      <w:r>
-        <w:rPr>
-          <w:rFonts w:ascii="Consolas" w:cs="Consolas" w:eastAsia="Consolas" w:hAnsi="Consolas"/>
-          <w:sz w:val="17"/>
-          <w:szCs w:val="17"/>
-        </w:rPr>
-        <w:t xml:space="preserve"> </w:t>
-      </w:r>
-    </w:p>
-    <w:p>
-      <w:pPr>
-        <w:shd w:fill="F2F3F5" w:color="auto" w:val="clear"/>
-        <w:spacing w:after="160" w:before="0" w:line="240"/>
-        <w:ind w:left="120" w:right="120"/>
-      </w:pPr>
-      <w:r>
-        <w:rPr>
-          <w:rFonts w:ascii="Consolas" w:cs="Consolas" w:eastAsia="Consolas" w:hAnsi="Consolas"/>
-          <w:sz w:val="17"/>
-          <w:szCs w:val="17"/>
-        </w:rPr>
-        <w:t xml:space="preserve">КонецФункции</w:t>
-      </w:r>
-    </w:p>
+        <w:t xml:space="preserve">Расширение загружено в разработческую базу ФО; методы адаптера вызывались фоновыми заданиями на сервере, как при настоящей отправке. Для прогона созданы временные данные (адаптер вида FIX, запись регистра ИспользуемыеАдаптеры, настройки прокси на локальный тестовый HTTP-слушатель), после прогона удалены.</w:t>
+      </w:r>
+    </w:p>
+    <w:tbl>
+      <w:tblPr>
+        <w:tblW w:type="dxa" w:w="9638"/>
+        <w:tblBorders>
+          <w:top w:val="single" w:color="auto" w:sz="4"/>
+          <w:left w:val="single" w:color="auto" w:sz="4"/>
+          <w:bottom w:val="single" w:color="auto" w:sz="4"/>
+          <w:right w:val="single" w:color="auto" w:sz="4"/>
+          <w:insideH w:val="single" w:color="auto" w:sz="4"/>
+          <w:insideV w:val="single" w:color="auto" w:sz="4"/>
+        </w:tblBorders>
+        <w:tblLayout w:type="fixed"/>
+      </w:tblPr>
+      <w:tblGrid>
+        <w:gridCol w:w="600"/>
+        <w:gridCol w:w="6000"/>
+        <w:gridCol w:w="3038"/>
+      </w:tblGrid>
+      <w:tr>
+        <w:trPr>
+          <w:tblHeader/>
+        </w:trPr>
+        <w:tc>
+          <w:tcPr>
+            <w:tcW w:type="dxa" w:w="600"/>
+            <w:tcBorders>
+              <w:top w:val="single" w:color="BFC5CC" w:sz="4"/>
+              <w:left w:val="single" w:color="BFC5CC" w:sz="4"/>
+              <w:bottom w:val="single" w:color="BFC5CC" w:sz="4"/>
+              <w:right w:val="single" w:color="BFC5CC" w:sz="4"/>
+            </w:tcBorders>
+            <w:shd w:fill="DCE6F0" w:color="auto" w:val="clear"/>
+            <w:tcMar>
+              <w:top w:type="dxa" w:w="60"/>
+              <w:left w:type="dxa" w:w="100"/>
+              <w:bottom w:type="dxa" w:w="60"/>
+              <w:right w:type="dxa" w:w="100"/>
+            </w:tcMar>
+          </w:tcPr>
+          <w:p>
+            <w:pPr>
+              <w:jc w:val="left"/>
+            </w:pPr>
+            <w:r>
+              <w:rPr>
+                <w:b/>
+                <w:bCs/>
+                <w:sz w:val="19"/>
+                <w:szCs w:val="19"/>
+              </w:rPr>
+              <w:t xml:space="preserve">№</w:t>
+            </w:r>
+          </w:p>
+        </w:tc>
+        <w:tc>
+          <w:tcPr>
+            <w:tcW w:type="dxa" w:w="6000"/>
+            <w:tcBorders>
+              <w:top w:val="single" w:color="BFC5CC" w:sz="4"/>
+              <w:left w:val="single" w:color="BFC5CC" w:sz="4"/>
+              <w:bottom w:val="single" w:color="BFC5CC" w:sz="4"/>
+              <w:right w:val="single" w:color="BFC5CC" w:sz="4"/>
+            </w:tcBorders>
+            <w:shd w:fill="DCE6F0" w:color="auto" w:val="clear"/>
+            <w:tcMar>
+              <w:top w:type="dxa" w:w="60"/>
+              <w:left w:type="dxa" w:w="100"/>
+              <w:bottom w:type="dxa" w:w="60"/>
+              <w:right w:type="dxa" w:w="100"/>
+            </w:tcMar>
+          </w:tcPr>
+          <w:p>
+            <w:pPr>
+              <w:jc w:val="left"/>
+            </w:pPr>
+            <w:r>
+              <w:rPr>
+                <w:b/>
+                <w:bCs/>
+                <w:sz w:val="19"/>
+                <w:szCs w:val="19"/>
+              </w:rPr>
+              <w:t xml:space="preserve">Проверка</w:t>
+            </w:r>
+          </w:p>
+        </w:tc>
+        <w:tc>
+          <w:tcPr>
+            <w:tcW w:type="dxa" w:w="3038"/>
+            <w:tcBorders>
+              <w:top w:val="single" w:color="BFC5CC" w:sz="4"/>
+              <w:left w:val="single" w:color="BFC5CC" w:sz="4"/>
+              <w:bottom w:val="single" w:color="BFC5CC" w:sz="4"/>
+              <w:right w:val="single" w:color="BFC5CC" w:sz="4"/>
+            </w:tcBorders>
+            <w:shd w:fill="DCE6F0" w:color="auto" w:val="clear"/>
+            <w:tcMar>
+              <w:top w:type="dxa" w:w="60"/>
+              <w:left w:type="dxa" w:w="100"/>
+              <w:bottom w:type="dxa" w:w="60"/>
+              <w:right w:type="dxa" w:w="100"/>
+            </w:tcMar>
+          </w:tcPr>
+          <w:p>
+            <w:pPr>
+              <w:jc w:val="left"/>
+            </w:pPr>
+            <w:r>
+              <w:rPr>
+                <w:b/>
+                <w:bCs/>
+                <w:sz w:val="19"/>
+                <w:szCs w:val="19"/>
+              </w:rPr>
+              <w:t xml:space="preserve">Результат</w:t>
+            </w:r>
+          </w:p>
+        </w:tc>
+      </w:tr>
+      <w:tr>
+        <w:tc>
+          <w:tcPr>
+            <w:tcW w:type="dxa" w:w="600"/>
+            <w:tcBorders>
+              <w:top w:val="single" w:color="BFC5CC" w:sz="4"/>
+              <w:left w:val="single" w:color="BFC5CC" w:sz="4"/>
+              <w:bottom w:val="single" w:color="BFC5CC" w:sz="4"/>
+              <w:right w:val="single" w:color="BFC5CC" w:sz="4"/>
+            </w:tcBorders>
+            <w:tcMar>
+              <w:top w:type="dxa" w:w="60"/>
+              <w:left w:type="dxa" w:w="100"/>
+              <w:bottom w:type="dxa" w:w="60"/>
+              <w:right w:type="dxa" w:w="100"/>
+            </w:tcMar>
+          </w:tcPr>
+          <w:p>
+            <w:pPr>
+              <w:jc w:val="left"/>
+            </w:pPr>
+            <w:r>
+              <w:rPr>
+                <w:sz w:val="19"/>
+                <w:szCs w:val="19"/>
+              </w:rPr>
+              <w:t xml:space="preserve">-</w:t>
+            </w:r>
+          </w:p>
+        </w:tc>
+        <w:tc>
+          <w:tcPr>
+            <w:tcW w:type="dxa" w:w="6000"/>
+            <w:tcBorders>
+              <w:top w:val="single" w:color="BFC5CC" w:sz="4"/>
+              <w:left w:val="single" w:color="BFC5CC" w:sz="4"/>
+              <w:bottom w:val="single" w:color="BFC5CC" w:sz="4"/>
+              <w:right w:val="single" w:color="BFC5CC" w:sz="4"/>
+            </w:tcBorders>
+            <w:tcMar>
+              <w:top w:type="dxa" w:w="60"/>
+              <w:left w:type="dxa" w:w="100"/>
+              <w:bottom w:type="dxa" w:w="60"/>
+              <w:right w:type="dxa" w:w="100"/>
+            </w:tcMar>
+          </w:tcPr>
+          <w:p>
+            <w:pPr>
+              <w:jc w:val="left"/>
+            </w:pPr>
+            <w:r>
+              <w:rPr>
+                <w:sz w:val="19"/>
+                <w:szCs w:val="19"/>
+              </w:rPr>
+              <w:t xml:space="preserve">Синтаксический контроль модулей (сервер, внешнее соединение, толстый клиент), применимость расширения</w:t>
+            </w:r>
+          </w:p>
+        </w:tc>
+        <w:tc>
+          <w:tcPr>
+            <w:tcW w:type="dxa" w:w="3038"/>
+            <w:tcBorders>
+              <w:top w:val="single" w:color="BFC5CC" w:sz="4"/>
+              <w:left w:val="single" w:color="BFC5CC" w:sz="4"/>
+              <w:bottom w:val="single" w:color="BFC5CC" w:sz="4"/>
+              <w:right w:val="single" w:color="BFC5CC" w:sz="4"/>
+            </w:tcBorders>
+            <w:tcMar>
+              <w:top w:type="dxa" w:w="60"/>
+              <w:left w:type="dxa" w:w="100"/>
+              <w:bottom w:type="dxa" w:w="60"/>
+              <w:right w:type="dxa" w:w="100"/>
+            </w:tcMar>
+          </w:tcPr>
+          <w:p>
+            <w:pPr>
+              <w:jc w:val="left"/>
+            </w:pPr>
+            <w:r>
+              <w:rPr>
+                <w:sz w:val="19"/>
+                <w:szCs w:val="19"/>
+              </w:rPr>
+              <w:t xml:space="preserve">ошибок нет, 0 проблем применимости</w:t>
+            </w:r>
+          </w:p>
+        </w:tc>
+      </w:tr>
+      <w:tr>
+        <w:tc>
+          <w:tcPr>
+            <w:tcW w:type="dxa" w:w="600"/>
+            <w:tcBorders>
+              <w:top w:val="single" w:color="BFC5CC" w:sz="4"/>
+              <w:left w:val="single" w:color="BFC5CC" w:sz="4"/>
+              <w:bottom w:val="single" w:color="BFC5CC" w:sz="4"/>
+              <w:right w:val="single" w:color="BFC5CC" w:sz="4"/>
+            </w:tcBorders>
+            <w:tcMar>
+              <w:top w:type="dxa" w:w="60"/>
+              <w:left w:type="dxa" w:w="100"/>
+              <w:bottom w:type="dxa" w:w="60"/>
+              <w:right w:type="dxa" w:w="100"/>
+            </w:tcMar>
+          </w:tcPr>
+          <w:p>
+            <w:pPr>
+              <w:jc w:val="left"/>
+            </w:pPr>
+            <w:r>
+              <w:rPr>
+                <w:sz w:val="19"/>
+                <w:szCs w:val="19"/>
+              </w:rPr>
+              <w:t xml:space="preserve">1</w:t>
+            </w:r>
+          </w:p>
+        </w:tc>
+        <w:tc>
+          <w:tcPr>
+            <w:tcW w:type="dxa" w:w="6000"/>
+            <w:tcBorders>
+              <w:top w:val="single" w:color="BFC5CC" w:sz="4"/>
+              <w:left w:val="single" w:color="BFC5CC" w:sz="4"/>
+              <w:bottom w:val="single" w:color="BFC5CC" w:sz="4"/>
+              <w:right w:val="single" w:color="BFC5CC" w:sz="4"/>
+            </w:tcBorders>
+            <w:tcMar>
+              <w:top w:type="dxa" w:w="60"/>
+              <w:left w:type="dxa" w:w="100"/>
+              <w:bottom w:type="dxa" w:w="60"/>
+              <w:right w:type="dxa" w:w="100"/>
+            </w:tcMar>
+          </w:tcPr>
+          <w:p>
+            <w:pPr>
+              <w:jc w:val="left"/>
+            </w:pPr>
+            <w:r>
+              <w:rPr>
+                <w:sz w:val="19"/>
+                <w:szCs w:val="19"/>
+              </w:rPr>
+              <w:t xml:space="preserve">Заглушка включена в базе из списка</w:t>
+            </w:r>
+          </w:p>
+        </w:tc>
+        <w:tc>
+          <w:tcPr>
+            <w:tcW w:type="dxa" w:w="3038"/>
+            <w:tcBorders>
+              <w:top w:val="single" w:color="BFC5CC" w:sz="4"/>
+              <w:left w:val="single" w:color="BFC5CC" w:sz="4"/>
+              <w:bottom w:val="single" w:color="BFC5CC" w:sz="4"/>
+              <w:right w:val="single" w:color="BFC5CC" w:sz="4"/>
+            </w:tcBorders>
+            <w:tcMar>
+              <w:top w:type="dxa" w:w="60"/>
+              <w:left w:type="dxa" w:w="100"/>
+              <w:bottom w:type="dxa" w:w="60"/>
+              <w:right w:type="dxa" w:w="100"/>
+            </w:tcMar>
+          </w:tcPr>
+          <w:p>
+            <w:pPr>
+              <w:jc w:val="left"/>
+            </w:pPr>
+            <w:r>
+              <w:rPr>
+                <w:sz w:val="19"/>
+                <w:szCs w:val="19"/>
+              </w:rPr>
+              <w:t xml:space="preserve">OK</w:t>
+            </w:r>
+          </w:p>
+        </w:tc>
+      </w:tr>
+      <w:tr>
+        <w:tc>
+          <w:tcPr>
+            <w:tcW w:type="dxa" w:w="600"/>
+            <w:tcBorders>
+              <w:top w:val="single" w:color="BFC5CC" w:sz="4"/>
+              <w:left w:val="single" w:color="BFC5CC" w:sz="4"/>
+              <w:bottom w:val="single" w:color="BFC5CC" w:sz="4"/>
+              <w:right w:val="single" w:color="BFC5CC" w:sz="4"/>
+            </w:tcBorders>
+            <w:tcMar>
+              <w:top w:type="dxa" w:w="60"/>
+              <w:left w:type="dxa" w:w="100"/>
+              <w:bottom w:type="dxa" w:w="60"/>
+              <w:right w:type="dxa" w:w="100"/>
+            </w:tcMar>
+          </w:tcPr>
+          <w:p>
+            <w:pPr>
+              <w:jc w:val="left"/>
+            </w:pPr>
+            <w:r>
+              <w:rPr>
+                <w:sz w:val="19"/>
+                <w:szCs w:val="19"/>
+              </w:rPr>
+              <w:t xml:space="preserve">2</w:t>
+            </w:r>
+          </w:p>
+        </w:tc>
+        <w:tc>
+          <w:tcPr>
+            <w:tcW w:type="dxa" w:w="6000"/>
+            <w:tcBorders>
+              <w:top w:val="single" w:color="BFC5CC" w:sz="4"/>
+              <w:left w:val="single" w:color="BFC5CC" w:sz="4"/>
+              <w:bottom w:val="single" w:color="BFC5CC" w:sz="4"/>
+              <w:right w:val="single" w:color="BFC5CC" w:sz="4"/>
+            </w:tcBorders>
+            <w:tcMar>
+              <w:top w:type="dxa" w:w="60"/>
+              <w:left w:type="dxa" w:w="100"/>
+              <w:bottom w:type="dxa" w:w="60"/>
+              <w:right w:type="dxa" w:w="100"/>
+            </w:tcMar>
+          </w:tcPr>
+          <w:p>
+            <w:pPr>
+              <w:jc w:val="left"/>
+            </w:pPr>
+            <w:r>
+              <w:rPr>
+                <w:sz w:val="19"/>
+                <w:szCs w:val="19"/>
+              </w:rPr>
+              <w:t xml:space="preserve">Готовые адаптеры = типовой список + тестовый адаптер FIX</w:t>
+            </w:r>
+          </w:p>
+        </w:tc>
+        <w:tc>
+          <w:tcPr>
+            <w:tcW w:type="dxa" w:w="3038"/>
+            <w:tcBorders>
+              <w:top w:val="single" w:color="BFC5CC" w:sz="4"/>
+              <w:left w:val="single" w:color="BFC5CC" w:sz="4"/>
+              <w:bottom w:val="single" w:color="BFC5CC" w:sz="4"/>
+              <w:right w:val="single" w:color="BFC5CC" w:sz="4"/>
+            </w:tcBorders>
+            <w:tcMar>
+              <w:top w:type="dxa" w:w="60"/>
+              <w:left w:type="dxa" w:w="100"/>
+              <w:bottom w:type="dxa" w:w="60"/>
+              <w:right w:type="dxa" w:w="100"/>
+            </w:tcMar>
+          </w:tcPr>
+          <w:p>
+            <w:pPr>
+              <w:jc w:val="left"/>
+            </w:pPr>
+            <w:r>
+              <w:rPr>
+                <w:sz w:val="19"/>
+                <w:szCs w:val="19"/>
+              </w:rPr>
+              <w:t xml:space="preserve">OK</w:t>
+            </w:r>
+          </w:p>
+        </w:tc>
+      </w:tr>
+      <w:tr>
+        <w:tc>
+          <w:tcPr>
+            <w:tcW w:type="dxa" w:w="600"/>
+            <w:tcBorders>
+              <w:top w:val="single" w:color="BFC5CC" w:sz="4"/>
+              <w:left w:val="single" w:color="BFC5CC" w:sz="4"/>
+              <w:bottom w:val="single" w:color="BFC5CC" w:sz="4"/>
+              <w:right w:val="single" w:color="BFC5CC" w:sz="4"/>
+            </w:tcBorders>
+            <w:tcMar>
+              <w:top w:type="dxa" w:w="60"/>
+              <w:left w:type="dxa" w:w="100"/>
+              <w:bottom w:type="dxa" w:w="60"/>
+              <w:right w:type="dxa" w:w="100"/>
+            </w:tcMar>
+          </w:tcPr>
+          <w:p>
+            <w:pPr>
+              <w:jc w:val="left"/>
+            </w:pPr>
+            <w:r>
+              <w:rPr>
+                <w:sz w:val="19"/>
+                <w:szCs w:val="19"/>
+              </w:rPr>
+              <w:t xml:space="preserve">3а</w:t>
+            </w:r>
+          </w:p>
+        </w:tc>
+        <w:tc>
+          <w:tcPr>
+            <w:tcW w:type="dxa" w:w="6000"/>
+            <w:tcBorders>
+              <w:top w:val="single" w:color="BFC5CC" w:sz="4"/>
+              <w:left w:val="single" w:color="BFC5CC" w:sz="4"/>
+              <w:bottom w:val="single" w:color="BFC5CC" w:sz="4"/>
+              <w:right w:val="single" w:color="BFC5CC" w:sz="4"/>
+            </w:tcBorders>
+            <w:tcMar>
+              <w:top w:type="dxa" w:w="60"/>
+              <w:left w:type="dxa" w:w="100"/>
+              <w:bottom w:type="dxa" w:w="60"/>
+              <w:right w:type="dxa" w:w="100"/>
+            </w:tcMar>
+          </w:tcPr>
+          <w:p>
+            <w:pPr>
+              <w:jc w:val="left"/>
+            </w:pPr>
+            <w:r>
+              <w:rPr>
+                <w:sz w:val="19"/>
+                <w:szCs w:val="19"/>
+              </w:rPr>
+              <w:t xml:space="preserve">Фоновое задание отправки пакета (/send): событие журнала, число заявок 2</w:t>
+            </w:r>
+          </w:p>
+        </w:tc>
+        <w:tc>
+          <w:tcPr>
+            <w:tcW w:type="dxa" w:w="3038"/>
+            <w:tcBorders>
+              <w:top w:val="single" w:color="BFC5CC" w:sz="4"/>
+              <w:left w:val="single" w:color="BFC5CC" w:sz="4"/>
+              <w:bottom w:val="single" w:color="BFC5CC" w:sz="4"/>
+              <w:right w:val="single" w:color="BFC5CC" w:sz="4"/>
+            </w:tcBorders>
+            <w:tcMar>
+              <w:top w:type="dxa" w:w="60"/>
+              <w:left w:type="dxa" w:w="100"/>
+              <w:bottom w:type="dxa" w:w="60"/>
+              <w:right w:type="dxa" w:w="100"/>
+            </w:tcMar>
+          </w:tcPr>
+          <w:p>
+            <w:pPr>
+              <w:jc w:val="left"/>
+            </w:pPr>
+            <w:r>
+              <w:rPr>
+                <w:sz w:val="19"/>
+                <w:szCs w:val="19"/>
+              </w:rPr>
+              <w:t xml:space="preserve">OK, 0 HTTP-запросов к прокси</w:t>
+            </w:r>
+          </w:p>
+        </w:tc>
+      </w:tr>
+      <w:tr>
+        <w:tc>
+          <w:tcPr>
+            <w:tcW w:type="dxa" w:w="600"/>
+            <w:tcBorders>
+              <w:top w:val="single" w:color="BFC5CC" w:sz="4"/>
+              <w:left w:val="single" w:color="BFC5CC" w:sz="4"/>
+              <w:bottom w:val="single" w:color="BFC5CC" w:sz="4"/>
+              <w:right w:val="single" w:color="BFC5CC" w:sz="4"/>
+            </w:tcBorders>
+            <w:tcMar>
+              <w:top w:type="dxa" w:w="60"/>
+              <w:left w:type="dxa" w:w="100"/>
+              <w:bottom w:type="dxa" w:w="60"/>
+              <w:right w:type="dxa" w:w="100"/>
+            </w:tcMar>
+          </w:tcPr>
+          <w:p>
+            <w:pPr>
+              <w:jc w:val="left"/>
+            </w:pPr>
+            <w:r>
+              <w:rPr>
+                <w:sz w:val="19"/>
+                <w:szCs w:val="19"/>
+              </w:rPr>
+              <w:t xml:space="preserve">3б</w:t>
+            </w:r>
+          </w:p>
+        </w:tc>
+        <w:tc>
+          <w:tcPr>
+            <w:tcW w:type="dxa" w:w="6000"/>
+            <w:tcBorders>
+              <w:top w:val="single" w:color="BFC5CC" w:sz="4"/>
+              <w:left w:val="single" w:color="BFC5CC" w:sz="4"/>
+              <w:bottom w:val="single" w:color="BFC5CC" w:sz="4"/>
+              <w:right w:val="single" w:color="BFC5CC" w:sz="4"/>
+            </w:tcBorders>
+            <w:tcMar>
+              <w:top w:type="dxa" w:w="60"/>
+              <w:left w:type="dxa" w:w="100"/>
+              <w:bottom w:type="dxa" w:w="60"/>
+              <w:right w:type="dxa" w:w="100"/>
+            </w:tcMar>
+          </w:tcPr>
+          <w:p>
+            <w:pPr>
+              <w:jc w:val="left"/>
+            </w:pPr>
+            <w:r>
+              <w:rPr>
+                <w:sz w:val="19"/>
+                <w:szCs w:val="19"/>
+              </w:rPr>
+              <w:t xml:space="preserve">Формат JSON-файла: command, guid, orders = 2, body_length, messages</w:t>
+            </w:r>
+          </w:p>
+        </w:tc>
+        <w:tc>
+          <w:tcPr>
+            <w:tcW w:type="dxa" w:w="3038"/>
+            <w:tcBorders>
+              <w:top w:val="single" w:color="BFC5CC" w:sz="4"/>
+              <w:left w:val="single" w:color="BFC5CC" w:sz="4"/>
+              <w:bottom w:val="single" w:color="BFC5CC" w:sz="4"/>
+              <w:right w:val="single" w:color="BFC5CC" w:sz="4"/>
+            </w:tcBorders>
+            <w:tcMar>
+              <w:top w:type="dxa" w:w="60"/>
+              <w:left w:type="dxa" w:w="100"/>
+              <w:bottom w:type="dxa" w:w="60"/>
+              <w:right w:type="dxa" w:w="100"/>
+            </w:tcMar>
+          </w:tcPr>
+          <w:p>
+            <w:pPr>
+              <w:jc w:val="left"/>
+            </w:pPr>
+            <w:r>
+              <w:rPr>
+                <w:sz w:val="19"/>
+                <w:szCs w:val="19"/>
+              </w:rPr>
+              <w:t xml:space="preserve">OK</w:t>
+            </w:r>
+          </w:p>
+        </w:tc>
+      </w:tr>
+      <w:tr>
+        <w:tc>
+          <w:tcPr>
+            <w:tcW w:type="dxa" w:w="600"/>
+            <w:tcBorders>
+              <w:top w:val="single" w:color="BFC5CC" w:sz="4"/>
+              <w:left w:val="single" w:color="BFC5CC" w:sz="4"/>
+              <w:bottom w:val="single" w:color="BFC5CC" w:sz="4"/>
+              <w:right w:val="single" w:color="BFC5CC" w:sz="4"/>
+            </w:tcBorders>
+            <w:tcMar>
+              <w:top w:type="dxa" w:w="60"/>
+              <w:left w:type="dxa" w:w="100"/>
+              <w:bottom w:type="dxa" w:w="60"/>
+              <w:right w:type="dxa" w:w="100"/>
+            </w:tcMar>
+          </w:tcPr>
+          <w:p>
+            <w:pPr>
+              <w:jc w:val="left"/>
+            </w:pPr>
+            <w:r>
+              <w:rPr>
+                <w:sz w:val="19"/>
+                <w:szCs w:val="19"/>
+              </w:rPr>
+              <w:t xml:space="preserve">4</w:t>
+            </w:r>
+          </w:p>
+        </w:tc>
+        <w:tc>
+          <w:tcPr>
+            <w:tcW w:type="dxa" w:w="6000"/>
+            <w:tcBorders>
+              <w:top w:val="single" w:color="BFC5CC" w:sz="4"/>
+              <w:left w:val="single" w:color="BFC5CC" w:sz="4"/>
+              <w:bottom w:val="single" w:color="BFC5CC" w:sz="4"/>
+              <w:right w:val="single" w:color="BFC5CC" w:sz="4"/>
+            </w:tcBorders>
+            <w:tcMar>
+              <w:top w:type="dxa" w:w="60"/>
+              <w:left w:type="dxa" w:w="100"/>
+              <w:bottom w:type="dxa" w:w="60"/>
+              <w:right w:type="dxa" w:w="100"/>
+            </w:tcMar>
+          </w:tcPr>
+          <w:p>
+            <w:pPr>
+              <w:jc w:val="left"/>
+            </w:pPr>
+            <w:r>
+              <w:rPr>
+                <w:sz w:val="19"/>
+                <w:szCs w:val="19"/>
+              </w:rPr>
+              <w:t xml:space="preserve">Фоновое задание разъединения (send?params + disconnect): send записан в файл, disconnect не выполнен</w:t>
+            </w:r>
+          </w:p>
+        </w:tc>
+        <w:tc>
+          <w:tcPr>
+            <w:tcW w:type="dxa" w:w="3038"/>
+            <w:tcBorders>
+              <w:top w:val="single" w:color="BFC5CC" w:sz="4"/>
+              <w:left w:val="single" w:color="BFC5CC" w:sz="4"/>
+              <w:bottom w:val="single" w:color="BFC5CC" w:sz="4"/>
+              <w:right w:val="single" w:color="BFC5CC" w:sz="4"/>
+            </w:tcBorders>
+            <w:tcMar>
+              <w:top w:type="dxa" w:w="60"/>
+              <w:left w:type="dxa" w:w="100"/>
+              <w:bottom w:type="dxa" w:w="60"/>
+              <w:right w:type="dxa" w:w="100"/>
+            </w:tcMar>
+          </w:tcPr>
+          <w:p>
+            <w:pPr>
+              <w:jc w:val="left"/>
+            </w:pPr>
+            <w:r>
+              <w:rPr>
+                <w:sz w:val="19"/>
+                <w:szCs w:val="19"/>
+              </w:rPr>
+              <w:t xml:space="preserve">OK, 0 HTTP-запросов</w:t>
+            </w:r>
+          </w:p>
+        </w:tc>
+      </w:tr>
+      <w:tr>
+        <w:tc>
+          <w:tcPr>
+            <w:tcW w:type="dxa" w:w="600"/>
+            <w:tcBorders>
+              <w:top w:val="single" w:color="BFC5CC" w:sz="4"/>
+              <w:left w:val="single" w:color="BFC5CC" w:sz="4"/>
+              <w:bottom w:val="single" w:color="BFC5CC" w:sz="4"/>
+              <w:right w:val="single" w:color="BFC5CC" w:sz="4"/>
+            </w:tcBorders>
+            <w:tcMar>
+              <w:top w:type="dxa" w:w="60"/>
+              <w:left w:type="dxa" w:w="100"/>
+              <w:bottom w:type="dxa" w:w="60"/>
+              <w:right w:type="dxa" w:w="100"/>
+            </w:tcMar>
+          </w:tcPr>
+          <w:p>
+            <w:pPr>
+              <w:jc w:val="left"/>
+            </w:pPr>
+            <w:r>
+              <w:rPr>
+                <w:sz w:val="19"/>
+                <w:szCs w:val="19"/>
+              </w:rPr>
+              <w:t xml:space="preserve">5</w:t>
+            </w:r>
+          </w:p>
+        </w:tc>
+        <w:tc>
+          <w:tcPr>
+            <w:tcW w:type="dxa" w:w="6000"/>
+            <w:tcBorders>
+              <w:top w:val="single" w:color="BFC5CC" w:sz="4"/>
+              <w:left w:val="single" w:color="BFC5CC" w:sz="4"/>
+              <w:bottom w:val="single" w:color="BFC5CC" w:sz="4"/>
+              <w:right w:val="single" w:color="BFC5CC" w:sz="4"/>
+            </w:tcBorders>
+            <w:tcMar>
+              <w:top w:type="dxa" w:w="60"/>
+              <w:left w:type="dxa" w:w="100"/>
+              <w:bottom w:type="dxa" w:w="60"/>
+              <w:right w:type="dxa" w:w="100"/>
+            </w:tcMar>
+          </w:tcPr>
+          <w:p>
+            <w:pPr>
+              <w:jc w:val="left"/>
+            </w:pPr>
+            <w:r>
+              <w:rPr>
+                <w:sz w:val="19"/>
+                <w:szCs w:val="19"/>
+              </w:rPr>
+              <w:t xml:space="preserve">Контроль: то же задание с отключенным расширением</w:t>
+            </w:r>
+          </w:p>
+        </w:tc>
+        <w:tc>
+          <w:tcPr>
+            <w:tcW w:type="dxa" w:w="3038"/>
+            <w:tcBorders>
+              <w:top w:val="single" w:color="BFC5CC" w:sz="4"/>
+              <w:left w:val="single" w:color="BFC5CC" w:sz="4"/>
+              <w:bottom w:val="single" w:color="BFC5CC" w:sz="4"/>
+              <w:right w:val="single" w:color="BFC5CC" w:sz="4"/>
+            </w:tcBorders>
+            <w:tcMar>
+              <w:top w:type="dxa" w:w="60"/>
+              <w:left w:type="dxa" w:w="100"/>
+              <w:bottom w:type="dxa" w:w="60"/>
+              <w:right w:type="dxa" w:w="100"/>
+            </w:tcMar>
+          </w:tcPr>
+          <w:p>
+            <w:pPr>
+              <w:jc w:val="left"/>
+            </w:pPr>
+            <w:r>
+              <w:rPr>
+                <w:sz w:val="19"/>
+                <w:szCs w:val="19"/>
+              </w:rPr>
+              <w:t xml:space="preserve">2 HTTP-запроса дошли до слушателя: сеть блокирует именно заглушка</w:t>
+            </w:r>
+          </w:p>
+        </w:tc>
+      </w:tr>
+    </w:tbl>
     <w:p>
       <w:pPr>
         <w:pStyle w:val="Heading2"/>
       </w:pPr>
       <w:r>
-        <w:t xml:space="preserve">5.6. Условия на тестовой копии</w:t>
+        <w:t xml:space="preserve">5.7. Условия на тестовой копии</w:t>
       </w:r>
     </w:p>
     <w:p>
@@ -8490,7 +11698,7 @@
         <w:spacing w:after="60"/>
       </w:pPr>
       <w:r>
-        <w:t xml:space="preserve">Расширение подключается без безопасного режима: в безопасном режиме запись файлов недоступна.</w:t>
+        <w:t xml:space="preserve">Расширение подключается без безопасного режима, защита от опасных действий - без предупреждений.</w:t>
       </w:r>
     </w:p>
     <w:p>
@@ -8551,7 +11759,7 @@
         <w:spacing w:after="60"/>
       </w:pPr>
       <w:r>
-        <w:t xml:space="preserve">До подключения расширения проверить, что настройки WebSocket-прокси на Т-1 не указывают на рабочий шлюз и регламентная синхронизация адаптеров не подключается к нему. После подключения заглушка блокирует все сетевые вызовы адаптера FIX.</w:t>
+        <w:t xml:space="preserve">Т-1 каждую ночь заменяется копией PROD: расширение устанавливается заново в день прогона.</w:t>
       </w:r>
     </w:p>
     <w:p>
@@ -8564,6 +11772,19 @@
         <w:spacing w:after="60"/>
       </w:pPr>
       <w:r>
+        <w:t xml:space="preserve">Без расширения отправка на Т-1 не выполняется: если настройки прокси скопированы с PROD, заявки уйдут в рабочий шлюз.</w:t>
+      </w:r>
+    </w:p>
+    <w:p>
+      <w:pPr>
+        <w:pStyle w:val="ListParagraph"/>
+        <w:numPr>
+          <w:ilvl w:val="0"/>
+          <w:numId w:val="2"/>
+        </w:numPr>
+        <w:spacing w:after="60"/>
+      </w:pPr>
+      <w:r>
         <w:t xml:space="preserve">Т-1 работает на более медленном сервере, чем PROD. Абсолютное время сравнивается только между прогонами на Т-1, с PROD сравниваются доли блоков.</w:t>
       </w:r>
     </w:p>
@@ -8572,7 +11793,7 @@
         <w:pStyle w:val="Heading2"/>
       </w:pPr>
       <w:r>
-        <w:t xml:space="preserve">5.7. Методика прогона</w:t>
+        <w:t xml:space="preserve">5.8. Методика прогона</w:t>
       </w:r>
     </w:p>
     <w:p>
@@ -8585,7 +11806,7 @@
         <w:spacing w:after="60"/>
       </w:pPr>
       <w:r>
-        <w:t xml:space="preserve">Подготовить на Т-1 наборы поручений в статусе, допускающем отправку: 100, 1 000, 4 500 и 10 000 поручений.</w:t>
+        <w:t xml:space="preserve">Тестовые поручения: копирование выбранных поручений в блоттере (команда "Скопировать...") создает новые проведенные поручения, которые можно отправить. Наборы: 1, 100, 1 000, 4 500 и 10 000 поручений.</w:t>
       </w:r>
     </w:p>
     <w:p>
@@ -8598,7 +11819,7 @@
         <w:spacing w:after="60"/>
       </w:pPr>
       <w:r>
-        <w:t xml:space="preserve">Прогон без отладчика: отправить каждый набор кнопкой "Проверить и отправить" и сравнить время ключевой операции "Отправка" с моделью раздела 2. Проверить, что число </w:t>
+        <w:t xml:space="preserve">Контрольный прогон на 1 поручении: в отладчике в начале </w:t>
       </w:r>
       <w:r>
         <w:rPr>
@@ -8606,10 +11827,32 @@
           <w:sz w:val="19"/>
           <w:szCs w:val="19"/>
         </w:rPr>
-        <w:t xml:space="preserve">orders</w:t>
-      </w:r>
-      <w:r>
-        <w:t xml:space="preserve"> в JSON-файле совпадает с числом отправленных поручений. На 10 000 проверяется линейность (риск раздела 3).</w:t>
+        <w:t xml:space="preserve">Распорядители.Отправка</w:t>
+      </w:r>
+      <w:r>
+        <w:t xml:space="preserve"> убедиться, что </w:t>
+      </w:r>
+      <w:r>
+        <w:rPr>
+          <w:rFonts w:ascii="Consolas" w:cs="Consolas" w:eastAsia="Consolas" w:hAnsi="Consolas"/>
+          <w:sz w:val="19"/>
+          <w:szCs w:val="19"/>
+        </w:rPr>
+        <w:t xml:space="preserve">Адаптеры.ЗаглушкаОтправкиFIXВключена()</w:t>
+      </w:r>
+      <w:r>
+        <w:t xml:space="preserve"> = Истина; после отправки - событие журнала </w:t>
+      </w:r>
+      <w:r>
+        <w:rPr>
+          <w:rFonts w:ascii="Consolas" w:cs="Consolas" w:eastAsia="Consolas" w:hAnsi="Consolas"/>
+          <w:sz w:val="19"/>
+          <w:szCs w:val="19"/>
+        </w:rPr>
+        <w:t xml:space="preserve">IMDEV-9529.ЗаглушкаFIX</w:t>
+      </w:r>
+      <w:r>
+        <w:t xml:space="preserve"> с числом заявок 1.</w:t>
       </w:r>
     </w:p>
     <w:p>
@@ -8622,7 +11865,7 @@
         <w:spacing w:after="60"/>
       </w:pPr>
       <w:r>
-        <w:t xml:space="preserve">Прогон под отладчиком: включить отладку на сервере Т-1, в конфигураторе или EDT включить автоматическое подключение фоновых заданий и замер производительности; отправить набор из 1 000 поручений. Отладчик должен подключиться к фоновому заданию проверки (длительная операция) и к фоновому заданию адаптера.</w:t>
+        <w:t xml:space="preserve">Прогон без отладчика: наборы 100, 1 000, 4 500, 10 000; время - по ключевой операции "Отправка", сравнение с моделью раздела 2, на 10 000 проверяется линейность (риск раздела 3).</w:t>
       </w:r>
     </w:p>
     <w:p>
@@ -8635,7 +11878,7 @@
         <w:spacing w:after="60"/>
       </w:pPr>
       <w:r>
-        <w:t xml:space="preserve">Из результата замера производительности выписать строки с наибольшим временем и разнести их по блокам раздела 4.</w:t>
+        <w:t xml:space="preserve">Прогон под отладчиком: автоматическое подключение фоновых заданий и замер производительности; набор 1 000 поручений. Отладчик подключается к фоновому заданию проверки (длительная операция) и к фоновому заданию адаптера.</w:t>
       </w:r>
     </w:p>
     <w:p>
@@ -8648,7 +11891,20 @@
         <w:spacing w:after="60"/>
       </w:pPr>
       <w:r>
-        <w:t xml:space="preserve">Между прогонами вернуть поручения в начальное состояние командой блоттера "Перевести в начальное состояние".</w:t>
+        <w:t xml:space="preserve">Из результата замера производительности выписать строки с наибольшим временем и разнести их по блокам раздела 4.</w:t>
+      </w:r>
+    </w:p>
+    <w:p>
+      <w:pPr>
+        <w:pStyle w:val="ListParagraph"/>
+        <w:numPr>
+          <w:ilvl w:val="0"/>
+          <w:numId w:val="4"/>
+        </w:numPr>
+        <w:spacing w:after="60"/>
+      </w:pPr>
+      <w:r>
+        <w:t xml:space="preserve">Между прогонами поручения возвращаются в начальное состояние командой блоттера "Перевести в начальное состояние".</w:t>
       </w:r>
     </w:p>
     <w:p>
@@ -8656,7 +11912,7 @@
         <w:pStyle w:val="Heading2"/>
       </w:pPr>
       <w:r>
-        <w:t xml:space="preserve">5.8. Результат и ограничения</w:t>
+        <w:t xml:space="preserve">5.9. Результат и ограничения</w:t>
       </w:r>
     </w:p>
     <w:p>
@@ -8723,6 +11979,19 @@
       </w:pPr>
       <w:r>
         <w:t xml:space="preserve">На Т-1 поручения остаются в статусе "Отправлено, ожидается подтверждение": ответы биржи не поступают.</w:t>
+      </w:r>
+    </w:p>
+    <w:p>
+      <w:pPr>
+        <w:pStyle w:val="ListParagraph"/>
+        <w:numPr>
+          <w:ilvl w:val="0"/>
+          <w:numId w:val="2"/>
+        </w:numPr>
+        <w:spacing w:after="60"/>
+      </w:pPr>
+      <w:r>
+        <w:t xml:space="preserve">Регламентная синхронизация адаптеров на Т-1 отмечает адаптер FIX как не подключенный: на отправку не влияет, готовность адаптера задает заглушка.</w:t>
       </w:r>
     </w:p>
     <w:sectPr>
@@ -9024,6 +12293,21 @@
   <w:style w:type="paragraph" w:styleId="Normal" w:default="1">
     <w:name w:val="Normal"/>
     <w:qFormat/>
+  </w:style>
+  <w:style w:type="table" w:styleId="TableNormal" w:default="true">
+    <w:name w:val="Normal Table"/>
+    <w:uiPriority w:val="99"/>
+    <w:semiHidden/>
+    <w:unhideWhenUsed/>
+    <w:tblPr>
+      <w:tblInd w:type="dxa" w:w="0"/>
+      <w:tblCellMar>
+        <w:top w:type="dxa" w:w="0"/>
+        <w:left w:type="dxa" w:w="108"/>
+        <w:bottom w:type="dxa" w:w="0"/>
+        <w:right w:type="dxa" w:w="108"/>
+      </w:tblCellMar>
+    </w:tblPr>
   </w:style>
   <w:style w:type="paragraph" w:styleId="Heading3">
     <w:name w:val="Heading 3"/>
